--- a/TFM_MarioSoto/src/codigo/procesamiento_datos/docs/entrega_memoria_alpha/resumen_interpolacion.docx
+++ b/TFM_MarioSoto/src/codigo/procesamiento_datos/docs/entrega_memoria_alpha/resumen_interpolacion.docx
@@ -1071,15 +1071,7 @@
       </w:r>
       <w:proofErr w:type="spellEnd"/>
       <w:r>
-        <w:t xml:space="preserve">: tiempo del </w:t>
-      </w:r>
-      <w:proofErr w:type="spellStart"/>
-      <w:r>
-        <w:t>split</w:t>
-      </w:r>
-      <w:proofErr w:type="spellEnd"/>
-      <w:r>
-        <w:t xml:space="preserve"> en formato </w:t>
+        <w:t xml:space="preserve">: tiempo del split en formato </w:t>
       </w:r>
       <w:proofErr w:type="spellStart"/>
       <w:r>
@@ -1100,15 +1092,7 @@
       </w:r>
       <w:proofErr w:type="spellEnd"/>
       <w:r>
-        <w:t xml:space="preserve">: tiempo del </w:t>
-      </w:r>
-      <w:proofErr w:type="spellStart"/>
-      <w:r>
-        <w:t>split</w:t>
-      </w:r>
-      <w:proofErr w:type="spellEnd"/>
-      <w:r>
-        <w:t xml:space="preserve"> expresado en segundos</w:t>
+        <w:t>: tiempo del split expresado en segundos</w:t>
       </w:r>
     </w:p>
     <w:p>
@@ -1124,15 +1108,7 @@
       </w:r>
       <w:proofErr w:type="spellEnd"/>
       <w:r>
-        <w:t xml:space="preserve">: </w:t>
-      </w:r>
-      <w:proofErr w:type="spellStart"/>
-      <w:r>
-        <w:t>split</w:t>
-      </w:r>
-      <w:proofErr w:type="spellEnd"/>
-      <w:r>
-        <w:t xml:space="preserve"> anterior</w:t>
+        <w:t>: split anterior</w:t>
       </w:r>
     </w:p>
     <w:p>
@@ -1247,15 +1223,7 @@
       </w:r>
       <w:r>
         <w:br/>
-        <w:t xml:space="preserve">Se combinan los tiempos por </w:t>
-      </w:r>
-      <w:proofErr w:type="spellStart"/>
-      <w:r>
-        <w:t>split</w:t>
-      </w:r>
-      <w:proofErr w:type="spellEnd"/>
-      <w:r>
-        <w:t xml:space="preserve"> (</w:t>
+        <w:t>Se combinan los tiempos por split (</w:t>
       </w:r>
       <w:proofErr w:type="spellStart"/>
       <w:r>
@@ -1344,23 +1312,7 @@
       </w:r>
       <w:r>
         <w:br/>
-        <w:t xml:space="preserve">Se eliminan los registros correspondientes al </w:t>
-      </w:r>
-      <w:proofErr w:type="spellStart"/>
-      <w:r>
-        <w:t>split</w:t>
-      </w:r>
-      <w:proofErr w:type="spellEnd"/>
-      <w:r>
-        <w:t xml:space="preserve"> de salida (</w:t>
-      </w:r>
-      <w:proofErr w:type="spellStart"/>
-      <w:r>
-        <w:t>split</w:t>
-      </w:r>
-      <w:proofErr w:type="spellEnd"/>
-      <w:r>
-        <w:t xml:space="preserve"> == 'Salida').</w:t>
+        <w:t>Se eliminan los registros correspondientes al split de salida (split == 'Salida').</w:t>
       </w:r>
     </w:p>
     <w:p>
@@ -1431,15 +1383,7 @@
       </w:r>
       <w:r>
         <w:br/>
-        <w:t xml:space="preserve">Se eliminan filas con valores negativos en variables numéricas críticas (tiempo por </w:t>
-      </w:r>
-      <w:proofErr w:type="spellStart"/>
-      <w:r>
-        <w:t>split</w:t>
-      </w:r>
-      <w:proofErr w:type="spellEnd"/>
-      <w:r>
-        <w:t xml:space="preserve"> y distancia).</w:t>
+        <w:t>Se eliminan filas con valores negativos en variables numéricas críticas (tiempo por split y distancia).</w:t>
       </w:r>
     </w:p>
     <w:p>
@@ -1500,15 +1444,7 @@
         </w:numPr>
       </w:pPr>
       <w:r>
-        <w:t xml:space="preserve">Se reorganizan los datos para que cada fila represente a un atleta en una carrera y cada columna corresponda a un </w:t>
-      </w:r>
-      <w:proofErr w:type="spellStart"/>
-      <w:r>
-        <w:t>split</w:t>
-      </w:r>
-      <w:proofErr w:type="spellEnd"/>
-      <w:r>
-        <w:t xml:space="preserve"> concreto.</w:t>
+        <w:t>Se reorganizan los datos para que cada fila represente a un atleta en una carrera y cada columna corresponda a un split concreto.</w:t>
       </w:r>
     </w:p>
     <w:p>
@@ -1557,15 +1493,7 @@
         </w:numPr>
       </w:pPr>
       <w:r>
-        <w:t xml:space="preserve">Marcas temporales brutas por </w:t>
-      </w:r>
-      <w:proofErr w:type="spellStart"/>
-      <w:r>
-        <w:t>split</w:t>
-      </w:r>
-      <w:proofErr w:type="spellEnd"/>
-      <w:r>
-        <w:t xml:space="preserve"> (</w:t>
+        <w:t>Marcas temporales brutas por split (</w:t>
       </w:r>
       <w:proofErr w:type="spellStart"/>
       <w:r>
@@ -1702,15 +1630,7 @@
       </w:r>
       <w:proofErr w:type="spellEnd"/>
       <w:r>
-        <w:t xml:space="preserve"> son los tiempos de cada </w:t>
-      </w:r>
-      <w:proofErr w:type="spellStart"/>
-      <w:r>
-        <w:t>split</w:t>
-      </w:r>
-      <w:proofErr w:type="spellEnd"/>
-      <w:r>
-        <w:t>, expresados en segundos y organizados en columnas independientes.</w:t>
+        <w:t xml:space="preserve"> son los tiempos de cada split, expresados en segundos y organizados en columnas independientes.</w:t>
       </w:r>
     </w:p>
     <w:p>
@@ -2300,14 +2220,12 @@
       <w:r>
         <w:t xml:space="preserve">Se usan las variables de tiempo de cada </w:t>
       </w:r>
-      <w:proofErr w:type="spellStart"/>
       <w:r>
         <w:t>s</w:t>
       </w:r>
       <w:r>
         <w:t>plit</w:t>
       </w:r>
-      <w:proofErr w:type="spellEnd"/>
       <w:r>
         <w:t xml:space="preserve">. </w:t>
       </w:r>
@@ -2335,15 +2253,7 @@
     </w:p>
     <w:p>
       <w:r>
-        <w:t xml:space="preserve">    - Se calcula: MAE por </w:t>
-      </w:r>
-      <w:proofErr w:type="spellStart"/>
-      <w:r>
-        <w:t>split</w:t>
-      </w:r>
-      <w:proofErr w:type="spellEnd"/>
-      <w:r>
-        <w:t xml:space="preserve"> (</w:t>
+        <w:t>    - Se calcula: MAE por split (</w:t>
       </w:r>
       <w:proofErr w:type="spellStart"/>
       <w:r>
@@ -2673,141 +2583,178 @@
       </w:r>
       <w:proofErr w:type="spellEnd"/>
       <w:r>
+        <w:t>\_split_{i}: distancia recorrida en el split i usando la relación tiempo–pace.</w:t>
+      </w:r>
+    </w:p>
+    <w:p>
+      <w:pPr>
+        <w:rPr>
+          <w:lang w:val="en-GB"/>
+        </w:rPr>
+      </w:pPr>
+      <w:r>
+        <w:rPr>
+          <w:lang w:val="en-GB"/>
+        </w:rPr>
+        <w:t xml:space="preserve">- </w:t>
+      </w:r>
+      <w:proofErr w:type="spellStart"/>
+      <w:r>
+        <w:rPr>
+          <w:lang w:val="en-GB"/>
+        </w:rPr>
+        <w:t>Fórmula</w:t>
+      </w:r>
+      <w:proofErr w:type="spellEnd"/>
+      <w:r>
+        <w:rPr>
+          <w:lang w:val="en-GB"/>
+        </w:rPr>
+        <w:t>:  </w:t>
+      </w:r>
+      <w:proofErr w:type="spellStart"/>
+      <w:r>
+        <w:rPr>
+          <w:lang w:val="en-GB"/>
+        </w:rPr>
+        <w:t>dist</w:t>
+      </w:r>
+      <w:proofErr w:type="spellEnd"/>
+      <w:r>
+        <w:rPr>
+          <w:lang w:val="en-GB"/>
+        </w:rPr>
+        <w:t>\_split_{</w:t>
+      </w:r>
+      <w:proofErr w:type="spellStart"/>
+      <w:r>
+        <w:rPr>
+          <w:lang w:val="en-GB"/>
+        </w:rPr>
+        <w:t>i</w:t>
+      </w:r>
+      <w:proofErr w:type="spellEnd"/>
+      <w:r>
+        <w:rPr>
+          <w:lang w:val="en-GB"/>
+        </w:rPr>
+        <w:t xml:space="preserve">} = </w:t>
+      </w:r>
+      <w:proofErr w:type="spellStart"/>
+      <w:r>
+        <w:rPr>
+          <w:lang w:val="en-GB"/>
+        </w:rPr>
+        <w:t>tiempo</w:t>
+      </w:r>
+      <w:proofErr w:type="spellEnd"/>
+      <w:r>
+        <w:rPr>
+          <w:lang w:val="en-GB"/>
+        </w:rPr>
+        <w:t>\_split_{</w:t>
+      </w:r>
+      <w:proofErr w:type="spellStart"/>
+      <w:r>
+        <w:rPr>
+          <w:lang w:val="en-GB"/>
+        </w:rPr>
+        <w:t>i</w:t>
+      </w:r>
+      <w:proofErr w:type="spellEnd"/>
+      <w:r>
+        <w:rPr>
+          <w:lang w:val="en-GB"/>
+        </w:rPr>
+        <w:t>} \times pace_{</w:t>
+      </w:r>
+      <w:proofErr w:type="spellStart"/>
+      <w:r>
+        <w:rPr>
+          <w:lang w:val="en-GB"/>
+        </w:rPr>
+        <w:t>i</w:t>
+      </w:r>
+      <w:proofErr w:type="spellEnd"/>
+      <w:r>
+        <w:rPr>
+          <w:lang w:val="en-GB"/>
+        </w:rPr>
+        <w:t>}</w:t>
+      </w:r>
+    </w:p>
+    <w:p>
+      <w:pPr>
+        <w:rPr>
+          <w:b/>
+          <w:bCs/>
+          <w:lang w:val="en-GB"/>
+        </w:rPr>
+      </w:pPr>
+    </w:p>
+    <w:p>
+      <w:pPr>
+        <w:rPr>
+          <w:b/>
+          <w:bCs/>
+        </w:rPr>
+      </w:pPr>
+      <w:r>
+        <w:rPr>
+          <w:b/>
+          <w:bCs/>
+        </w:rPr>
+        <w:t>Distancia acumulada</w:t>
+      </w:r>
+    </w:p>
+    <w:p>
+      <w:r>
+        <w:t xml:space="preserve">- </w:t>
+      </w:r>
+      <w:proofErr w:type="spellStart"/>
+      <w:r>
+        <w:t>dist</w:t>
+      </w:r>
+      <w:proofErr w:type="spellEnd"/>
+      <w:r>
         <w:t>\_</w:t>
       </w:r>
       <w:proofErr w:type="spellStart"/>
       <w:r>
-        <w:t>split</w:t>
-      </w:r>
-      <w:proofErr w:type="spellEnd"/>
-      <w:r>
-        <w:t>_{i}: distancia recorrida en el split i usando la relación tiempo–pace.</w:t>
-      </w:r>
-    </w:p>
-    <w:p>
-      <w:pPr>
-        <w:rPr>
-          <w:lang w:val="en-GB"/>
-        </w:rPr>
-      </w:pPr>
-      <w:r>
-        <w:rPr>
-          <w:lang w:val="en-GB"/>
-        </w:rPr>
-        <w:t xml:space="preserve">- </w:t>
-      </w:r>
-      <w:proofErr w:type="spellStart"/>
-      <w:r>
-        <w:rPr>
-          <w:lang w:val="en-GB"/>
-        </w:rPr>
-        <w:t>Fórmula</w:t>
-      </w:r>
-      <w:proofErr w:type="spellEnd"/>
-      <w:r>
-        <w:rPr>
-          <w:lang w:val="en-GB"/>
-        </w:rPr>
-        <w:t>:  </w:t>
-      </w:r>
-      <w:proofErr w:type="spellStart"/>
-      <w:r>
-        <w:rPr>
-          <w:lang w:val="en-GB"/>
-        </w:rPr>
+        <w:t>acum</w:t>
+      </w:r>
+      <w:proofErr w:type="spellEnd"/>
+      <w:r>
+        <w:t>_{i}: distancia total recorrida desde el inicio hasta el split i.</w:t>
+      </w:r>
+    </w:p>
+    <w:p>
+      <w:r>
+        <w:t>- Fórmula:  </w:t>
+      </w:r>
+      <w:proofErr w:type="spellStart"/>
+      <w:r>
         <w:t>dist</w:t>
       </w:r>
       <w:proofErr w:type="spellEnd"/>
       <w:r>
-        <w:rPr>
-          <w:lang w:val="en-GB"/>
-        </w:rPr>
-        <w:t>\_split_{</w:t>
-      </w:r>
-      <w:proofErr w:type="spellStart"/>
-      <w:r>
-        <w:rPr>
-          <w:lang w:val="en-GB"/>
-        </w:rPr>
-        <w:t>i</w:t>
-      </w:r>
-      <w:proofErr w:type="spellEnd"/>
-      <w:r>
-        <w:rPr>
-          <w:lang w:val="en-GB"/>
-        </w:rPr>
-        <w:t xml:space="preserve">} = </w:t>
-      </w:r>
-      <w:proofErr w:type="spellStart"/>
-      <w:r>
-        <w:rPr>
-          <w:lang w:val="en-GB"/>
-        </w:rPr>
-        <w:t>tiempo</w:t>
-      </w:r>
-      <w:proofErr w:type="spellEnd"/>
-      <w:r>
-        <w:rPr>
-          <w:lang w:val="en-GB"/>
-        </w:rPr>
-        <w:t>\_split_{</w:t>
-      </w:r>
-      <w:proofErr w:type="spellStart"/>
-      <w:r>
-        <w:rPr>
-          <w:lang w:val="en-GB"/>
-        </w:rPr>
-        <w:t>i</w:t>
-      </w:r>
-      <w:proofErr w:type="spellEnd"/>
-      <w:r>
-        <w:rPr>
-          <w:lang w:val="en-GB"/>
-        </w:rPr>
-        <w:t>} \times pace_{</w:t>
-      </w:r>
-      <w:proofErr w:type="spellStart"/>
-      <w:r>
-        <w:rPr>
-          <w:lang w:val="en-GB"/>
-        </w:rPr>
-        <w:t>i</w:t>
-      </w:r>
-      <w:proofErr w:type="spellEnd"/>
-      <w:r>
-        <w:rPr>
-          <w:lang w:val="en-GB"/>
-        </w:rPr>
-        <w:t>}</w:t>
-      </w:r>
-    </w:p>
-    <w:p>
-      <w:pPr>
-        <w:rPr>
-          <w:b/>
-          <w:bCs/>
-          <w:lang w:val="en-GB"/>
-        </w:rPr>
-      </w:pPr>
-    </w:p>
-    <w:p>
-      <w:pPr>
-        <w:rPr>
-          <w:b/>
-          <w:bCs/>
-        </w:rPr>
-      </w:pPr>
-      <w:r>
-        <w:rPr>
-          <w:b/>
-          <w:bCs/>
-        </w:rPr>
-        <w:t>Distancia acumulada</w:t>
-      </w:r>
-    </w:p>
-    <w:p>
-      <w:r>
-        <w:t xml:space="preserve">- </w:t>
+        <w:t>\_</w:t>
+      </w:r>
+      <w:proofErr w:type="spellStart"/>
+      <w:r>
+        <w:t>acum</w:t>
+      </w:r>
+      <w:proofErr w:type="spellEnd"/>
+      <w:r>
+        <w:t>_{i} = \sum_{k=</w:t>
+      </w:r>
+      <w:proofErr w:type="gramStart"/>
+      <w:r>
+        <w:t>1}^</w:t>
+      </w:r>
+      <w:proofErr w:type="gramEnd"/>
+      <w:r>
+        <w:t xml:space="preserve">{i} </w:t>
       </w:r>
       <w:proofErr w:type="spellStart"/>
       <w:r>
@@ -2815,7 +2762,35 @@
       </w:r>
       <w:proofErr w:type="spellEnd"/>
       <w:r>
-        <w:t>\_</w:t>
+        <w:t>\_split_{k}</w:t>
+      </w:r>
+    </w:p>
+    <w:p>
+      <w:pPr>
+        <w:rPr>
+          <w:b/>
+          <w:bCs/>
+        </w:rPr>
+      </w:pPr>
+    </w:p>
+    <w:p>
+      <w:pPr>
+        <w:rPr>
+          <w:b/>
+          <w:bCs/>
+        </w:rPr>
+      </w:pPr>
+      <w:r>
+        <w:rPr>
+          <w:b/>
+          <w:bCs/>
+        </w:rPr>
+        <w:t>Tiempo acumulado</w:t>
+      </w:r>
+    </w:p>
+    <w:p>
+      <w:r>
+        <w:t>- time\_</w:t>
       </w:r>
       <w:proofErr w:type="spellStart"/>
       <w:r>
@@ -2823,20 +2798,12 @@
       </w:r>
       <w:proofErr w:type="spellEnd"/>
       <w:r>
-        <w:t>_{i}: distancia total recorrida desde el inicio hasta el split i.</w:t>
-      </w:r>
-    </w:p>
-    <w:p>
-      <w:r>
-        <w:t>- Fórmula:  </w:t>
-      </w:r>
-      <w:proofErr w:type="spellStart"/>
-      <w:r>
-        <w:t>dist</w:t>
-      </w:r>
-      <w:proofErr w:type="spellEnd"/>
-      <w:r>
-        <w:t>\_</w:t>
+        <w:t>_{i}: tiempo total transcurrido desde el inicio hasta el split i.</w:t>
+      </w:r>
+    </w:p>
+    <w:p>
+      <w:r>
+        <w:t>- Fórmula:  time\_</w:t>
       </w:r>
       <w:proofErr w:type="spellStart"/>
       <w:r>
@@ -2852,88 +2819,7 @@
       </w:r>
       <w:proofErr w:type="gramEnd"/>
       <w:r>
-        <w:t xml:space="preserve">{i} </w:t>
-      </w:r>
-      <w:proofErr w:type="spellStart"/>
-      <w:r>
-        <w:t>dist</w:t>
-      </w:r>
-      <w:proofErr w:type="spellEnd"/>
-      <w:r>
-        <w:t>\_</w:t>
-      </w:r>
-      <w:proofErr w:type="spellStart"/>
-      <w:r>
-        <w:t>split</w:t>
-      </w:r>
-      <w:proofErr w:type="spellEnd"/>
-      <w:r>
-        <w:t>_{k}</w:t>
-      </w:r>
-    </w:p>
-    <w:p>
-      <w:pPr>
-        <w:rPr>
-          <w:b/>
-          <w:bCs/>
-        </w:rPr>
-      </w:pPr>
-    </w:p>
-    <w:p>
-      <w:pPr>
-        <w:rPr>
-          <w:b/>
-          <w:bCs/>
-        </w:rPr>
-      </w:pPr>
-      <w:r>
-        <w:rPr>
-          <w:b/>
-          <w:bCs/>
-        </w:rPr>
-        <w:t>Tiempo acumulado</w:t>
-      </w:r>
-    </w:p>
-    <w:p>
-      <w:r>
-        <w:t>- time\_</w:t>
-      </w:r>
-      <w:proofErr w:type="spellStart"/>
-      <w:r>
-        <w:t>acum</w:t>
-      </w:r>
-      <w:proofErr w:type="spellEnd"/>
-      <w:r>
-        <w:t>_{i}: tiempo total transcurrido desde el inicio hasta el split i.</w:t>
-      </w:r>
-    </w:p>
-    <w:p>
-      <w:r>
-        <w:t>- Fórmula:  time\_</w:t>
-      </w:r>
-      <w:proofErr w:type="spellStart"/>
-      <w:r>
-        <w:t>acum</w:t>
-      </w:r>
-      <w:proofErr w:type="spellEnd"/>
-      <w:r>
-        <w:t>_{i} = \sum_{k=</w:t>
-      </w:r>
-      <w:proofErr w:type="gramStart"/>
-      <w:r>
-        <w:t>1}^</w:t>
-      </w:r>
-      <w:proofErr w:type="gramEnd"/>
-      <w:r>
-        <w:t>{i} tiempo\_</w:t>
-      </w:r>
-      <w:proofErr w:type="spellStart"/>
-      <w:r>
-        <w:t>split</w:t>
-      </w:r>
-      <w:proofErr w:type="spellEnd"/>
-      <w:r>
-        <w:t>_{k}</w:t>
+        <w:t>{i} tiempo\_split_{k}</w:t>
       </w:r>
     </w:p>
     <w:p>
@@ -3401,23 +3287,7 @@
         </w:numPr>
       </w:pPr>
       <w:r>
-        <w:t xml:space="preserve">Para cada </w:t>
-      </w:r>
-      <w:proofErr w:type="spellStart"/>
-      <w:r>
-        <w:t>split</w:t>
-      </w:r>
-      <w:proofErr w:type="spellEnd"/>
-      <w:r>
-        <w:t xml:space="preserve"> de la carrera, se entrena un modelo independiente que predice el tiempo de ese </w:t>
-      </w:r>
-      <w:proofErr w:type="spellStart"/>
-      <w:r>
-        <w:t>split</w:t>
-      </w:r>
-      <w:proofErr w:type="spellEnd"/>
-      <w:r>
-        <w:t xml:space="preserve"> a partir del resto de </w:t>
+        <w:t xml:space="preserve">Para cada split de la carrera, se entrena un modelo independiente que predice el tiempo de ese split a partir del resto de </w:t>
       </w:r>
       <w:proofErr w:type="spellStart"/>
       <w:r>
@@ -3485,15 +3355,7 @@
         </w:numPr>
       </w:pPr>
       <w:r>
-        <w:t xml:space="preserve">El tiempo del </w:t>
-      </w:r>
-      <w:proofErr w:type="spellStart"/>
-      <w:r>
-        <w:t>split</w:t>
-      </w:r>
-      <w:proofErr w:type="spellEnd"/>
-      <w:r>
-        <w:t xml:space="preserve"> a imputar (</w:t>
+        <w:t>El tiempo del split a imputar (</w:t>
       </w:r>
       <w:proofErr w:type="spellStart"/>
       <w:r>
@@ -3547,15 +3409,7 @@
       </w:r>
       <w:proofErr w:type="spellEnd"/>
       <w:r>
-        <w:t xml:space="preserve"> excluyendo el </w:t>
-      </w:r>
-      <w:proofErr w:type="spellStart"/>
-      <w:r>
-        <w:t>split</w:t>
-      </w:r>
-      <w:proofErr w:type="spellEnd"/>
-      <w:r>
-        <w:t xml:space="preserve"> objetivo).</w:t>
+        <w:t xml:space="preserve"> excluyendo el split objetivo).</w:t>
       </w:r>
     </w:p>
     <w:p>
@@ -3673,7 +3527,13 @@
       </w:r>
       <w:proofErr w:type="spellEnd"/>
       <w:r>
-        <w:t xml:space="preserve"> + edad + género).</w:t>
+        <w:t xml:space="preserve"> + edad + género</w:t>
+      </w:r>
+      <w:r>
+        <w:t xml:space="preserve"> + variables derivadas</w:t>
+      </w:r>
+      <w:r>
+        <w:t>).</w:t>
       </w:r>
     </w:p>
     <w:p>
@@ -3684,15 +3544,7 @@
         </w:numPr>
       </w:pPr>
       <w:r>
-        <w:t>y: variable objetivo (</w:t>
-      </w:r>
-      <w:proofErr w:type="spellStart"/>
-      <w:r>
-        <w:t>split</w:t>
-      </w:r>
-      <w:proofErr w:type="spellEnd"/>
-      <w:r>
-        <w:t xml:space="preserve"> a imputar).</w:t>
+        <w:t>y: variable objetivo (split a imputar).</w:t>
       </w:r>
     </w:p>
     <w:p>
@@ -3830,15 +3682,7 @@
         </w:numPr>
       </w:pPr>
       <w:r>
-        <w:t xml:space="preserve">El modelo entrenado predice el tiempo del </w:t>
-      </w:r>
-      <w:proofErr w:type="spellStart"/>
-      <w:r>
-        <w:t>split</w:t>
-      </w:r>
-      <w:proofErr w:type="spellEnd"/>
-      <w:r>
-        <w:t xml:space="preserve"> objetivo sobre el conjunto </w:t>
+        <w:t xml:space="preserve">El modelo entrenado predice el tiempo del split objetivo sobre el conjunto </w:t>
       </w:r>
       <w:proofErr w:type="gramStart"/>
       <w:r>
@@ -3857,15 +3701,7 @@
         </w:numPr>
       </w:pPr>
       <w:r>
-        <w:t xml:space="preserve">Estas predicciones representan los valores imputados del </w:t>
-      </w:r>
-      <w:proofErr w:type="spellStart"/>
-      <w:r>
-        <w:t>split</w:t>
-      </w:r>
-      <w:proofErr w:type="spellEnd"/>
-      <w:r>
-        <w:t xml:space="preserve"> faltante.</w:t>
+        <w:t>Estas predicciones representan los valores imputados del split faltante.</w:t>
       </w:r>
     </w:p>
     <w:p>
@@ -3887,15 +3723,7 @@
         </w:numPr>
       </w:pPr>
       <w:r>
-        <w:t xml:space="preserve">Para cada </w:t>
-      </w:r>
-      <w:proofErr w:type="spellStart"/>
-      <w:r>
-        <w:t>split</w:t>
-      </w:r>
-      <w:proofErr w:type="spellEnd"/>
-      <w:r>
-        <w:t xml:space="preserve"> se calculan las métricas:</w:t>
+        <w:t>Para cada split se calculan las métricas:</w:t>
       </w:r>
     </w:p>
     <w:p>
@@ -3999,15 +3827,7 @@
       </w:r>
       <w:proofErr w:type="spellEnd"/>
       <w:r>
-        <w:t xml:space="preserve"> resumen por </w:t>
-      </w:r>
-      <w:proofErr w:type="spellStart"/>
-      <w:r>
-        <w:t>split</w:t>
-      </w:r>
-      <w:proofErr w:type="spellEnd"/>
-      <w:r>
-        <w:t>.</w:t>
+        <w:t xml:space="preserve"> resumen por split.</w:t>
       </w:r>
     </w:p>
     <w:p>
@@ -4018,6 +3838,7 @@
         </w:numPr>
       </w:pPr>
       <w:r>
+        <w:lastRenderedPageBreak/>
         <w:t xml:space="preserve">Iteración sobre todos los </w:t>
       </w:r>
       <w:proofErr w:type="spellStart"/>
@@ -4034,16 +3855,7 @@
         </w:numPr>
       </w:pPr>
       <w:r>
-        <w:lastRenderedPageBreak/>
-        <w:t xml:space="preserve">El proceso completo se repite para cada </w:t>
-      </w:r>
-      <w:proofErr w:type="spellStart"/>
-      <w:r>
-        <w:t>split</w:t>
-      </w:r>
-      <w:proofErr w:type="spellEnd"/>
-      <w:r>
-        <w:t xml:space="preserve"> de </w:t>
+        <w:t xml:space="preserve">El proceso completo se repite para cada split de </w:t>
       </w:r>
       <w:proofErr w:type="spellStart"/>
       <w:r>
@@ -4073,15 +3885,7 @@
         </w:numPr>
       </w:pPr>
       <w:r>
-        <w:t xml:space="preserve">Un DataFrame con métricas de desempeño por </w:t>
-      </w:r>
-      <w:proofErr w:type="spellStart"/>
-      <w:r>
-        <w:t>split</w:t>
-      </w:r>
-      <w:proofErr w:type="spellEnd"/>
-      <w:r>
-        <w:t>.</w:t>
+        <w:t>Un DataFrame con métricas de desempeño por split.</w:t>
       </w:r>
     </w:p>
     <w:p>
@@ -4416,7 +4220,6 @@
           <w:b/>
           <w:bCs/>
         </w:rPr>
-        <w:lastRenderedPageBreak/>
         <w:t>Filtrado de splits según error</w:t>
       </w:r>
     </w:p>
@@ -4817,15 +4620,7 @@
         </w:numPr>
       </w:pPr>
       <w:r>
-        <w:t xml:space="preserve">Se obtiene un MAE por </w:t>
-      </w:r>
-      <w:proofErr w:type="spellStart"/>
-      <w:r>
-        <w:t>split</w:t>
-      </w:r>
-      <w:proofErr w:type="spellEnd"/>
-      <w:r>
-        <w:t xml:space="preserve"> (</w:t>
+        <w:t>Se obtiene un MAE por split (</w:t>
       </w:r>
       <w:proofErr w:type="spellStart"/>
       <w:r>
@@ -4846,157 +4641,6 @@
       <w:r>
         <w:lastRenderedPageBreak/>
         <w:t>Se identifican los atletas bien imputados (error ≤10%) y los no imputados, para comparaciones y gráficos posteriores.</w:t>
-      </w:r>
-    </w:p>
-    <w:p/>
-    <w:p>
-      <w:pPr>
-        <w:rPr>
-          <w:b/>
-          <w:bCs/>
-          <w:sz w:val="26"/>
-          <w:szCs w:val="26"/>
-        </w:rPr>
-      </w:pPr>
-      <w:r>
-        <w:rPr>
-          <w:b/>
-          <w:bCs/>
-          <w:sz w:val="26"/>
-          <w:szCs w:val="26"/>
-        </w:rPr>
-        <w:t>Análisis mejores atletas</w:t>
-      </w:r>
-    </w:p>
-    <w:p>
-      <w:r>
-        <w:rPr>
-          <w:b/>
-          <w:bCs/>
-        </w:rPr>
-        <w:t>Selección de los 10 mejores atletas imputados</w:t>
-      </w:r>
-    </w:p>
-    <w:p>
-      <w:pPr>
-        <w:numPr>
-          <w:ilvl w:val="0"/>
-          <w:numId w:val="5"/>
-        </w:numPr>
-      </w:pPr>
-      <w:r>
-        <w:t>Se identifican los 10 atletas imputados con menor tiempo total, es decir, los más rápidos entre los imputados.</w:t>
-      </w:r>
-    </w:p>
-    <w:p>
-      <w:pPr>
-        <w:numPr>
-          <w:ilvl w:val="0"/>
-          <w:numId w:val="5"/>
-        </w:numPr>
-      </w:pPr>
-      <w:r>
-        <w:t xml:space="preserve">Se obtiene una lista de sus </w:t>
-      </w:r>
-      <w:proofErr w:type="spellStart"/>
-      <w:r>
-        <w:t>IDs</w:t>
-      </w:r>
-      <w:proofErr w:type="spellEnd"/>
-      <w:r>
-        <w:t xml:space="preserve"> y sus tiempos totales.</w:t>
-      </w:r>
-    </w:p>
-    <w:p>
-      <w:r>
-        <w:rPr>
-          <w:b/>
-          <w:bCs/>
-        </w:rPr>
-        <w:t>Análisis de errores por split</w:t>
-      </w:r>
-    </w:p>
-    <w:p>
-      <w:pPr>
-        <w:numPr>
-          <w:ilvl w:val="0"/>
-          <w:numId w:val="6"/>
-        </w:numPr>
-      </w:pPr>
-      <w:r>
-        <w:t>Se extraen los errores de imputación correspondientes a los 10 atletas más rápidos.</w:t>
-      </w:r>
-    </w:p>
-    <w:p>
-      <w:pPr>
-        <w:numPr>
-          <w:ilvl w:val="0"/>
-          <w:numId w:val="6"/>
-        </w:numPr>
-      </w:pPr>
-      <w:r>
-        <w:t>Los errores incluyen: valor real, valor imputado y error absoluto por cada split.</w:t>
-      </w:r>
-    </w:p>
-    <w:p>
-      <w:pPr>
-        <w:numPr>
-          <w:ilvl w:val="0"/>
-          <w:numId w:val="6"/>
-        </w:numPr>
-      </w:pPr>
-      <w:r>
-        <w:t>Se ordenan los errores por atleta y por split para facilitar la interpretación.</w:t>
-      </w:r>
-    </w:p>
-    <w:p>
-      <w:r>
-        <w:rPr>
-          <w:b/>
-          <w:bCs/>
-        </w:rPr>
-        <w:t>Salida y visualización</w:t>
-      </w:r>
-    </w:p>
-    <w:p>
-      <w:pPr>
-        <w:numPr>
-          <w:ilvl w:val="0"/>
-          <w:numId w:val="7"/>
-        </w:numPr>
-      </w:pPr>
-      <w:r>
-        <w:t>Se devuelve un diccionario con el conteo de los mejores atletas en cada grupo de error.</w:t>
-      </w:r>
-    </w:p>
-    <w:p>
-      <w:pPr>
-        <w:numPr>
-          <w:ilvl w:val="0"/>
-          <w:numId w:val="7"/>
-        </w:numPr>
-      </w:pPr>
-      <w:r>
-        <w:t xml:space="preserve">Se proporcionan los </w:t>
-      </w:r>
-      <w:proofErr w:type="spellStart"/>
-      <w:r>
-        <w:t>IDs</w:t>
-      </w:r>
-      <w:proofErr w:type="spellEnd"/>
-      <w:r>
-        <w:t xml:space="preserve"> y tiempos de los 10 atletas imputados más rápidos.</w:t>
-      </w:r>
-    </w:p>
-    <w:p>
-      <w:pPr>
-        <w:numPr>
-          <w:ilvl w:val="0"/>
-          <w:numId w:val="7"/>
-        </w:numPr>
-      </w:pPr>
-      <w:r>
-        <w:t>Se entrega un DataFrame con los errores de imputación de cada split para estos atletas, listo para análisis o visualización.</w:t>
       </w:r>
     </w:p>
     <w:p>
@@ -5154,7 +4798,7 @@
           <w:szCs w:val="26"/>
         </w:rPr>
         <w:drawing>
-          <wp:inline distT="0" distB="0" distL="0" distR="0" wp14:anchorId="5ACA66A3" wp14:editId="11335F45">
+          <wp:inline distT="0" distB="0" distL="0" distR="0" wp14:anchorId="5ACA66A3" wp14:editId="77D728EF">
             <wp:extent cx="5400040" cy="1777365"/>
             <wp:effectExtent l="0" t="0" r="0" b="0"/>
             <wp:docPr id="1814321052" name="Picture 1" descr="A graph of a number of data&#10;&#10;AI-generated content may be incorrect."/>
@@ -5223,6 +4867,137 @@
       <w:r>
         <w:t xml:space="preserve"> de la carpeta</w:t>
       </w:r>
+    </w:p>
+    <w:p>
+      <w:pPr>
+        <w:rPr>
+          <w:b/>
+          <w:bCs/>
+          <w:sz w:val="26"/>
+          <w:szCs w:val="26"/>
+        </w:rPr>
+      </w:pPr>
+      <w:bookmarkStart w:id="0" w:name="_Hlk219664843"/>
+    </w:p>
+    <w:p>
+      <w:pPr>
+        <w:rPr>
+          <w:b/>
+          <w:bCs/>
+          <w:sz w:val="26"/>
+          <w:szCs w:val="26"/>
+        </w:rPr>
+      </w:pPr>
+    </w:p>
+    <w:p>
+      <w:pPr>
+        <w:rPr>
+          <w:b/>
+          <w:bCs/>
+          <w:sz w:val="26"/>
+          <w:szCs w:val="26"/>
+        </w:rPr>
+      </w:pPr>
+    </w:p>
+    <w:p>
+      <w:pPr>
+        <w:rPr>
+          <w:b/>
+          <w:bCs/>
+          <w:sz w:val="26"/>
+          <w:szCs w:val="26"/>
+        </w:rPr>
+      </w:pPr>
+    </w:p>
+    <w:p>
+      <w:pPr>
+        <w:rPr>
+          <w:b/>
+          <w:bCs/>
+          <w:sz w:val="26"/>
+          <w:szCs w:val="26"/>
+        </w:rPr>
+      </w:pPr>
+    </w:p>
+    <w:p>
+      <w:pPr>
+        <w:rPr>
+          <w:b/>
+          <w:bCs/>
+          <w:sz w:val="26"/>
+          <w:szCs w:val="26"/>
+        </w:rPr>
+      </w:pPr>
+    </w:p>
+    <w:p>
+      <w:pPr>
+        <w:rPr>
+          <w:b/>
+          <w:bCs/>
+          <w:sz w:val="26"/>
+          <w:szCs w:val="26"/>
+        </w:rPr>
+      </w:pPr>
+    </w:p>
+    <w:p>
+      <w:pPr>
+        <w:rPr>
+          <w:b/>
+          <w:bCs/>
+          <w:sz w:val="26"/>
+          <w:szCs w:val="26"/>
+        </w:rPr>
+      </w:pPr>
+    </w:p>
+    <w:p>
+      <w:pPr>
+        <w:rPr>
+          <w:b/>
+          <w:bCs/>
+          <w:sz w:val="26"/>
+          <w:szCs w:val="26"/>
+        </w:rPr>
+      </w:pPr>
+    </w:p>
+    <w:p>
+      <w:pPr>
+        <w:rPr>
+          <w:b/>
+          <w:bCs/>
+          <w:sz w:val="26"/>
+          <w:szCs w:val="26"/>
+        </w:rPr>
+      </w:pPr>
+    </w:p>
+    <w:p>
+      <w:pPr>
+        <w:rPr>
+          <w:b/>
+          <w:bCs/>
+          <w:sz w:val="26"/>
+          <w:szCs w:val="26"/>
+        </w:rPr>
+      </w:pPr>
+    </w:p>
+    <w:p>
+      <w:pPr>
+        <w:rPr>
+          <w:b/>
+          <w:bCs/>
+          <w:sz w:val="26"/>
+          <w:szCs w:val="26"/>
+        </w:rPr>
+      </w:pPr>
+    </w:p>
+    <w:p>
+      <w:pPr>
+        <w:rPr>
+          <w:b/>
+          <w:bCs/>
+          <w:sz w:val="26"/>
+          <w:szCs w:val="26"/>
+        </w:rPr>
+      </w:pPr>
     </w:p>
     <w:p>
       <w:proofErr w:type="spellStart"/>
@@ -6982,13 +6757,44 @@
           <w:szCs w:val="26"/>
         </w:rPr>
       </w:pPr>
-      <w:r>
+    </w:p>
+    <w:p>
+      <w:pPr>
         <w:rPr>
           <w:b/>
           <w:bCs/>
           <w:sz w:val="26"/>
           <w:szCs w:val="26"/>
         </w:rPr>
+      </w:pPr>
+    </w:p>
+    <w:p>
+      <w:pPr>
+        <w:rPr>
+          <w:b/>
+          <w:bCs/>
+          <w:sz w:val="26"/>
+          <w:szCs w:val="26"/>
+        </w:rPr>
+      </w:pPr>
+    </w:p>
+    <w:p>
+      <w:pPr>
+        <w:rPr>
+          <w:b/>
+          <w:bCs/>
+          <w:sz w:val="26"/>
+          <w:szCs w:val="26"/>
+        </w:rPr>
+      </w:pPr>
+      <w:r>
+        <w:rPr>
+          <w:b/>
+          <w:bCs/>
+          <w:sz w:val="26"/>
+          <w:szCs w:val="26"/>
+        </w:rPr>
+        <w:lastRenderedPageBreak/>
         <w:t>DBSCAN</w:t>
       </w:r>
     </w:p>
@@ -7005,7 +6811,6 @@
         </w:numPr>
       </w:pPr>
       <w:r>
-        <w:lastRenderedPageBreak/>
         <w:t xml:space="preserve">Se seleccionan los </w:t>
       </w:r>
       <w:proofErr w:type="spellStart"/>
@@ -7477,116 +7282,308 @@
     <w:p/>
     <w:p/>
     <w:p>
-      <w:pPr>
-        <w:rPr>
-          <w:b/>
-          <w:bCs/>
-          <w:sz w:val="26"/>
-          <w:szCs w:val="26"/>
-        </w:rPr>
-      </w:pPr>
-      <w:r>
-        <w:rPr>
-          <w:b/>
-          <w:bCs/>
-          <w:sz w:val="26"/>
-          <w:szCs w:val="26"/>
-        </w:rPr>
-        <w:t>Mejores atletas</w:t>
-      </w:r>
-    </w:p>
-    <w:p>
-      <w:pPr>
-        <w:rPr>
-          <w:b/>
-          <w:bCs/>
-        </w:rPr>
-      </w:pPr>
-      <w:r>
-        <w:rPr>
-          <w:b/>
-          <w:bCs/>
-        </w:rPr>
-        <w:t>Selección de atletas en el espacio t-SNE mediante polígono</w:t>
-      </w:r>
-    </w:p>
-    <w:p>
-      <w:pPr>
-        <w:rPr>
-          <w:b/>
-          <w:bCs/>
-        </w:rPr>
-      </w:pPr>
-      <w:r>
-        <w:rPr>
-          <w:b/>
-          <w:bCs/>
-        </w:rPr>
-        <w:t>Proyección t-SNE</w:t>
-      </w:r>
-    </w:p>
-    <w:p>
-      <w:r>
-        <w:t xml:space="preserve">• Se parte de un </w:t>
-      </w:r>
-      <w:proofErr w:type="spellStart"/>
-      <w:r>
-        <w:t>DataFrame</w:t>
-      </w:r>
-      <w:proofErr w:type="spellEnd"/>
-      <w:r>
-        <w:t xml:space="preserve"> (</w:t>
-      </w:r>
-      <w:proofErr w:type="spellStart"/>
-      <w:r>
-        <w:t>df_tsne</w:t>
-      </w:r>
-      <w:proofErr w:type="spellEnd"/>
-      <w:r>
-        <w:t>) que contiene la proyección bidimensional t-SNE de los atletas, con las coordenadas TSNE1 y TSNE2.</w:t>
+      <w:r>
+        <w:rPr>
+          <w:b/>
+          <w:bCs/>
+        </w:rPr>
+        <w:t>HDBSCAN</w:t>
       </w:r>
       <w:r>
         <w:br/>
-        <w:t>• Cada punto del plano representa un atleta.</w:t>
-      </w:r>
-    </w:p>
-    <w:p>
-      <w:pPr>
-        <w:rPr>
-          <w:b/>
-          <w:bCs/>
-        </w:rPr>
-      </w:pPr>
-      <w:r>
-        <w:rPr>
-          <w:b/>
-          <w:bCs/>
-        </w:rPr>
+      </w:r>
+      <w:r>
+        <w:rPr>
+          <w:b/>
+          <w:bCs/>
+        </w:rPr>
+        <w:t xml:space="preserve">Detección de </w:t>
+      </w:r>
+      <w:proofErr w:type="spellStart"/>
+      <w:r>
+        <w:rPr>
+          <w:b/>
+          <w:bCs/>
+        </w:rPr>
+        <w:t>outliers</w:t>
+      </w:r>
+      <w:proofErr w:type="spellEnd"/>
+      <w:r>
+        <w:rPr>
+          <w:b/>
+          <w:bCs/>
+        </w:rPr>
+        <w:t xml:space="preserve"> por </w:t>
+      </w:r>
+      <w:proofErr w:type="spellStart"/>
+      <w:r>
+        <w:rPr>
+          <w:b/>
+          <w:bCs/>
+        </w:rPr>
+        <w:t>clustering</w:t>
+      </w:r>
+      <w:proofErr w:type="spellEnd"/>
+      <w:r>
+        <w:rPr>
+          <w:b/>
+          <w:bCs/>
+        </w:rPr>
+        <w:t xml:space="preserve"> basado en densidad</w:t>
+      </w:r>
+    </w:p>
+    <w:p>
+      <w:r>
+        <w:rPr>
+          <w:b/>
+          <w:bCs/>
+        </w:rPr>
+        <w:t>Preprocesamiento y PCA (opcional)</w:t>
+      </w:r>
+    </w:p>
+    <w:p>
+      <w:pPr>
+        <w:numPr>
+          <w:ilvl w:val="0"/>
+          <w:numId w:val="79"/>
+        </w:numPr>
+      </w:pPr>
+      <w:r>
         <w:lastRenderedPageBreak/>
-        <w:t>Definición de la región de interés</w:t>
-      </w:r>
-    </w:p>
-    <w:p>
-      <w:r>
-        <w:t>• Se define manualmente un polígono en el espacio t-SNE mediante una lista ordenada de vértices (</w:t>
-      </w:r>
-      <w:proofErr w:type="spellStart"/>
-      <w:r>
-        <w:t>vertices</w:t>
+        <w:t>Se seleccionan las columnas de características (</w:t>
+      </w:r>
+      <w:proofErr w:type="spellStart"/>
+      <w:r>
+        <w:t>features</w:t>
+      </w:r>
+      <w:proofErr w:type="spellEnd"/>
+      <w:r>
+        <w:t xml:space="preserve">) del </w:t>
+      </w:r>
+      <w:proofErr w:type="spellStart"/>
+      <w:r>
+        <w:t>dataframe</w:t>
+      </w:r>
+      <w:proofErr w:type="spellEnd"/>
+      <w:r>
+        <w:t>.</w:t>
+      </w:r>
+    </w:p>
+    <w:p>
+      <w:pPr>
+        <w:numPr>
+          <w:ilvl w:val="0"/>
+          <w:numId w:val="79"/>
+        </w:numPr>
+      </w:pPr>
+      <w:r>
+        <w:t>Se estandarizan los datos para media 0 y desviación estándar 1.</w:t>
+      </w:r>
+    </w:p>
+    <w:p>
+      <w:pPr>
+        <w:numPr>
+          <w:ilvl w:val="0"/>
+          <w:numId w:val="79"/>
+        </w:numPr>
+      </w:pPr>
+      <w:r>
+        <w:t>Opcionalmente, se aplica PCA para reducir la dimensionalidad y concentrar la información en las primeras componentes principales.</w:t>
+      </w:r>
+    </w:p>
+    <w:p>
+      <w:proofErr w:type="spellStart"/>
+      <w:r>
+        <w:rPr>
+          <w:b/>
+          <w:bCs/>
+        </w:rPr>
+        <w:t>Clustering</w:t>
+      </w:r>
+      <w:proofErr w:type="spellEnd"/>
+      <w:r>
+        <w:rPr>
+          <w:b/>
+          <w:bCs/>
+        </w:rPr>
+        <w:t xml:space="preserve"> HDBSCAN</w:t>
+      </w:r>
+    </w:p>
+    <w:p>
+      <w:pPr>
+        <w:numPr>
+          <w:ilvl w:val="0"/>
+          <w:numId w:val="80"/>
+        </w:numPr>
+      </w:pPr>
+      <w:r>
+        <w:t>Se aplica HDBSCAN sobre los datos escalados o proyectados por PCA.</w:t>
+      </w:r>
+    </w:p>
+    <w:p>
+      <w:pPr>
+        <w:numPr>
+          <w:ilvl w:val="0"/>
+          <w:numId w:val="80"/>
+        </w:numPr>
+      </w:pPr>
+      <w:r>
+        <w:t>Se prueban varias combinaciones de parámetros (</w:t>
+      </w:r>
+      <w:proofErr w:type="spellStart"/>
+      <w:r>
+        <w:t>min_</w:t>
+      </w:r>
+      <w:proofErr w:type="gramStart"/>
+      <w:r>
+        <w:t>cluster</w:t>
+      </w:r>
+      <w:proofErr w:type="gramEnd"/>
+      <w:r>
+        <w:t>_size</w:t>
+      </w:r>
+      <w:proofErr w:type="spellEnd"/>
+      <w:r>
+        <w:t xml:space="preserve">, </w:t>
+      </w:r>
+      <w:proofErr w:type="spellStart"/>
+      <w:r>
+        <w:t>min_samples</w:t>
+      </w:r>
+      <w:proofErr w:type="spellEnd"/>
+      <w:r>
+        <w:t>) para explorar distintos niveles de densidad.</w:t>
+      </w:r>
+    </w:p>
+    <w:p>
+      <w:pPr>
+        <w:numPr>
+          <w:ilvl w:val="0"/>
+          <w:numId w:val="80"/>
+        </w:numPr>
+      </w:pPr>
+      <w:r>
+        <w:t xml:space="preserve">Cada punto recibe una etiqueta de </w:t>
+      </w:r>
+      <w:proofErr w:type="spellStart"/>
+      <w:proofErr w:type="gramStart"/>
+      <w:r>
+        <w:t>cluster</w:t>
+      </w:r>
+      <w:proofErr w:type="spellEnd"/>
+      <w:proofErr w:type="gramEnd"/>
+      <w:r>
+        <w:t>:</w:t>
+      </w:r>
+    </w:p>
+    <w:p>
+      <w:pPr>
+        <w:numPr>
+          <w:ilvl w:val="1"/>
+          <w:numId w:val="80"/>
+        </w:numPr>
+      </w:pPr>
+      <w:r>
+        <w:t xml:space="preserve">-1 indica </w:t>
+      </w:r>
+      <w:proofErr w:type="spellStart"/>
+      <w:r>
+        <w:t>outliers</w:t>
+      </w:r>
+      <w:proofErr w:type="spellEnd"/>
+      <w:r>
+        <w:t>.</w:t>
+      </w:r>
+    </w:p>
+    <w:p>
+      <w:pPr>
+        <w:numPr>
+          <w:ilvl w:val="1"/>
+          <w:numId w:val="80"/>
+        </w:numPr>
+      </w:pPr>
+      <w:r>
+        <w:t xml:space="preserve">Otros valores identifican </w:t>
+      </w:r>
+      <w:proofErr w:type="spellStart"/>
+      <w:proofErr w:type="gramStart"/>
+      <w:r>
+        <w:t>clusters</w:t>
+      </w:r>
+      <w:proofErr w:type="spellEnd"/>
+      <w:proofErr w:type="gramEnd"/>
+      <w:r>
+        <w:t xml:space="preserve"> densos.</w:t>
+      </w:r>
+    </w:p>
+    <w:p>
+      <w:pPr>
+        <w:numPr>
+          <w:ilvl w:val="0"/>
+          <w:numId w:val="80"/>
+        </w:numPr>
+      </w:pPr>
+      <w:r>
+        <w:t>Para cada configuración se calculan y muestran:</w:t>
+      </w:r>
+    </w:p>
+    <w:p>
+      <w:pPr>
+        <w:numPr>
+          <w:ilvl w:val="1"/>
+          <w:numId w:val="80"/>
+        </w:numPr>
+      </w:pPr>
+      <w:r>
+        <w:t xml:space="preserve">Número de </w:t>
+      </w:r>
+      <w:proofErr w:type="spellStart"/>
+      <w:proofErr w:type="gramStart"/>
+      <w:r>
+        <w:t>clusters</w:t>
+      </w:r>
+      <w:proofErr w:type="spellEnd"/>
+      <w:proofErr w:type="gramEnd"/>
+      <w:r>
+        <w:t xml:space="preserve"> detectados (excluyendo </w:t>
+      </w:r>
+      <w:proofErr w:type="spellStart"/>
+      <w:r>
+        <w:t>outliers</w:t>
       </w:r>
       <w:proofErr w:type="spellEnd"/>
       <w:r>
         <w:t>).</w:t>
       </w:r>
-      <w:r>
-        <w:br/>
-        <w:t xml:space="preserve">• Este polígono delimita una región concreta del espacio t-SNE que corresponde a un grupo de atletas </w:t>
-      </w:r>
-      <w:r>
-        <w:t xml:space="preserve">avanzados </w:t>
-      </w:r>
-      <w:r>
-        <w:t>con comportamiento similar (</w:t>
+    </w:p>
+    <w:p>
+      <w:pPr>
+        <w:numPr>
+          <w:ilvl w:val="1"/>
+          <w:numId w:val="80"/>
+        </w:numPr>
+      </w:pPr>
+      <w:r>
+        <w:t xml:space="preserve">Número de </w:t>
+      </w:r>
+      <w:proofErr w:type="spellStart"/>
+      <w:r>
+        <w:t>outliers</w:t>
+      </w:r>
+      <w:proofErr w:type="spellEnd"/>
+      <w:r>
+        <w:t>.</w:t>
+      </w:r>
+    </w:p>
+    <w:p>
+      <w:pPr>
+        <w:numPr>
+          <w:ilvl w:val="1"/>
+          <w:numId w:val="80"/>
+        </w:numPr>
+      </w:pPr>
+      <w:r>
+        <w:t xml:space="preserve">Tamaño de cada </w:t>
       </w:r>
       <w:proofErr w:type="spellStart"/>
       <w:proofErr w:type="gramStart"/>
@@ -7596,746 +7593,187 @@
       <w:proofErr w:type="spellEnd"/>
       <w:proofErr w:type="gramEnd"/>
       <w:r>
-        <w:t xml:space="preserve"> visual).</w:t>
-      </w:r>
-      <w:r>
-        <w:br/>
-        <w:t xml:space="preserve">• Se construye un objeto Path de </w:t>
-      </w:r>
-      <w:proofErr w:type="spellStart"/>
-      <w:r>
-        <w:t>Matplotlib</w:t>
-      </w:r>
-      <w:proofErr w:type="spellEnd"/>
-      <w:r>
-        <w:t xml:space="preserve"> a partir de los vértices para permitir operaciones geométricas.</w:t>
-      </w:r>
-    </w:p>
-    <w:p/>
-    <w:p>
-      <w:pPr>
-        <w:rPr>
-          <w:b/>
-          <w:bCs/>
-        </w:rPr>
-      </w:pPr>
-      <w:r>
-        <w:rPr>
-          <w:b/>
-          <w:bCs/>
-        </w:rPr>
-        <w:t>Selección de puntos dentro del polígono</w:t>
-      </w:r>
-    </w:p>
-    <w:p>
-      <w:r>
-        <w:t>• Se evalúa para cada atleta si su punto (TSNE1, TSNE2) se encuentra dentro del polígono definido.</w:t>
-      </w:r>
-      <w:r>
-        <w:br/>
-        <w:t xml:space="preserve">• Se crea un nuevo </w:t>
-      </w:r>
-      <w:proofErr w:type="spellStart"/>
-      <w:r>
-        <w:t>DataFrame</w:t>
-      </w:r>
-      <w:proofErr w:type="spellEnd"/>
-      <w:r>
-        <w:t xml:space="preserve"> (</w:t>
-      </w:r>
-      <w:proofErr w:type="spellStart"/>
-      <w:r>
-        <w:t>df_selected</w:t>
-      </w:r>
-      <w:proofErr w:type="spellEnd"/>
-      <w:r>
-        <w:t>) con los atletas seleccionados.</w:t>
-      </w:r>
-    </w:p>
-    <w:p/>
-    <w:p>
-      <w:pPr>
-        <w:rPr>
-          <w:b/>
-          <w:bCs/>
-        </w:rPr>
-      </w:pPr>
-      <w:r>
-        <w:rPr>
-          <w:b/>
-          <w:bCs/>
-        </w:rPr>
-        <w:t>Visualización de la selección</w:t>
-      </w:r>
-    </w:p>
-    <w:p>
-      <w:r>
-        <w:t>• Se grafica la proyección t-SNE completa mostrando todos los atletas con baja opacidad.</w:t>
-      </w:r>
-      <w:r>
-        <w:br/>
-        <w:t>• Se superponen en color destacado (rojo) los atletas que caen dentro del polígono.</w:t>
-      </w:r>
-      <w:r>
-        <w:br/>
-        <w:t>• La visualización permite validar visualmente la coherencia de la región seleccionada en el espacio t-SNE.</w:t>
-      </w:r>
-    </w:p>
-    <w:p/>
-    <w:p>
-      <w:pPr>
-        <w:rPr>
-          <w:b/>
-          <w:bCs/>
-        </w:rPr>
-      </w:pPr>
-      <w:r>
-        <w:rPr>
-          <w:b/>
-          <w:bCs/>
-        </w:rPr>
-        <w:t>Separación de atletas no seleccionados</w:t>
-      </w:r>
-    </w:p>
-    <w:p>
-      <w:r>
-        <w:t xml:space="preserve">• Se genera un </w:t>
-      </w:r>
-      <w:proofErr w:type="spellStart"/>
-      <w:r>
-        <w:t>DataFrame</w:t>
-      </w:r>
-      <w:proofErr w:type="spellEnd"/>
-      <w:r>
-        <w:t xml:space="preserve"> (</w:t>
-      </w:r>
-      <w:proofErr w:type="spellStart"/>
-      <w:r>
-        <w:t>df_no_selected</w:t>
-      </w:r>
-      <w:proofErr w:type="spellEnd"/>
-      <w:r>
-        <w:t>) con los atletas que no pertenecen a la región seleccionada.</w:t>
-      </w:r>
-      <w:r>
-        <w:br/>
-        <w:t>• Esta separación permite comparar posteriormente el comportamiento de los atletas seleccionados frente al resto del conjunto.</w:t>
-      </w:r>
-    </w:p>
-    <w:p/>
-    <w:p>
-      <w:pPr>
-        <w:rPr>
-          <w:b/>
-          <w:bCs/>
-        </w:rPr>
-      </w:pPr>
-      <w:r>
-        <w:rPr>
-          <w:b/>
-          <w:bCs/>
-        </w:rPr>
-        <w:t>Selección de los atletas más rápidos dentro de la región</w:t>
-      </w:r>
-    </w:p>
-    <w:p>
-      <w:r>
-        <w:t>• A partir de los atletas seleccionados en el polígono, se ordenan por tiempo total de carrera (</w:t>
-      </w:r>
-      <w:proofErr w:type="spellStart"/>
-      <w:r>
-        <w:t>total_time_sec</w:t>
-      </w:r>
-      <w:proofErr w:type="spellEnd"/>
-      <w:r>
-        <w:t>).</w:t>
-      </w:r>
-      <w:r>
-        <w:br/>
-        <w:t>• Se seleccionan los 200 atletas con menor tiempo total (df_top200).</w:t>
-      </w:r>
-      <w:r>
-        <w:br/>
-        <w:t xml:space="preserve">• Este subconjunto representa a los atletas más rápidos dentro del </w:t>
+        <w:t xml:space="preserve"> y cantidad de </w:t>
+      </w:r>
+      <w:proofErr w:type="spellStart"/>
+      <w:r>
+        <w:t>outliers</w:t>
+      </w:r>
+      <w:proofErr w:type="spellEnd"/>
+      <w:r>
+        <w:t>.</w:t>
+      </w:r>
+    </w:p>
+    <w:p>
+      <w:r>
+        <w:rPr>
+          <w:b/>
+          <w:bCs/>
+        </w:rPr>
+        <w:t xml:space="preserve">Consenso de </w:t>
+      </w:r>
+      <w:proofErr w:type="spellStart"/>
+      <w:r>
+        <w:rPr>
+          <w:b/>
+          <w:bCs/>
+        </w:rPr>
+        <w:t>outliers</w:t>
+      </w:r>
+      <w:proofErr w:type="spellEnd"/>
+    </w:p>
+    <w:p>
+      <w:pPr>
+        <w:numPr>
+          <w:ilvl w:val="0"/>
+          <w:numId w:val="81"/>
+        </w:numPr>
+      </w:pPr>
+      <w:r>
+        <w:t xml:space="preserve">Se construye un conjunto global de </w:t>
+      </w:r>
+      <w:proofErr w:type="spellStart"/>
+      <w:r>
+        <w:t>outliers</w:t>
+      </w:r>
+      <w:proofErr w:type="spellEnd"/>
+      <w:r>
+        <w:t xml:space="preserve"> incluyendo todos los atletas detectados como tales en al menos una configuración.</w:t>
+      </w:r>
+    </w:p>
+    <w:p>
+      <w:pPr>
+        <w:numPr>
+          <w:ilvl w:val="0"/>
+          <w:numId w:val="81"/>
+        </w:numPr>
+      </w:pPr>
+      <w:r>
+        <w:t xml:space="preserve">Se cuenta en cuántos modelos distintos cada atleta aparece como </w:t>
+      </w:r>
+      <w:proofErr w:type="spellStart"/>
+      <w:r>
+        <w:t>outlier</w:t>
+      </w:r>
+      <w:proofErr w:type="spellEnd"/>
+      <w:r>
+        <w:t xml:space="preserve"> para medir la robustez de la detección.</w:t>
+      </w:r>
+    </w:p>
+    <w:p>
+      <w:r>
+        <w:rPr>
+          <w:b/>
+          <w:bCs/>
+        </w:rPr>
+        <w:t>Visualización PCA</w:t>
+      </w:r>
+    </w:p>
+    <w:p>
+      <w:pPr>
+        <w:numPr>
+          <w:ilvl w:val="0"/>
+          <w:numId w:val="82"/>
+        </w:numPr>
+      </w:pPr>
+      <w:r>
+        <w:t>Si se usa PCA, se proyectan los atletas sobre pares de componentes (PCA1–PCA2, PCA2–PCA3, PCA1–PCA3).</w:t>
+      </w:r>
+    </w:p>
+    <w:p>
+      <w:pPr>
+        <w:numPr>
+          <w:ilvl w:val="0"/>
+          <w:numId w:val="82"/>
+        </w:numPr>
+      </w:pPr>
+      <w:r>
+        <w:t xml:space="preserve">Se grafican los </w:t>
       </w:r>
       <w:proofErr w:type="spellStart"/>
       <w:proofErr w:type="gramStart"/>
       <w:r>
+        <w:t>clusters</w:t>
+      </w:r>
+      <w:proofErr w:type="spellEnd"/>
+      <w:proofErr w:type="gramEnd"/>
+      <w:r>
+        <w:t xml:space="preserve"> y </w:t>
+      </w:r>
+      <w:proofErr w:type="spellStart"/>
+      <w:r>
+        <w:t>outliers</w:t>
+      </w:r>
+      <w:proofErr w:type="spellEnd"/>
+      <w:r>
+        <w:t xml:space="preserve"> para interpretar su posición relativa en el espacio reducido.</w:t>
+      </w:r>
+    </w:p>
+    <w:p>
+      <w:r>
+        <w:rPr>
+          <w:b/>
+          <w:bCs/>
+        </w:rPr>
+        <w:t>Salida de la función</w:t>
+      </w:r>
+    </w:p>
+    <w:p>
+      <w:pPr>
+        <w:numPr>
+          <w:ilvl w:val="0"/>
+          <w:numId w:val="83"/>
+        </w:numPr>
+      </w:pPr>
+      <w:proofErr w:type="spellStart"/>
+      <w:r>
+        <w:t>df_outliers</w:t>
+      </w:r>
+      <w:proofErr w:type="spellEnd"/>
+      <w:r>
+        <w:t xml:space="preserve">: </w:t>
+      </w:r>
+      <w:proofErr w:type="spellStart"/>
+      <w:r>
+        <w:t>dataframe</w:t>
+      </w:r>
+      <w:proofErr w:type="spellEnd"/>
+      <w:r>
+        <w:t xml:space="preserve"> con los atletas identificados como </w:t>
+      </w:r>
+      <w:proofErr w:type="spellStart"/>
+      <w:r>
+        <w:t>outliers</w:t>
+      </w:r>
+      <w:proofErr w:type="spellEnd"/>
+      <w:r>
+        <w:t xml:space="preserve"> y su número de detecciones.</w:t>
+      </w:r>
+    </w:p>
+    <w:p>
+      <w:pPr>
+        <w:numPr>
+          <w:ilvl w:val="0"/>
+          <w:numId w:val="83"/>
+        </w:numPr>
+      </w:pPr>
+      <w:proofErr w:type="spellStart"/>
+      <w:r>
+        <w:t>hdbscan_results</w:t>
+      </w:r>
+      <w:proofErr w:type="spellEnd"/>
+      <w:r>
+        <w:t xml:space="preserve">: lista de resultados por cada combinación de parámetros, incluyendo etiquetas de </w:t>
+      </w:r>
+      <w:proofErr w:type="spellStart"/>
+      <w:proofErr w:type="gramStart"/>
+      <w:r>
         <w:t>cluster</w:t>
       </w:r>
       <w:proofErr w:type="spellEnd"/>
       <w:proofErr w:type="gramEnd"/>
       <w:r>
-        <w:t xml:space="preserve"> identificado visualmente en el espacio t-SNE.</w:t>
-      </w:r>
-    </w:p>
-    <w:p/>
-    <w:p>
-      <w:pPr>
-        <w:rPr>
-          <w:b/>
-          <w:bCs/>
-        </w:rPr>
-      </w:pPr>
-      <w:r>
-        <w:rPr>
-          <w:b/>
-          <w:bCs/>
-        </w:rPr>
-        <w:t>Salidas del proceso</w:t>
-      </w:r>
-    </w:p>
-    <w:p>
-      <w:r>
-        <w:t xml:space="preserve">• </w:t>
-      </w:r>
-      <w:proofErr w:type="spellStart"/>
-      <w:r>
-        <w:t>df_selected</w:t>
-      </w:r>
-      <w:proofErr w:type="spellEnd"/>
-      <w:r>
-        <w:t>: atletas situados dentro del polígono en el espacio t-SNE.</w:t>
-      </w:r>
-      <w:r>
-        <w:br/>
-        <w:t xml:space="preserve">• </w:t>
-      </w:r>
-      <w:proofErr w:type="spellStart"/>
-      <w:r>
-        <w:t>df_no_selected</w:t>
-      </w:r>
-      <w:proofErr w:type="spellEnd"/>
-      <w:r>
-        <w:t>: atletas fuera de la región seleccionada.</w:t>
-      </w:r>
-      <w:r>
-        <w:br/>
-        <w:t>• df_top200: subconjunto de los 200 atletas más rápidos dentro de la región seleccionada.</w:t>
-      </w:r>
-    </w:p>
-    <w:p/>
-    <w:p>
-      <w:pPr>
-        <w:rPr>
-          <w:b/>
-          <w:bCs/>
-          <w:sz w:val="26"/>
-          <w:szCs w:val="26"/>
-        </w:rPr>
-      </w:pPr>
-    </w:p>
-    <w:p>
-      <w:pPr>
-        <w:rPr>
-          <w:b/>
-          <w:bCs/>
-          <w:sz w:val="26"/>
-          <w:szCs w:val="26"/>
-        </w:rPr>
-      </w:pPr>
-      <w:r>
-        <w:rPr>
-          <w:b/>
-          <w:bCs/>
-          <w:sz w:val="26"/>
-          <w:szCs w:val="26"/>
-        </w:rPr>
-        <w:lastRenderedPageBreak/>
-        <w:t>Comparación de estadísticas numéricas entre múltiples grupos</w:t>
-      </w:r>
-    </w:p>
-    <w:p>
-      <w:pPr>
-        <w:rPr>
-          <w:b/>
-          <w:bCs/>
-        </w:rPr>
-      </w:pPr>
-      <w:r>
-        <w:rPr>
-          <w:b/>
-          <w:bCs/>
-        </w:rPr>
-        <w:t xml:space="preserve">Selección de </w:t>
-      </w:r>
-      <w:proofErr w:type="spellStart"/>
-      <w:r>
-        <w:rPr>
-          <w:b/>
-          <w:bCs/>
-        </w:rPr>
-        <w:t>DataFrames</w:t>
-      </w:r>
-      <w:proofErr w:type="spellEnd"/>
-      <w:r>
-        <w:rPr>
-          <w:b/>
-          <w:bCs/>
-        </w:rPr>
-        <w:t xml:space="preserve"> de comparación</w:t>
-      </w:r>
-    </w:p>
-    <w:p>
-      <w:r>
-        <w:t xml:space="preserve">• Se recibe una lista de </w:t>
-      </w:r>
-      <w:proofErr w:type="spellStart"/>
-      <w:r>
-        <w:t>DataFrames</w:t>
-      </w:r>
-      <w:proofErr w:type="spellEnd"/>
-      <w:r>
-        <w:t xml:space="preserve"> (</w:t>
-      </w:r>
-      <w:proofErr w:type="spellStart"/>
-      <w:r>
-        <w:t>dfs</w:t>
-      </w:r>
-      <w:proofErr w:type="spellEnd"/>
-      <w:r>
-        <w:t xml:space="preserve">) que representan distintos grupos de atletas (por ejemplo: </w:t>
-      </w:r>
-      <w:proofErr w:type="spellStart"/>
-      <w:proofErr w:type="gramStart"/>
-      <w:r>
-        <w:t>cluster</w:t>
-      </w:r>
-      <w:proofErr w:type="spellEnd"/>
-      <w:proofErr w:type="gramEnd"/>
-      <w:r>
-        <w:t xml:space="preserve"> t-SNE, atletas bien imputados, </w:t>
-      </w:r>
-      <w:proofErr w:type="spellStart"/>
-      <w:r>
-        <w:t>outliers</w:t>
-      </w:r>
-      <w:proofErr w:type="spellEnd"/>
-      <w:r>
-        <w:t>, conjunto base, etc.).</w:t>
-      </w:r>
-      <w:r>
-        <w:br/>
-        <w:t>• Cada DataFrame se asocia a una etiqueta descriptiva (</w:t>
-      </w:r>
-      <w:proofErr w:type="spellStart"/>
-      <w:r>
-        <w:t>labels</w:t>
-      </w:r>
-      <w:proofErr w:type="spellEnd"/>
-      <w:r>
-        <w:t>) para su identificación en tablas y visualizaciones.</w:t>
-      </w:r>
-      <w:r>
-        <w:br/>
-        <w:t xml:space="preserve">• Opcionalmente, se define un </w:t>
-      </w:r>
-      <w:proofErr w:type="spellStart"/>
-      <w:r>
-        <w:t>DataFrame</w:t>
-      </w:r>
-      <w:proofErr w:type="spellEnd"/>
-      <w:r>
-        <w:t xml:space="preserve"> base (</w:t>
-      </w:r>
-      <w:proofErr w:type="spellStart"/>
-      <w:r>
-        <w:t>df_base</w:t>
-      </w:r>
-      <w:proofErr w:type="spellEnd"/>
-      <w:r>
-        <w:t>) para determinar qué columnas numéricas se analizarán; por defecto se utiliza el primer DataFrame de la lista.</w:t>
-      </w:r>
-    </w:p>
-    <w:p/>
-    <w:p>
-      <w:pPr>
-        <w:rPr>
-          <w:b/>
-          <w:bCs/>
-        </w:rPr>
-      </w:pPr>
-      <w:r>
-        <w:rPr>
-          <w:b/>
-          <w:bCs/>
-        </w:rPr>
-        <w:t>Identificación de variables numéricas</w:t>
-      </w:r>
-    </w:p>
-    <w:p>
-      <w:r>
-        <w:t xml:space="preserve">• Se seleccionan automáticamente todas las columnas numéricas del </w:t>
-      </w:r>
-      <w:proofErr w:type="spellStart"/>
-      <w:r>
-        <w:t>DataFrame</w:t>
-      </w:r>
-      <w:proofErr w:type="spellEnd"/>
-      <w:r>
-        <w:t xml:space="preserve"> base mediante </w:t>
-      </w:r>
-      <w:proofErr w:type="spellStart"/>
-      <w:r>
-        <w:t>select_dtypes</w:t>
-      </w:r>
-      <w:proofErr w:type="spellEnd"/>
-      <w:r>
-        <w:t>(</w:t>
-      </w:r>
-      <w:proofErr w:type="spellStart"/>
-      <w:r>
-        <w:t>include</w:t>
-      </w:r>
-      <w:proofErr w:type="spellEnd"/>
-      <w:r>
-        <w:t>="</w:t>
-      </w:r>
-      <w:proofErr w:type="spellStart"/>
-      <w:r>
-        <w:t>number</w:t>
-      </w:r>
-      <w:proofErr w:type="spellEnd"/>
-      <w:r>
-        <w:t>").</w:t>
-      </w:r>
-      <w:r>
-        <w:br/>
-        <w:t>• Estas columnas suelen incluir variables como:</w:t>
-      </w:r>
-    </w:p>
-    <w:p>
-      <w:pPr>
-        <w:numPr>
-          <w:ilvl w:val="0"/>
-          <w:numId w:val="47"/>
-        </w:numPr>
-      </w:pPr>
-      <w:r>
-        <w:t xml:space="preserve">Tiempos de </w:t>
-      </w:r>
-      <w:proofErr w:type="spellStart"/>
-      <w:r>
-        <w:t>splits</w:t>
-      </w:r>
-      <w:proofErr w:type="spellEnd"/>
-      <w:r>
-        <w:t>.</w:t>
-      </w:r>
-    </w:p>
-    <w:p>
-      <w:pPr>
-        <w:numPr>
-          <w:ilvl w:val="0"/>
-          <w:numId w:val="47"/>
-        </w:numPr>
-      </w:pPr>
-      <w:r>
-        <w:t>Tiempo total de carrera.</w:t>
-      </w:r>
-    </w:p>
-    <w:p>
-      <w:pPr>
-        <w:numPr>
-          <w:ilvl w:val="0"/>
-          <w:numId w:val="47"/>
-        </w:numPr>
-      </w:pPr>
-      <w:r>
-        <w:t>Edad.</w:t>
-      </w:r>
-    </w:p>
-    <w:p>
-      <w:pPr>
-        <w:numPr>
-          <w:ilvl w:val="0"/>
-          <w:numId w:val="47"/>
-        </w:numPr>
-      </w:pPr>
-      <w:r>
-        <w:t>Otras métricas numéricas derivadas.</w:t>
-      </w:r>
-      <w:r>
-        <w:br/>
-        <w:t>• El uso de un conjunto común de columnas numéricas garantiza la comparabilidad entre los distintos grupos.</w:t>
-      </w:r>
-      <w:r>
-        <w:t xml:space="preserve"> </w:t>
-      </w:r>
-    </w:p>
-    <w:p/>
-    <w:p>
-      <w:pPr>
-        <w:rPr>
-          <w:b/>
-          <w:bCs/>
-        </w:rPr>
-      </w:pPr>
-      <w:r>
-        <w:rPr>
-          <w:b/>
-          <w:bCs/>
-        </w:rPr>
-        <w:t>Estadísticas descriptivas</w:t>
-      </w:r>
-    </w:p>
-    <w:p>
-      <w:r>
-        <w:t>• Para cada DataFrame se calculan y muestran estadísticas descriptivas básicas de las variables numéricas:</w:t>
-      </w:r>
-    </w:p>
-    <w:p>
-      <w:pPr>
-        <w:numPr>
-          <w:ilvl w:val="0"/>
-          <w:numId w:val="48"/>
-        </w:numPr>
-      </w:pPr>
-      <w:r>
-        <w:t>Media.</w:t>
-      </w:r>
-    </w:p>
-    <w:p>
-      <w:pPr>
-        <w:numPr>
-          <w:ilvl w:val="0"/>
-          <w:numId w:val="48"/>
-        </w:numPr>
-      </w:pPr>
-      <w:r>
-        <w:t>Desviación estándar.</w:t>
-      </w:r>
-    </w:p>
-    <w:p>
-      <w:pPr>
-        <w:numPr>
-          <w:ilvl w:val="0"/>
-          <w:numId w:val="48"/>
-        </w:numPr>
-      </w:pPr>
-      <w:r>
-        <w:t>Valores mínimo y máximo.</w:t>
-      </w:r>
-    </w:p>
-    <w:p>
-      <w:pPr>
-        <w:numPr>
-          <w:ilvl w:val="0"/>
-          <w:numId w:val="48"/>
-        </w:numPr>
-      </w:pPr>
-      <w:r>
-        <w:t>Percentiles.</w:t>
-      </w:r>
-      <w:r>
-        <w:br/>
-        <w:t>• Las estadísticas se presentan en formato tabular, facilitando la comparación directa entre grupos.</w:t>
-      </w:r>
-    </w:p>
-    <w:p/>
-    <w:p>
-      <w:pPr>
-        <w:rPr>
-          <w:b/>
-          <w:bCs/>
-        </w:rPr>
-      </w:pPr>
-      <w:r>
-        <w:rPr>
-          <w:b/>
-          <w:bCs/>
-        </w:rPr>
-        <w:t xml:space="preserve">Visualización mediante </w:t>
-      </w:r>
-      <w:proofErr w:type="spellStart"/>
-      <w:r>
-        <w:rPr>
-          <w:b/>
-          <w:bCs/>
-        </w:rPr>
-        <w:t>boxplots</w:t>
-      </w:r>
-      <w:proofErr w:type="spellEnd"/>
-    </w:p>
-    <w:p>
-      <w:r>
-        <w:t xml:space="preserve">• Se generan </w:t>
-      </w:r>
-      <w:proofErr w:type="spellStart"/>
-      <w:r>
-        <w:t>boxplots</w:t>
-      </w:r>
-      <w:proofErr w:type="spellEnd"/>
-      <w:r>
-        <w:t xml:space="preserve"> comparativos para cada variable numérica seleccionada.</w:t>
-      </w:r>
-      <w:r>
-        <w:br/>
-        <w:t xml:space="preserve">• Cada </w:t>
-      </w:r>
-      <w:proofErr w:type="spellStart"/>
-      <w:r>
-        <w:t>boxplot</w:t>
-      </w:r>
-      <w:proofErr w:type="spellEnd"/>
-      <w:r>
-        <w:t xml:space="preserve"> muestra la distribución de una variable para todos los </w:t>
-      </w:r>
-      <w:proofErr w:type="spellStart"/>
-      <w:r>
-        <w:t>DataFrames</w:t>
-      </w:r>
-      <w:proofErr w:type="spellEnd"/>
-      <w:r>
-        <w:t xml:space="preserve"> de entrada, utilizando las etiquetas proporcionadas.</w:t>
-      </w:r>
-      <w:r>
-        <w:br/>
-        <w:t xml:space="preserve">• Los </w:t>
-      </w:r>
-      <w:proofErr w:type="spellStart"/>
-      <w:r>
-        <w:t>boxplots</w:t>
-      </w:r>
-      <w:proofErr w:type="spellEnd"/>
-      <w:r>
-        <w:t xml:space="preserve"> permiten analizar:</w:t>
-      </w:r>
-    </w:p>
-    <w:p>
-      <w:pPr>
-        <w:numPr>
-          <w:ilvl w:val="0"/>
-          <w:numId w:val="49"/>
-        </w:numPr>
-      </w:pPr>
-      <w:r>
-        <w:t>Diferencias en la mediana.</w:t>
-      </w:r>
-    </w:p>
-    <w:p>
-      <w:pPr>
-        <w:numPr>
-          <w:ilvl w:val="0"/>
-          <w:numId w:val="49"/>
-        </w:numPr>
-      </w:pPr>
-      <w:r>
-        <w:lastRenderedPageBreak/>
-        <w:t>Dispersión de los valores.</w:t>
-      </w:r>
-    </w:p>
-    <w:p>
-      <w:pPr>
-        <w:numPr>
-          <w:ilvl w:val="0"/>
-          <w:numId w:val="49"/>
-        </w:numPr>
-      </w:pPr>
-      <w:r>
-        <w:t xml:space="preserve">Presencia de </w:t>
-      </w:r>
-      <w:proofErr w:type="spellStart"/>
-      <w:r>
-        <w:t>outliers</w:t>
-      </w:r>
-      <w:proofErr w:type="spellEnd"/>
-      <w:r>
-        <w:t xml:space="preserve"> entre grupos.</w:t>
-      </w:r>
-    </w:p>
-    <w:p/>
-    <w:p>
-      <w:pPr>
-        <w:rPr>
-          <w:b/>
-          <w:bCs/>
-        </w:rPr>
-      </w:pPr>
-      <w:r>
-        <w:rPr>
-          <w:b/>
-          <w:bCs/>
-        </w:rPr>
-        <w:t>Organización de la visualización</w:t>
-      </w:r>
-    </w:p>
-    <w:p>
-      <w:r>
-        <w:t xml:space="preserve">• Los </w:t>
-      </w:r>
-      <w:proofErr w:type="spellStart"/>
-      <w:r>
-        <w:t>boxplots</w:t>
-      </w:r>
-      <w:proofErr w:type="spellEnd"/>
-      <w:r>
-        <w:t xml:space="preserve"> se organizan en una cuadrícula con un número configurable de columnas (</w:t>
-      </w:r>
-      <w:proofErr w:type="spellStart"/>
-      <w:r>
-        <w:t>n_cols</w:t>
-      </w:r>
-      <w:proofErr w:type="spellEnd"/>
-      <w:r>
-        <w:t>).</w:t>
-      </w:r>
-      <w:r>
-        <w:br/>
-        <w:t>• El número de filas se calcula automáticamente en función del número de variables numéricas.</w:t>
-      </w:r>
-      <w:r>
-        <w:br/>
-        <w:t xml:space="preserve">• Las </w:t>
-      </w:r>
-      <w:proofErr w:type="spellStart"/>
-      <w:r>
-        <w:t>subfiguras</w:t>
-      </w:r>
-      <w:proofErr w:type="spellEnd"/>
-      <w:r>
-        <w:t xml:space="preserve"> sobrantes se eliminan para mantener una presentación limpia.</w:t>
-      </w:r>
-    </w:p>
-    <w:p/>
-    <w:p>
-      <w:pPr>
-        <w:rPr>
-          <w:b/>
-          <w:bCs/>
-        </w:rPr>
-      </w:pPr>
-      <w:r>
-        <w:rPr>
-          <w:b/>
-          <w:bCs/>
-        </w:rPr>
-        <w:t>Salida del proceso</w:t>
-      </w:r>
-    </w:p>
-    <w:p>
-      <w:r>
-        <w:t>• Tablas de estadísticas descriptivas numéricas para cada grupo de atletas.</w:t>
-      </w:r>
-      <w:r>
-        <w:br/>
-        <w:t xml:space="preserve">• Conjunto de </w:t>
-      </w:r>
-      <w:proofErr w:type="spellStart"/>
-      <w:r>
-        <w:t>boxplots</w:t>
-      </w:r>
-      <w:proofErr w:type="spellEnd"/>
-      <w:r>
-        <w:t xml:space="preserve"> comparativos que visualizan las diferencias de distribución entre los distintos </w:t>
-      </w:r>
-      <w:proofErr w:type="spellStart"/>
-      <w:r>
-        <w:t>DataFrames</w:t>
-      </w:r>
-      <w:proofErr w:type="spellEnd"/>
-      <w:r>
-        <w:t xml:space="preserve"> analizados.</w:t>
+        <w:t xml:space="preserve"> y datos escalados/PCA.</w:t>
       </w:r>
     </w:p>
     <w:p/>
@@ -8350,80 +7788,320 @@
           <w:szCs w:val="26"/>
         </w:rPr>
       </w:pPr>
-      <w:r>
+    </w:p>
+    <w:p>
+      <w:pPr>
         <w:rPr>
           <w:b/>
           <w:bCs/>
           <w:sz w:val="26"/>
           <w:szCs w:val="26"/>
         </w:rPr>
-        <w:t>Proporciones de error de imputación por grupo</w:t>
-      </w:r>
-    </w:p>
-    <w:p>
-      <w:pPr>
-        <w:rPr>
-          <w:b/>
-          <w:bCs/>
-        </w:rPr>
-      </w:pPr>
-      <w:r>
-        <w:rPr>
-          <w:b/>
-          <w:bCs/>
-        </w:rPr>
-        <w:t>Selección del grupo de análisis</w:t>
-      </w:r>
-    </w:p>
-    <w:p>
-      <w:r>
-        <w:t>• Se define un subconjunto de atletas (</w:t>
-      </w:r>
-      <w:proofErr w:type="spellStart"/>
-      <w:r>
-        <w:t>df_group</w:t>
-      </w:r>
-      <w:proofErr w:type="spellEnd"/>
-      <w:r>
-        <w:t xml:space="preserve">) </w:t>
-      </w:r>
-    </w:p>
-    <w:p>
-      <w:r>
-        <w:t>• Este grupo puede corresponder, por ejemplo, a:</w:t>
+      </w:pPr>
+      <w:r>
+        <w:rPr>
+          <w:b/>
+          <w:bCs/>
+          <w:sz w:val="26"/>
+          <w:szCs w:val="26"/>
+        </w:rPr>
+        <w:lastRenderedPageBreak/>
+        <w:t xml:space="preserve">Detección de </w:t>
+      </w:r>
+      <w:proofErr w:type="spellStart"/>
+      <w:r>
+        <w:rPr>
+          <w:b/>
+          <w:bCs/>
+          <w:sz w:val="26"/>
+          <w:szCs w:val="26"/>
+        </w:rPr>
+        <w:t>outliers</w:t>
+      </w:r>
+      <w:proofErr w:type="spellEnd"/>
+    </w:p>
+    <w:p>
+      <w:pPr>
+        <w:rPr>
+          <w:b/>
+          <w:bCs/>
+        </w:rPr>
+      </w:pPr>
+      <w:r>
+        <w:rPr>
+          <w:b/>
+          <w:bCs/>
+        </w:rPr>
+        <w:t>Preparación de los datos</w:t>
+      </w:r>
+    </w:p>
+    <w:p>
+      <w:r>
+        <w:t xml:space="preserve">• Se seleccionan dos variables numéricas del </w:t>
+      </w:r>
+      <w:proofErr w:type="spellStart"/>
+      <w:r>
+        <w:t>DataFrame</w:t>
+      </w:r>
+      <w:proofErr w:type="spellEnd"/>
+      <w:r>
+        <w:t xml:space="preserve"> (</w:t>
+      </w:r>
+      <w:proofErr w:type="spellStart"/>
+      <w:r>
+        <w:t>x_col</w:t>
+      </w:r>
+      <w:proofErr w:type="spellEnd"/>
+      <w:r>
+        <w:t xml:space="preserve">, </w:t>
+      </w:r>
+      <w:proofErr w:type="spellStart"/>
+      <w:r>
+        <w:t>y_col</w:t>
+      </w:r>
+      <w:proofErr w:type="spellEnd"/>
+      <w:r>
+        <w:t>) que definen un espacio bidimensional</w:t>
+      </w:r>
+      <w:r>
+        <w:t xml:space="preserve"> (PCA, t-</w:t>
+      </w:r>
+      <w:proofErr w:type="spellStart"/>
+      <w:r>
+        <w:t>sne</w:t>
+      </w:r>
+      <w:proofErr w:type="spellEnd"/>
+      <w:r>
+        <w:t>, UMAP)</w:t>
+      </w:r>
+      <w:r>
+        <w:br/>
+        <w:t xml:space="preserve">• Estas variables se combinan en una matriz X de tamaño </w:t>
+      </w:r>
+      <w:r>
+        <w:rPr>
+          <w:i/>
+          <w:iCs/>
+        </w:rPr>
+        <w:t>(</w:t>
+      </w:r>
+      <w:proofErr w:type="spellStart"/>
+      <w:r>
+        <w:rPr>
+          <w:i/>
+          <w:iCs/>
+        </w:rPr>
+        <w:t>n_muestras</w:t>
+      </w:r>
+      <w:proofErr w:type="spellEnd"/>
+      <w:r>
+        <w:rPr>
+          <w:i/>
+          <w:iCs/>
+        </w:rPr>
+        <w:t xml:space="preserve"> × 2)</w:t>
+      </w:r>
+      <w:r>
+        <w:t>.</w:t>
+      </w:r>
+      <w:r>
+        <w:br/>
+        <w:t xml:space="preserve">• Se crea una copia del </w:t>
+      </w:r>
+      <w:proofErr w:type="spellStart"/>
+      <w:r>
+        <w:t>DataFrame</w:t>
+      </w:r>
+      <w:proofErr w:type="spellEnd"/>
+      <w:r>
+        <w:t xml:space="preserve"> original (</w:t>
+      </w:r>
+      <w:proofErr w:type="spellStart"/>
+      <w:r>
+        <w:t>df_out</w:t>
+      </w:r>
+      <w:proofErr w:type="spellEnd"/>
+      <w:r>
+        <w:t xml:space="preserve">) para almacenar los resultados de detección de </w:t>
+      </w:r>
+      <w:proofErr w:type="spellStart"/>
+      <w:r>
+        <w:t>outliers</w:t>
+      </w:r>
+      <w:proofErr w:type="spellEnd"/>
+      <w:r>
+        <w:t>.</w:t>
+      </w:r>
+    </w:p>
+    <w:p/>
+    <w:p>
+      <w:pPr>
+        <w:rPr>
+          <w:b/>
+          <w:bCs/>
+        </w:rPr>
+      </w:pPr>
+      <w:r>
+        <w:rPr>
+          <w:b/>
+          <w:bCs/>
+        </w:rPr>
+        <w:t xml:space="preserve">Método </w:t>
+      </w:r>
+      <w:proofErr w:type="spellStart"/>
+      <w:r>
+        <w:rPr>
+          <w:b/>
+          <w:bCs/>
+        </w:rPr>
+        <w:t>Mahalanobis</w:t>
+      </w:r>
+      <w:proofErr w:type="spellEnd"/>
+    </w:p>
+    <w:p>
+      <w:r>
+        <w:t>• Se calcula el centro del conjunto de datos como la media de X.</w:t>
+      </w:r>
+      <w:r>
+        <w:br/>
+        <w:t>• Se estima la matriz de covarianza de las variables y su inversa.</w:t>
+      </w:r>
+      <w:r>
+        <w:br/>
+        <w:t xml:space="preserve">• Para cada punto se calcula la </w:t>
+      </w:r>
+      <w:r>
+        <w:rPr>
+          <w:b/>
+          <w:bCs/>
+        </w:rPr>
+        <w:t xml:space="preserve">distancia de </w:t>
+      </w:r>
+      <w:proofErr w:type="spellStart"/>
+      <w:r>
+        <w:rPr>
+          <w:b/>
+          <w:bCs/>
+        </w:rPr>
+        <w:t>Mahalanobis</w:t>
+      </w:r>
+      <w:proofErr w:type="spellEnd"/>
+      <w:r>
+        <w:t>, que tiene en cuenta:</w:t>
       </w:r>
     </w:p>
     <w:p>
       <w:pPr>
         <w:numPr>
           <w:ilvl w:val="0"/>
-          <w:numId w:val="50"/>
-        </w:numPr>
-      </w:pPr>
-      <w:r>
-        <w:t>Atletas seleccionados mediante t-SNE.</w:t>
+          <w:numId w:val="57"/>
+        </w:numPr>
+      </w:pPr>
+      <w:r>
+        <w:t>Escala de las variables.</w:t>
       </w:r>
     </w:p>
     <w:p>
       <w:pPr>
         <w:numPr>
           <w:ilvl w:val="0"/>
-          <w:numId w:val="50"/>
-        </w:numPr>
-      </w:pPr>
-      <w:r>
-        <w:t>Atletas no seleccionados.</w:t>
+          <w:numId w:val="57"/>
+        </w:numPr>
+      </w:pPr>
+      <w:r>
+        <w:t>Correlación entre ellas.</w:t>
+      </w:r>
+      <w:r>
+        <w:br/>
+        <w:t xml:space="preserve">• Se utiliza un umbral basado en un </w:t>
+      </w:r>
+      <w:r>
+        <w:rPr>
+          <w:b/>
+          <w:bCs/>
+        </w:rPr>
+        <w:t>cuantil</w:t>
+      </w:r>
+      <w:r>
+        <w:t>:</w:t>
       </w:r>
     </w:p>
     <w:p>
       <w:pPr>
         <w:numPr>
           <w:ilvl w:val="0"/>
-          <w:numId w:val="50"/>
-        </w:numPr>
-      </w:pPr>
-      <w:r>
-        <w:t>Subconjuntos de mejor rendimiento (Top 200 por tiempo total).</w:t>
+          <w:numId w:val="57"/>
+        </w:numPr>
+      </w:pPr>
+      <w:r>
+        <w:t xml:space="preserve">El parámetro </w:t>
+      </w:r>
+      <w:proofErr w:type="spellStart"/>
+      <w:r>
+        <w:t>contamination</w:t>
+      </w:r>
+      <w:proofErr w:type="spellEnd"/>
+      <w:r>
+        <w:t xml:space="preserve"> define la proporción esperada de </w:t>
+      </w:r>
+      <w:proofErr w:type="spellStart"/>
+      <w:r>
+        <w:t>outliers</w:t>
+      </w:r>
+      <w:proofErr w:type="spellEnd"/>
+      <w:r>
+        <w:t>.</w:t>
+      </w:r>
+      <w:r>
+        <w:br/>
+        <w:t xml:space="preserve">• Se clasifica un punto como </w:t>
+      </w:r>
+      <w:proofErr w:type="spellStart"/>
+      <w:r>
+        <w:t>outlier</w:t>
+      </w:r>
+      <w:proofErr w:type="spellEnd"/>
+      <w:r>
+        <w:t xml:space="preserve"> si su distancia supera el umbral.</w:t>
+      </w:r>
+      <w:r>
+        <w:br/>
+        <w:t>• Se devuelve:</w:t>
+      </w:r>
+    </w:p>
+    <w:p>
+      <w:pPr>
+        <w:numPr>
+          <w:ilvl w:val="0"/>
+          <w:numId w:val="57"/>
+        </w:numPr>
+      </w:pPr>
+      <w:r>
+        <w:t xml:space="preserve">score: distancia de </w:t>
+      </w:r>
+      <w:proofErr w:type="spellStart"/>
+      <w:r>
+        <w:t>Mahalanobis</w:t>
+      </w:r>
+      <w:proofErr w:type="spellEnd"/>
+      <w:r>
+        <w:t>.</w:t>
+      </w:r>
+    </w:p>
+    <w:p>
+      <w:pPr>
+        <w:numPr>
+          <w:ilvl w:val="0"/>
+          <w:numId w:val="57"/>
+        </w:numPr>
+      </w:pPr>
+      <w:proofErr w:type="spellStart"/>
+      <w:r>
+        <w:t>is_outlier</w:t>
+      </w:r>
+      <w:proofErr w:type="spellEnd"/>
+      <w:r>
+        <w:t>: indicador booleano.</w:t>
       </w:r>
     </w:p>
     <w:p/>
@@ -8439,40 +8117,72 @@
           <w:b/>
           <w:bCs/>
         </w:rPr>
-        <w:t>Vinculación con resultados de imputación</w:t>
-      </w:r>
-    </w:p>
-    <w:p>
-      <w:r>
-        <w:t>• Se filtra el DataFrame de comparación de imputación (</w:t>
-      </w:r>
-      <w:proofErr w:type="spellStart"/>
-      <w:r>
-        <w:t>comparison</w:t>
-      </w:r>
-      <w:proofErr w:type="spellEnd"/>
-      <w:r>
-        <w:t>) para incluir únicamente los atletas presentes en el grupo analizado.</w:t>
+        <w:t xml:space="preserve">Método LOF (Local </w:t>
+      </w:r>
+      <w:proofErr w:type="spellStart"/>
+      <w:r>
+        <w:rPr>
+          <w:b/>
+          <w:bCs/>
+        </w:rPr>
+        <w:t>Outlier</w:t>
+      </w:r>
+      <w:proofErr w:type="spellEnd"/>
+      <w:r>
+        <w:rPr>
+          <w:b/>
+          <w:bCs/>
+        </w:rPr>
+        <w:t xml:space="preserve"> Factor)</w:t>
+      </w:r>
+    </w:p>
+    <w:p>
+      <w:r>
+        <w:t xml:space="preserve">• Se aplica </w:t>
+      </w:r>
+      <w:r>
+        <w:rPr>
+          <w:b/>
+          <w:bCs/>
+        </w:rPr>
+        <w:t xml:space="preserve">Local </w:t>
+      </w:r>
+      <w:proofErr w:type="spellStart"/>
+      <w:r>
+        <w:rPr>
+          <w:b/>
+          <w:bCs/>
+        </w:rPr>
+        <w:t>Outlier</w:t>
+      </w:r>
+      <w:proofErr w:type="spellEnd"/>
+      <w:r>
+        <w:rPr>
+          <w:b/>
+          <w:bCs/>
+        </w:rPr>
+        <w:t xml:space="preserve"> Factor</w:t>
+      </w:r>
+      <w:r>
+        <w:t>, que mide la densidad local de cada punto respecto a sus vecinos.</w:t>
       </w:r>
       <w:r>
         <w:br/>
-        <w:t>• Se separan los resultados de imputación en:</w:t>
+        <w:t>• Se usan:</w:t>
       </w:r>
     </w:p>
     <w:p>
       <w:pPr>
         <w:numPr>
           <w:ilvl w:val="0"/>
-          <w:numId w:val="51"/>
-        </w:numPr>
-      </w:pPr>
-      <w:r>
-        <w:rPr>
-          <w:b/>
-          <w:bCs/>
-        </w:rPr>
-        <w:t>Imputaciones correctas (bien imputados)</w:t>
-      </w:r>
+          <w:numId w:val="58"/>
+        </w:numPr>
+      </w:pPr>
+      <w:proofErr w:type="spellStart"/>
+      <w:r>
+        <w:t>n_neighbors</w:t>
+      </w:r>
+      <w:proofErr w:type="spellEnd"/>
       <w:r>
         <w:t>.</w:t>
       </w:r>
@@ -8481,27 +8191,68 @@
       <w:pPr>
         <w:numPr>
           <w:ilvl w:val="0"/>
-          <w:numId w:val="51"/>
-        </w:numPr>
-      </w:pPr>
-      <w:r>
-        <w:rPr>
-          <w:b/>
-          <w:bCs/>
-        </w:rPr>
-        <w:t>Imputaciones con error elevado (mal imputados)</w:t>
-      </w:r>
-      <w:r>
-        <w:t xml:space="preserve">, utilizando la función </w:t>
-      </w:r>
-      <w:proofErr w:type="spellStart"/>
-      <w:r>
-        <w:t>analisis_mal_imputado</w:t>
+          <w:numId w:val="58"/>
+        </w:numPr>
+      </w:pPr>
+      <w:proofErr w:type="spellStart"/>
+      <w:r>
+        <w:t>contamination</w:t>
+      </w:r>
+      <w:proofErr w:type="spellEnd"/>
+      <w:r>
+        <w:t xml:space="preserve"> para fijar la proporción de </w:t>
+      </w:r>
+      <w:proofErr w:type="spellStart"/>
+      <w:r>
+        <w:t>outliers</w:t>
       </w:r>
       <w:proofErr w:type="spellEnd"/>
       <w:r>
         <w:t>.</w:t>
       </w:r>
+      <w:r>
+        <w:br/>
+        <w:t xml:space="preserve">• Un punto se considera </w:t>
+      </w:r>
+      <w:proofErr w:type="spellStart"/>
+      <w:r>
+        <w:t>outlier</w:t>
+      </w:r>
+      <w:proofErr w:type="spellEnd"/>
+      <w:r>
+        <w:t xml:space="preserve"> si su densidad local es significativamente menor que la de su entorno.</w:t>
+      </w:r>
+      <w:r>
+        <w:br/>
+        <w:t>• Se guarda:</w:t>
+      </w:r>
+    </w:p>
+    <w:p>
+      <w:pPr>
+        <w:numPr>
+          <w:ilvl w:val="0"/>
+          <w:numId w:val="58"/>
+        </w:numPr>
+      </w:pPr>
+      <w:r>
+        <w:t>score: valor positivo del factor LOF (a mayor valor, mayor anomalía).</w:t>
+      </w:r>
+    </w:p>
+    <w:p>
+      <w:pPr>
+        <w:numPr>
+          <w:ilvl w:val="0"/>
+          <w:numId w:val="58"/>
+        </w:numPr>
+      </w:pPr>
+      <w:proofErr w:type="spellStart"/>
+      <w:r>
+        <w:t>is_outlier</w:t>
+      </w:r>
+      <w:proofErr w:type="spellEnd"/>
+      <w:r>
+        <w:t>: True para puntos etiquetados como -1.</w:t>
+      </w:r>
     </w:p>
     <w:p/>
     <w:p>
@@ -8511,325 +8262,148 @@
           <w:bCs/>
         </w:rPr>
       </w:pPr>
-    </w:p>
-    <w:p>
-      <w:pPr>
-        <w:rPr>
-          <w:b/>
-          <w:bCs/>
-        </w:rPr>
-      </w:pPr>
-      <w:r>
-        <w:rPr>
-          <w:b/>
-          <w:bCs/>
-        </w:rPr>
+      <w:r>
+        <w:rPr>
+          <w:b/>
+          <w:bCs/>
+        </w:rPr>
+        <w:t xml:space="preserve">Método </w:t>
+      </w:r>
+      <w:proofErr w:type="spellStart"/>
+      <w:r>
+        <w:rPr>
+          <w:b/>
+          <w:bCs/>
+        </w:rPr>
+        <w:t>Isolation</w:t>
+      </w:r>
+      <w:proofErr w:type="spellEnd"/>
+      <w:r>
+        <w:rPr>
+          <w:b/>
+          <w:bCs/>
+        </w:rPr>
+        <w:t xml:space="preserve"> Forest</w:t>
+      </w:r>
+    </w:p>
+    <w:p>
+      <w:r>
+        <w:t xml:space="preserve">• Se entrena un </w:t>
+      </w:r>
+      <w:proofErr w:type="spellStart"/>
+      <w:r>
+        <w:rPr>
+          <w:b/>
+          <w:bCs/>
+        </w:rPr>
+        <w:t>Isolation</w:t>
+      </w:r>
+      <w:proofErr w:type="spellEnd"/>
+      <w:r>
+        <w:rPr>
+          <w:b/>
+          <w:bCs/>
+        </w:rPr>
+        <w:t xml:space="preserve"> Forest</w:t>
+      </w:r>
+      <w:r>
+        <w:t>, que detecta anomalías aislando puntos mediante árboles aleatorios.</w:t>
+      </w:r>
+      <w:r>
+        <w:br/>
+      </w:r>
+      <w:r>
         <w:lastRenderedPageBreak/>
-        <w:t>Conteo de atletas imputados y no imputados</w:t>
-      </w:r>
-    </w:p>
-    <w:p>
-      <w:r>
-        <w:t>• Se calcula:</w:t>
+        <w:t xml:space="preserve">• Los puntos que requieren menos particiones para aislarse se consideran </w:t>
+      </w:r>
+      <w:proofErr w:type="spellStart"/>
+      <w:r>
+        <w:t>outliers</w:t>
+      </w:r>
+      <w:proofErr w:type="spellEnd"/>
+      <w:r>
+        <w:t>.</w:t>
+      </w:r>
+      <w:r>
+        <w:br/>
+        <w:t>• Se controlan:</w:t>
       </w:r>
     </w:p>
     <w:p>
       <w:pPr>
         <w:numPr>
           <w:ilvl w:val="0"/>
-          <w:numId w:val="52"/>
-        </w:numPr>
-      </w:pPr>
-      <w:r>
-        <w:t>Número total de atletas del grupo.</w:t>
+          <w:numId w:val="59"/>
+        </w:numPr>
+      </w:pPr>
+      <w:r>
+        <w:t xml:space="preserve">Proporción de </w:t>
+      </w:r>
+      <w:proofErr w:type="spellStart"/>
+      <w:r>
+        <w:t>outliers</w:t>
+      </w:r>
+      <w:proofErr w:type="spellEnd"/>
+      <w:r>
+        <w:t xml:space="preserve"> con </w:t>
+      </w:r>
+      <w:proofErr w:type="spellStart"/>
+      <w:r>
+        <w:t>contamination</w:t>
+      </w:r>
+      <w:proofErr w:type="spellEnd"/>
+      <w:r>
+        <w:t>.</w:t>
       </w:r>
     </w:p>
     <w:p>
       <w:pPr>
         <w:numPr>
           <w:ilvl w:val="0"/>
-          <w:numId w:val="52"/>
-        </w:numPr>
-      </w:pPr>
-      <w:r>
-        <w:t xml:space="preserve">Número de atletas con al menos un </w:t>
-      </w:r>
-      <w:proofErr w:type="spellStart"/>
-      <w:r>
-        <w:t>split</w:t>
-      </w:r>
-      <w:proofErr w:type="spellEnd"/>
-      <w:r>
-        <w:t xml:space="preserve"> imputado.</w:t>
+          <w:numId w:val="59"/>
+        </w:numPr>
+      </w:pPr>
+      <w:r>
+        <w:t xml:space="preserve">Reproducibilidad con </w:t>
+      </w:r>
+      <w:proofErr w:type="spellStart"/>
+      <w:r>
+        <w:t>random_state</w:t>
+      </w:r>
+      <w:proofErr w:type="spellEnd"/>
+      <w:r>
+        <w:t>.</w:t>
+      </w:r>
+      <w:r>
+        <w:br/>
+        <w:t>• Se guarda:</w:t>
       </w:r>
     </w:p>
     <w:p>
       <w:pPr>
         <w:numPr>
           <w:ilvl w:val="0"/>
-          <w:numId w:val="52"/>
-        </w:numPr>
-      </w:pPr>
-      <w:r>
-        <w:t>Número de atletas sin imputación.</w:t>
-      </w:r>
-    </w:p>
-    <w:p/>
-    <w:p>
-      <w:pPr>
-        <w:rPr>
-          <w:b/>
-          <w:bCs/>
-        </w:rPr>
-      </w:pPr>
-      <w:r>
-        <w:rPr>
-          <w:b/>
-          <w:bCs/>
-        </w:rPr>
-        <w:t>Evaluación por umbrales de error</w:t>
-      </w:r>
-    </w:p>
-    <w:p>
-      <w:r>
-        <w:t xml:space="preserve">• Se definen distintos umbrales relativos de error: </w:t>
-      </w:r>
-      <w:r>
-        <w:rPr>
-          <w:b/>
-          <w:bCs/>
-        </w:rPr>
-        <w:t>10%, 25%, 50% y 100%</w:t>
-      </w:r>
-      <w:r>
-        <w:t xml:space="preserve"> respecto al valor real del </w:t>
-      </w:r>
-      <w:proofErr w:type="spellStart"/>
-      <w:r>
-        <w:t>split</w:t>
-      </w:r>
-      <w:proofErr w:type="spellEnd"/>
-      <w:r>
-        <w:t>.</w:t>
-      </w:r>
-      <w:r>
-        <w:br/>
-        <w:t>• Para cada umbral se calcula:</w:t>
+          <w:numId w:val="59"/>
+        </w:numPr>
+      </w:pPr>
+      <w:r>
+        <w:t>score: nivel de anomalía (inverso del score interno del modelo).</w:t>
       </w:r>
     </w:p>
     <w:p>
       <w:pPr>
         <w:numPr>
           <w:ilvl w:val="0"/>
-          <w:numId w:val="53"/>
-        </w:numPr>
-      </w:pPr>
-      <w:r>
-        <w:t xml:space="preserve">Número de atletas con errores </w:t>
-      </w:r>
-      <w:r>
-        <w:rPr>
-          <w:b/>
-          <w:bCs/>
-        </w:rPr>
-        <w:t>mayores</w:t>
-      </w:r>
-      <w:r>
-        <w:t xml:space="preserve"> al umbral.</w:t>
-      </w:r>
-    </w:p>
-    <w:p>
-      <w:pPr>
-        <w:numPr>
-          <w:ilvl w:val="0"/>
-          <w:numId w:val="53"/>
-        </w:numPr>
-      </w:pPr>
-      <w:r>
-        <w:t xml:space="preserve">Número de atletas con errores </w:t>
-      </w:r>
-      <w:r>
-        <w:rPr>
-          <w:b/>
-          <w:bCs/>
-        </w:rPr>
-        <w:t>menores o iguales</w:t>
-      </w:r>
-      <w:r>
-        <w:t xml:space="preserve"> al umbral.</w:t>
-      </w:r>
-      <w:r>
-        <w:br/>
-        <w:t xml:space="preserve">• El criterio de error se basa en el </w:t>
-      </w:r>
-      <w:r>
-        <w:rPr>
-          <w:b/>
-          <w:bCs/>
-        </w:rPr>
-        <w:t>error absoluto relativo</w:t>
-      </w:r>
-      <w:r>
-        <w:t>:</w:t>
-      </w:r>
-    </w:p>
-    <w:p>
-      <m:oMathPara>
-        <m:oMath>
-          <m:r>
-            <m:rPr>
-              <m:nor/>
-            </m:rPr>
-            <m:t>error relativo</m:t>
-          </m:r>
-          <m:r>
-            <w:rPr>
-              <w:rFonts w:ascii="Cambria Math" w:hAnsi="Cambria Math"/>
-            </w:rPr>
-            <m:t>=</m:t>
-          </m:r>
-          <m:f>
-            <m:fPr>
-              <m:ctrlPr>
-                <w:rPr>
-                  <w:rFonts w:ascii="Cambria Math" w:hAnsi="Cambria Math"/>
-                </w:rPr>
-              </m:ctrlPr>
-            </m:fPr>
-            <m:num>
-              <m:r>
-                <m:rPr>
-                  <m:sty m:val="p"/>
-                </m:rPr>
-                <w:rPr>
-                  <w:rFonts w:ascii="Cambria Math" w:hAnsi="Cambria Math"/>
-                </w:rPr>
-                <m:t>∣</m:t>
-              </m:r>
-              <m:r>
-                <w:rPr>
-                  <w:rFonts w:ascii="Cambria Math" w:hAnsi="Cambria Math"/>
-                </w:rPr>
-                <m:t>valor</m:t>
-              </m:r>
-              <m:r>
-                <m:rPr>
-                  <m:sty m:val="p"/>
-                </m:rPr>
-                <w:rPr>
-                  <w:rFonts w:ascii="Cambria Math" w:hAnsi="Cambria Math"/>
-                </w:rPr>
-                <m:t>_</m:t>
-              </m:r>
-              <m:r>
-                <w:rPr>
-                  <w:rFonts w:ascii="Cambria Math" w:hAnsi="Cambria Math"/>
-                </w:rPr>
-                <m:t>real-valor</m:t>
-              </m:r>
-              <m:r>
-                <m:rPr>
-                  <m:sty m:val="p"/>
-                </m:rPr>
-                <w:rPr>
-                  <w:rFonts w:ascii="Cambria Math" w:hAnsi="Cambria Math"/>
-                </w:rPr>
-                <m:t>_</m:t>
-              </m:r>
-              <m:r>
-                <w:rPr>
-                  <w:rFonts w:ascii="Cambria Math" w:hAnsi="Cambria Math"/>
-                </w:rPr>
-                <m:t>imputado</m:t>
-              </m:r>
-              <m:r>
-                <m:rPr>
-                  <m:sty m:val="p"/>
-                </m:rPr>
-                <w:rPr>
-                  <w:rFonts w:ascii="Cambria Math" w:hAnsi="Cambria Math"/>
-                </w:rPr>
-                <m:t>∣</m:t>
-              </m:r>
-            </m:num>
-            <m:den>
-              <m:r>
-                <w:rPr>
-                  <w:rFonts w:ascii="Cambria Math" w:hAnsi="Cambria Math"/>
-                </w:rPr>
-                <m:t>valor</m:t>
-              </m:r>
-              <m:r>
-                <m:rPr>
-                  <m:sty m:val="p"/>
-                </m:rPr>
-                <w:rPr>
-                  <w:rFonts w:ascii="Cambria Math" w:hAnsi="Cambria Math"/>
-                </w:rPr>
-                <m:t>_</m:t>
-              </m:r>
-              <m:r>
-                <w:rPr>
-                  <w:rFonts w:ascii="Cambria Math" w:hAnsi="Cambria Math"/>
-                </w:rPr>
-                <m:t>real</m:t>
-              </m:r>
-            </m:den>
-          </m:f>
-          <m:r>
-            <m:rPr>
-              <m:sty m:val="p"/>
-            </m:rPr>
-            <w:br/>
-          </m:r>
-        </m:oMath>
-      </m:oMathPara>
-    </w:p>
-    <w:p/>
-    <w:p>
-      <w:pPr>
-        <w:rPr>
-          <w:b/>
-          <w:bCs/>
-        </w:rPr>
-      </w:pPr>
-      <w:r>
-        <w:rPr>
-          <w:b/>
-          <w:bCs/>
-        </w:rPr>
-        <w:t>Cálculo de proporciones</w:t>
-      </w:r>
-    </w:p>
-    <w:p>
-      <w:r>
-        <w:t>• Para cada umbral de error se calcula:</w:t>
-      </w:r>
-    </w:p>
-    <w:p>
-      <w:pPr>
-        <w:numPr>
-          <w:ilvl w:val="0"/>
-          <w:numId w:val="54"/>
-        </w:numPr>
-      </w:pPr>
-      <w:r>
-        <w:t>Proporción de atletas mal imputados (%).</w:t>
-      </w:r>
-    </w:p>
-    <w:p>
-      <w:pPr>
-        <w:numPr>
-          <w:ilvl w:val="0"/>
-          <w:numId w:val="54"/>
-        </w:numPr>
-      </w:pPr>
-      <w:r>
-        <w:t>Proporción de atletas bien imputados (%).</w:t>
-      </w:r>
-      <w:r>
-        <w:br/>
-        <w:t>• Las proporciones se normalizan respecto al total de atletas del grupo, permitiendo la comparación directa entre grupos de distinto tamaño.</w:t>
+          <w:numId w:val="59"/>
+        </w:numPr>
+      </w:pPr>
+      <w:proofErr w:type="spellStart"/>
+      <w:r>
+        <w:t>is_outlier</w:t>
+      </w:r>
+      <w:proofErr w:type="spellEnd"/>
+      <w:r>
+        <w:t>: indicador booleano.</w:t>
       </w:r>
     </w:p>
     <w:p/>
@@ -8846,159 +8420,223 @@
           <w:b/>
           <w:bCs/>
         </w:rPr>
-        <w:t>Construcción de la tabla resumen</w:t>
-      </w:r>
-    </w:p>
-    <w:p>
-      <w:r>
-        <w:t>• Se genera un DataFrame con:</w:t>
+        <w:t>Salida de la función de detección</w:t>
+      </w:r>
+    </w:p>
+    <w:p>
+      <w:r>
+        <w:t xml:space="preserve">• Se devuelven dos </w:t>
+      </w:r>
+      <w:proofErr w:type="spellStart"/>
+      <w:r>
+        <w:t>DataFrames</w:t>
+      </w:r>
+      <w:proofErr w:type="spellEnd"/>
+      <w:r>
+        <w:t>:</w:t>
       </w:r>
     </w:p>
     <w:p>
       <w:pPr>
         <w:numPr>
           <w:ilvl w:val="0"/>
-          <w:numId w:val="55"/>
-        </w:numPr>
-      </w:pPr>
-      <w:proofErr w:type="gramStart"/>
-      <w:r>
-        <w:t>Total</w:t>
-      </w:r>
-      <w:proofErr w:type="gramEnd"/>
-      <w:r>
-        <w:t xml:space="preserve"> de atletas.</w:t>
+          <w:numId w:val="60"/>
+        </w:numPr>
+        <w:rPr>
+          <w:lang w:val="en-GB"/>
+        </w:rPr>
+      </w:pPr>
+      <w:proofErr w:type="spellStart"/>
+      <w:r>
+        <w:rPr>
+          <w:lang w:val="en-GB"/>
+        </w:rPr>
+        <w:t>df_out</w:t>
+      </w:r>
+      <w:proofErr w:type="spellEnd"/>
+      <w:r>
+        <w:rPr>
+          <w:lang w:val="en-GB"/>
+        </w:rPr>
+        <w:t xml:space="preserve">: </w:t>
+      </w:r>
+      <w:proofErr w:type="spellStart"/>
+      <w:r>
+        <w:rPr>
+          <w:lang w:val="en-GB"/>
+        </w:rPr>
+        <w:t>DataFrame</w:t>
+      </w:r>
+      <w:proofErr w:type="spellEnd"/>
+      <w:r>
+        <w:rPr>
+          <w:lang w:val="en-GB"/>
+        </w:rPr>
+        <w:t xml:space="preserve"> original con columnas </w:t>
+      </w:r>
+      <w:proofErr w:type="spellStart"/>
+      <w:r>
+        <w:rPr>
+          <w:lang w:val="en-GB"/>
+        </w:rPr>
+        <w:t>adicionales</w:t>
+      </w:r>
+      <w:proofErr w:type="spellEnd"/>
+      <w:r>
+        <w:rPr>
+          <w:lang w:val="en-GB"/>
+        </w:rPr>
+        <w:t xml:space="preserve"> score e </w:t>
+      </w:r>
+      <w:proofErr w:type="spellStart"/>
+      <w:r>
+        <w:rPr>
+          <w:lang w:val="en-GB"/>
+        </w:rPr>
+        <w:t>is_outlier</w:t>
+      </w:r>
+      <w:proofErr w:type="spellEnd"/>
+      <w:r>
+        <w:rPr>
+          <w:lang w:val="en-GB"/>
+        </w:rPr>
+        <w:t>.</w:t>
       </w:r>
     </w:p>
     <w:p>
       <w:pPr>
         <w:numPr>
           <w:ilvl w:val="0"/>
-          <w:numId w:val="55"/>
-        </w:numPr>
-      </w:pPr>
-      <w:r>
-        <w:t>Número de atletas imputados.</w:t>
-      </w:r>
-    </w:p>
-    <w:p>
-      <w:pPr>
-        <w:numPr>
-          <w:ilvl w:val="0"/>
-          <w:numId w:val="55"/>
-        </w:numPr>
-      </w:pPr>
-      <w:r>
-        <w:t>Número de atletas no imputados.</w:t>
-      </w:r>
-    </w:p>
-    <w:p>
-      <w:pPr>
-        <w:numPr>
-          <w:ilvl w:val="0"/>
-          <w:numId w:val="55"/>
-        </w:numPr>
-      </w:pPr>
-      <w:r>
-        <w:t>Conteos y proporciones de error para cada umbral definido.</w:t>
+          <w:numId w:val="60"/>
+        </w:numPr>
+      </w:pPr>
+      <w:proofErr w:type="spellStart"/>
+      <w:r>
+        <w:t>df_outliers</w:t>
+      </w:r>
+      <w:proofErr w:type="spellEnd"/>
+      <w:r>
+        <w:t xml:space="preserve">: subconjunto del </w:t>
+      </w:r>
+      <w:proofErr w:type="spellStart"/>
+      <w:r>
+        <w:t>DataFrame</w:t>
+      </w:r>
+      <w:proofErr w:type="spellEnd"/>
+      <w:r>
+        <w:t xml:space="preserve"> original que contiene solo los </w:t>
+      </w:r>
+      <w:proofErr w:type="spellStart"/>
+      <w:r>
+        <w:t>outliers</w:t>
+      </w:r>
+      <w:proofErr w:type="spellEnd"/>
+      <w:r>
+        <w:t xml:space="preserve"> detectados.</w:t>
       </w:r>
       <w:r>
         <w:br/>
-        <w:t>• Este resumen proporciona una visión global de la calidad de imputación dentro de cada grupo.</w:t>
-      </w:r>
-    </w:p>
-    <w:p/>
-    <w:p>
-      <w:pPr>
-        <w:rPr>
-          <w:b/>
-          <w:bCs/>
-        </w:rPr>
-      </w:pPr>
-      <w:r>
-        <w:rPr>
-          <w:b/>
-          <w:bCs/>
-        </w:rPr>
-        <w:lastRenderedPageBreak/>
-        <w:t>Comparación entre grupos</w:t>
-      </w:r>
-    </w:p>
-    <w:p>
-      <w:r>
-        <w:t>• Se aplica el mismo análisis a distintos subconjuntos:</w:t>
-      </w:r>
-    </w:p>
-    <w:p>
-      <w:pPr>
-        <w:numPr>
-          <w:ilvl w:val="0"/>
-          <w:numId w:val="56"/>
-        </w:numPr>
-      </w:pPr>
-      <w:r>
-        <w:rPr>
-          <w:b/>
-          <w:bCs/>
-        </w:rPr>
-        <w:t xml:space="preserve">No </w:t>
-      </w:r>
-      <w:proofErr w:type="spellStart"/>
-      <w:r>
-        <w:rPr>
-          <w:b/>
-          <w:bCs/>
-        </w:rPr>
-        <w:t>Selected</w:t>
-      </w:r>
-      <w:proofErr w:type="spellEnd"/>
-      <w:r>
-        <w:t>: atletas fuera de la selección t-SNE.</w:t>
-      </w:r>
-    </w:p>
-    <w:p>
-      <w:pPr>
-        <w:numPr>
-          <w:ilvl w:val="0"/>
-          <w:numId w:val="56"/>
-        </w:numPr>
-      </w:pPr>
-      <w:proofErr w:type="spellStart"/>
-      <w:r>
-        <w:rPr>
-          <w:b/>
-          <w:bCs/>
-        </w:rPr>
-        <w:t>Selected</w:t>
-      </w:r>
-      <w:proofErr w:type="spellEnd"/>
-      <w:r>
-        <w:t>: atletas dentro de la región seleccionada.</w:t>
-      </w:r>
-    </w:p>
-    <w:p>
-      <w:pPr>
-        <w:numPr>
-          <w:ilvl w:val="0"/>
-          <w:numId w:val="56"/>
-        </w:numPr>
-      </w:pPr>
-      <w:r>
-        <w:rPr>
-          <w:b/>
-          <w:bCs/>
-        </w:rPr>
-        <w:t>Top200</w:t>
-      </w:r>
-      <w:r>
-        <w:t>: atletas seleccionados con mejor tiempo total</w:t>
-      </w:r>
-      <w:r>
-        <w:t xml:space="preserve">. </w:t>
+        <w:t xml:space="preserve">• El </w:t>
+      </w:r>
+      <w:proofErr w:type="spellStart"/>
+      <w:r>
+        <w:t>DataFrame</w:t>
+      </w:r>
+      <w:proofErr w:type="spellEnd"/>
+      <w:r>
+        <w:t xml:space="preserve"> de </w:t>
+      </w:r>
+      <w:proofErr w:type="spellStart"/>
+      <w:r>
+        <w:t>outliers</w:t>
+      </w:r>
+      <w:proofErr w:type="spellEnd"/>
+      <w:r>
+        <w:t xml:space="preserve"> conserva únicamente las columnas originales para facilitar su análisis posterior.</w:t>
       </w:r>
     </w:p>
     <w:p/>
     <w:p/>
+    <w:p>
+      <w:pPr>
+        <w:rPr>
+          <w:b/>
+          <w:bCs/>
+        </w:rPr>
+      </w:pPr>
+      <w:r>
+        <w:rPr>
+          <w:b/>
+          <w:bCs/>
+        </w:rPr>
+        <w:t xml:space="preserve">Visualización de </w:t>
+      </w:r>
+      <w:proofErr w:type="spellStart"/>
+      <w:r>
+        <w:rPr>
+          <w:b/>
+          <w:bCs/>
+        </w:rPr>
+        <w:t>outliers</w:t>
+      </w:r>
+      <w:proofErr w:type="spellEnd"/>
+    </w:p>
+    <w:p>
+      <w:pPr>
+        <w:rPr>
+          <w:b/>
+          <w:bCs/>
+        </w:rPr>
+      </w:pPr>
+      <w:r>
+        <w:rPr>
+          <w:b/>
+          <w:bCs/>
+        </w:rPr>
+        <w:t>Gráfico de dispersión 2D</w:t>
+      </w:r>
+    </w:p>
+    <w:p>
+      <w:r>
+        <w:t xml:space="preserve">• Se genera un </w:t>
+      </w:r>
+      <w:proofErr w:type="spellStart"/>
+      <w:r>
+        <w:t>scatter</w:t>
+      </w:r>
+      <w:proofErr w:type="spellEnd"/>
+      <w:r>
+        <w:t xml:space="preserve"> </w:t>
+      </w:r>
+      <w:proofErr w:type="spellStart"/>
+      <w:r>
+        <w:t>plot</w:t>
+      </w:r>
+      <w:proofErr w:type="spellEnd"/>
+      <w:r>
+        <w:t xml:space="preserve"> con las variables </w:t>
+      </w:r>
+      <w:proofErr w:type="spellStart"/>
+      <w:r>
+        <w:t>x_col</w:t>
+      </w:r>
+      <w:proofErr w:type="spellEnd"/>
+      <w:r>
+        <w:t xml:space="preserve"> y </w:t>
+      </w:r>
+      <w:proofErr w:type="spellStart"/>
+      <w:r>
+        <w:t>y_col</w:t>
+      </w:r>
+      <w:proofErr w:type="spellEnd"/>
+      <w:r>
+        <w:t>.</w:t>
+      </w:r>
+      <w:r>
+        <w:br/>
+        <w:t>• Todos los puntos se muestran con baja opacidad para dar contexto global.</w:t>
+      </w:r>
+    </w:p>
     <w:p/>
     <w:p/>
     <w:p>
@@ -9006,875 +8644,27 @@
         <w:rPr>
           <w:b/>
           <w:bCs/>
-          <w:sz w:val="26"/>
-          <w:szCs w:val="26"/>
-        </w:rPr>
-      </w:pPr>
-      <w:r>
-        <w:rPr>
-          <w:b/>
-          <w:bCs/>
-          <w:sz w:val="26"/>
-          <w:szCs w:val="26"/>
-        </w:rPr>
-        <w:t xml:space="preserve">Detección de </w:t>
-      </w:r>
-      <w:proofErr w:type="spellStart"/>
-      <w:r>
-        <w:rPr>
-          <w:b/>
-          <w:bCs/>
-          <w:sz w:val="26"/>
-          <w:szCs w:val="26"/>
+        </w:rPr>
+      </w:pPr>
+      <w:r>
+        <w:rPr>
+          <w:b/>
+          <w:bCs/>
+        </w:rPr>
+        <w:t xml:space="preserve">Resaltado de </w:t>
+      </w:r>
+      <w:proofErr w:type="spellStart"/>
+      <w:r>
+        <w:rPr>
+          <w:b/>
+          <w:bCs/>
         </w:rPr>
         <w:t>outliers</w:t>
       </w:r>
       <w:proofErr w:type="spellEnd"/>
     </w:p>
     <w:p>
-      <w:pPr>
-        <w:rPr>
-          <w:b/>
-          <w:bCs/>
-        </w:rPr>
-      </w:pPr>
-      <w:r>
-        <w:rPr>
-          <w:b/>
-          <w:bCs/>
-        </w:rPr>
-        <w:t>Preparación de los datos</w:t>
-      </w:r>
-    </w:p>
-    <w:p>
-      <w:r>
-        <w:t xml:space="preserve">• Se seleccionan dos variables numéricas del </w:t>
-      </w:r>
-      <w:proofErr w:type="spellStart"/>
-      <w:r>
-        <w:t>DataFrame</w:t>
-      </w:r>
-      <w:proofErr w:type="spellEnd"/>
-      <w:r>
-        <w:t xml:space="preserve"> (</w:t>
-      </w:r>
-      <w:proofErr w:type="spellStart"/>
-      <w:r>
-        <w:t>x_col</w:t>
-      </w:r>
-      <w:proofErr w:type="spellEnd"/>
-      <w:r>
-        <w:t xml:space="preserve">, </w:t>
-      </w:r>
-      <w:proofErr w:type="spellStart"/>
-      <w:r>
-        <w:t>y_col</w:t>
-      </w:r>
-      <w:proofErr w:type="spellEnd"/>
-      <w:r>
-        <w:t>) que definen un espacio bidimensional</w:t>
-      </w:r>
-      <w:r>
-        <w:t xml:space="preserve"> (PCA, t-</w:t>
-      </w:r>
-      <w:proofErr w:type="spellStart"/>
-      <w:r>
-        <w:t>sne</w:t>
-      </w:r>
-      <w:proofErr w:type="spellEnd"/>
-      <w:r>
-        <w:t>, UMAP)</w:t>
-      </w:r>
-      <w:r>
-        <w:br/>
-        <w:t xml:space="preserve">• Estas variables se combinan en una matriz X de tamaño </w:t>
-      </w:r>
-      <w:r>
-        <w:rPr>
-          <w:i/>
-          <w:iCs/>
-        </w:rPr>
-        <w:t>(</w:t>
-      </w:r>
-      <w:proofErr w:type="spellStart"/>
-      <w:r>
-        <w:rPr>
-          <w:i/>
-          <w:iCs/>
-        </w:rPr>
-        <w:t>n_muestras</w:t>
-      </w:r>
-      <w:proofErr w:type="spellEnd"/>
-      <w:r>
-        <w:rPr>
-          <w:i/>
-          <w:iCs/>
-        </w:rPr>
-        <w:t xml:space="preserve"> × 2)</w:t>
-      </w:r>
-      <w:r>
-        <w:t>.</w:t>
-      </w:r>
-      <w:r>
-        <w:br/>
-        <w:t xml:space="preserve">• Se crea una copia del </w:t>
-      </w:r>
-      <w:proofErr w:type="spellStart"/>
-      <w:r>
-        <w:t>DataFrame</w:t>
-      </w:r>
-      <w:proofErr w:type="spellEnd"/>
-      <w:r>
-        <w:t xml:space="preserve"> original (</w:t>
-      </w:r>
-      <w:proofErr w:type="spellStart"/>
-      <w:r>
-        <w:t>df_out</w:t>
-      </w:r>
-      <w:proofErr w:type="spellEnd"/>
-      <w:r>
-        <w:t xml:space="preserve">) para almacenar los resultados de detección de </w:t>
-      </w:r>
-      <w:proofErr w:type="spellStart"/>
-      <w:r>
-        <w:t>outliers</w:t>
-      </w:r>
-      <w:proofErr w:type="spellEnd"/>
-      <w:r>
-        <w:t>.</w:t>
-      </w:r>
-    </w:p>
-    <w:p/>
-    <w:p>
-      <w:pPr>
-        <w:rPr>
-          <w:b/>
-          <w:bCs/>
-        </w:rPr>
-      </w:pPr>
-      <w:r>
-        <w:rPr>
-          <w:b/>
-          <w:bCs/>
-        </w:rPr>
-        <w:t xml:space="preserve">Método </w:t>
-      </w:r>
-      <w:proofErr w:type="spellStart"/>
-      <w:r>
-        <w:rPr>
-          <w:b/>
-          <w:bCs/>
-        </w:rPr>
-        <w:t>Mahalanobis</w:t>
-      </w:r>
-      <w:proofErr w:type="spellEnd"/>
-    </w:p>
-    <w:p>
-      <w:r>
-        <w:t>• Se calcula el centro del conjunto de datos como la media de X.</w:t>
-      </w:r>
-      <w:r>
-        <w:br/>
-        <w:t>• Se estima la matriz de covarianza de las variables y su inversa.</w:t>
-      </w:r>
-      <w:r>
-        <w:br/>
-        <w:t xml:space="preserve">• Para cada punto se calcula la </w:t>
-      </w:r>
-      <w:r>
-        <w:rPr>
-          <w:b/>
-          <w:bCs/>
-        </w:rPr>
-        <w:t xml:space="preserve">distancia de </w:t>
-      </w:r>
-      <w:proofErr w:type="spellStart"/>
-      <w:r>
-        <w:rPr>
-          <w:b/>
-          <w:bCs/>
-        </w:rPr>
-        <w:t>Mahalanobis</w:t>
-      </w:r>
-      <w:proofErr w:type="spellEnd"/>
-      <w:r>
-        <w:t>, que tiene en cuenta:</w:t>
-      </w:r>
-    </w:p>
-    <w:p>
-      <w:pPr>
-        <w:numPr>
-          <w:ilvl w:val="0"/>
-          <w:numId w:val="57"/>
-        </w:numPr>
-      </w:pPr>
-      <w:r>
-        <w:t>Escala de las variables.</w:t>
-      </w:r>
-    </w:p>
-    <w:p>
-      <w:pPr>
-        <w:numPr>
-          <w:ilvl w:val="0"/>
-          <w:numId w:val="57"/>
-        </w:numPr>
-      </w:pPr>
-      <w:r>
-        <w:t>Correlación entre ellas.</w:t>
-      </w:r>
-      <w:r>
-        <w:br/>
-        <w:t xml:space="preserve">• Se utiliza un umbral basado en un </w:t>
-      </w:r>
-      <w:r>
-        <w:rPr>
-          <w:b/>
-          <w:bCs/>
-        </w:rPr>
-        <w:t>cuantil</w:t>
-      </w:r>
-      <w:r>
-        <w:t>:</w:t>
-      </w:r>
-    </w:p>
-    <w:p>
-      <w:pPr>
-        <w:numPr>
-          <w:ilvl w:val="0"/>
-          <w:numId w:val="57"/>
-        </w:numPr>
-      </w:pPr>
-      <w:r>
-        <w:t xml:space="preserve">El parámetro </w:t>
-      </w:r>
-      <w:proofErr w:type="spellStart"/>
-      <w:r>
-        <w:t>contamination</w:t>
-      </w:r>
-      <w:proofErr w:type="spellEnd"/>
-      <w:r>
-        <w:t xml:space="preserve"> define la proporción esperada de </w:t>
-      </w:r>
-      <w:proofErr w:type="spellStart"/>
-      <w:r>
-        <w:t>outliers</w:t>
-      </w:r>
-      <w:proofErr w:type="spellEnd"/>
-      <w:r>
-        <w:t>.</w:t>
-      </w:r>
-      <w:r>
-        <w:br/>
-        <w:t xml:space="preserve">• Se clasifica un punto como </w:t>
-      </w:r>
-      <w:proofErr w:type="spellStart"/>
-      <w:r>
-        <w:t>outlier</w:t>
-      </w:r>
-      <w:proofErr w:type="spellEnd"/>
-      <w:r>
-        <w:t xml:space="preserve"> si su distancia supera el umbral.</w:t>
-      </w:r>
-      <w:r>
-        <w:br/>
-        <w:t>• Se devuelve:</w:t>
-      </w:r>
-    </w:p>
-    <w:p>
-      <w:pPr>
-        <w:numPr>
-          <w:ilvl w:val="0"/>
-          <w:numId w:val="57"/>
-        </w:numPr>
-      </w:pPr>
-      <w:r>
-        <w:t xml:space="preserve">score: distancia de </w:t>
-      </w:r>
-      <w:proofErr w:type="spellStart"/>
-      <w:r>
-        <w:t>Mahalanobis</w:t>
-      </w:r>
-      <w:proofErr w:type="spellEnd"/>
-      <w:r>
-        <w:t>.</w:t>
-      </w:r>
-    </w:p>
-    <w:p>
-      <w:pPr>
-        <w:numPr>
-          <w:ilvl w:val="0"/>
-          <w:numId w:val="57"/>
-        </w:numPr>
-      </w:pPr>
-      <w:proofErr w:type="spellStart"/>
-      <w:r>
-        <w:t>is_outlier</w:t>
-      </w:r>
-      <w:proofErr w:type="spellEnd"/>
-      <w:r>
-        <w:t>: indicador booleano.</w:t>
-      </w:r>
-    </w:p>
-    <w:p/>
-    <w:p>
-      <w:pPr>
-        <w:rPr>
-          <w:b/>
-          <w:bCs/>
-        </w:rPr>
-      </w:pPr>
-      <w:r>
-        <w:rPr>
-          <w:b/>
-          <w:bCs/>
-        </w:rPr>
-        <w:t xml:space="preserve">Método LOF (Local </w:t>
-      </w:r>
-      <w:proofErr w:type="spellStart"/>
-      <w:r>
-        <w:rPr>
-          <w:b/>
-          <w:bCs/>
-        </w:rPr>
-        <w:t>Outlier</w:t>
-      </w:r>
-      <w:proofErr w:type="spellEnd"/>
-      <w:r>
-        <w:rPr>
-          <w:b/>
-          <w:bCs/>
-        </w:rPr>
-        <w:t xml:space="preserve"> Factor)</w:t>
-      </w:r>
-    </w:p>
-    <w:p>
-      <w:r>
-        <w:t xml:space="preserve">• Se aplica </w:t>
-      </w:r>
-      <w:r>
-        <w:rPr>
-          <w:b/>
-          <w:bCs/>
-        </w:rPr>
-        <w:t xml:space="preserve">Local </w:t>
-      </w:r>
-      <w:proofErr w:type="spellStart"/>
-      <w:r>
-        <w:rPr>
-          <w:b/>
-          <w:bCs/>
-        </w:rPr>
-        <w:t>Outlier</w:t>
-      </w:r>
-      <w:proofErr w:type="spellEnd"/>
-      <w:r>
-        <w:rPr>
-          <w:b/>
-          <w:bCs/>
-        </w:rPr>
-        <w:t xml:space="preserve"> Factor</w:t>
-      </w:r>
-      <w:r>
-        <w:t>, que mide la densidad local de cada punto respecto a sus vecinos.</w:t>
-      </w:r>
-      <w:r>
-        <w:br/>
-        <w:t>• Se usan:</w:t>
-      </w:r>
-    </w:p>
-    <w:p>
-      <w:pPr>
-        <w:numPr>
-          <w:ilvl w:val="0"/>
-          <w:numId w:val="58"/>
-        </w:numPr>
-      </w:pPr>
-      <w:proofErr w:type="spellStart"/>
-      <w:r>
-        <w:t>n_neighbors</w:t>
-      </w:r>
-      <w:proofErr w:type="spellEnd"/>
-      <w:r>
-        <w:t>.</w:t>
-      </w:r>
-    </w:p>
-    <w:p>
-      <w:pPr>
-        <w:numPr>
-          <w:ilvl w:val="0"/>
-          <w:numId w:val="58"/>
-        </w:numPr>
-      </w:pPr>
-      <w:proofErr w:type="spellStart"/>
-      <w:r>
-        <w:lastRenderedPageBreak/>
-        <w:t>contamination</w:t>
-      </w:r>
-      <w:proofErr w:type="spellEnd"/>
-      <w:r>
-        <w:t xml:space="preserve"> para fijar la proporción de </w:t>
-      </w:r>
-      <w:proofErr w:type="spellStart"/>
-      <w:r>
-        <w:t>outliers</w:t>
-      </w:r>
-      <w:proofErr w:type="spellEnd"/>
-      <w:r>
-        <w:t>.</w:t>
-      </w:r>
-      <w:r>
-        <w:br/>
-        <w:t xml:space="preserve">• Un punto se considera </w:t>
-      </w:r>
-      <w:proofErr w:type="spellStart"/>
-      <w:r>
-        <w:t>outlier</w:t>
-      </w:r>
-      <w:proofErr w:type="spellEnd"/>
-      <w:r>
-        <w:t xml:space="preserve"> si su densidad local es significativamente menor que la de su entorno.</w:t>
-      </w:r>
-      <w:r>
-        <w:br/>
-        <w:t>• Se guarda:</w:t>
-      </w:r>
-    </w:p>
-    <w:p>
-      <w:pPr>
-        <w:numPr>
-          <w:ilvl w:val="0"/>
-          <w:numId w:val="58"/>
-        </w:numPr>
-      </w:pPr>
-      <w:r>
-        <w:t>score: valor positivo del factor LOF (a mayor valor, mayor anomalía).</w:t>
-      </w:r>
-    </w:p>
-    <w:p>
-      <w:pPr>
-        <w:numPr>
-          <w:ilvl w:val="0"/>
-          <w:numId w:val="58"/>
-        </w:numPr>
-      </w:pPr>
-      <w:proofErr w:type="spellStart"/>
-      <w:r>
-        <w:t>is_outlier</w:t>
-      </w:r>
-      <w:proofErr w:type="spellEnd"/>
-      <w:r>
-        <w:t>: True para puntos etiquetados como -1.</w:t>
-      </w:r>
-    </w:p>
-    <w:p/>
-    <w:p>
-      <w:pPr>
-        <w:rPr>
-          <w:b/>
-          <w:bCs/>
-        </w:rPr>
-      </w:pPr>
-      <w:r>
-        <w:rPr>
-          <w:b/>
-          <w:bCs/>
-        </w:rPr>
-        <w:t xml:space="preserve">Método </w:t>
-      </w:r>
-      <w:proofErr w:type="spellStart"/>
-      <w:r>
-        <w:rPr>
-          <w:b/>
-          <w:bCs/>
-        </w:rPr>
-        <w:t>Isolation</w:t>
-      </w:r>
-      <w:proofErr w:type="spellEnd"/>
-      <w:r>
-        <w:rPr>
-          <w:b/>
-          <w:bCs/>
-        </w:rPr>
-        <w:t xml:space="preserve"> Forest</w:t>
-      </w:r>
-    </w:p>
-    <w:p>
-      <w:r>
-        <w:t xml:space="preserve">• Se entrena un </w:t>
-      </w:r>
-      <w:proofErr w:type="spellStart"/>
-      <w:r>
-        <w:rPr>
-          <w:b/>
-          <w:bCs/>
-        </w:rPr>
-        <w:t>Isolation</w:t>
-      </w:r>
-      <w:proofErr w:type="spellEnd"/>
-      <w:r>
-        <w:rPr>
-          <w:b/>
-          <w:bCs/>
-        </w:rPr>
-        <w:t xml:space="preserve"> Forest</w:t>
-      </w:r>
-      <w:r>
-        <w:t>, que detecta anomalías aislando puntos mediante árboles aleatorios.</w:t>
-      </w:r>
-      <w:r>
-        <w:br/>
-        <w:t xml:space="preserve">• Los puntos que requieren menos particiones para aislarse se consideran </w:t>
-      </w:r>
-      <w:proofErr w:type="spellStart"/>
-      <w:r>
-        <w:t>outliers</w:t>
-      </w:r>
-      <w:proofErr w:type="spellEnd"/>
-      <w:r>
-        <w:t>.</w:t>
-      </w:r>
-      <w:r>
-        <w:br/>
-        <w:t>• Se controlan:</w:t>
-      </w:r>
-    </w:p>
-    <w:p>
-      <w:pPr>
-        <w:numPr>
-          <w:ilvl w:val="0"/>
-          <w:numId w:val="59"/>
-        </w:numPr>
-      </w:pPr>
-      <w:r>
-        <w:t xml:space="preserve">Proporción de </w:t>
-      </w:r>
-      <w:proofErr w:type="spellStart"/>
-      <w:r>
-        <w:t>outliers</w:t>
-      </w:r>
-      <w:proofErr w:type="spellEnd"/>
-      <w:r>
-        <w:t xml:space="preserve"> con </w:t>
-      </w:r>
-      <w:proofErr w:type="spellStart"/>
-      <w:r>
-        <w:t>contamination</w:t>
-      </w:r>
-      <w:proofErr w:type="spellEnd"/>
-      <w:r>
-        <w:t>.</w:t>
-      </w:r>
-    </w:p>
-    <w:p>
-      <w:pPr>
-        <w:numPr>
-          <w:ilvl w:val="0"/>
-          <w:numId w:val="59"/>
-        </w:numPr>
-      </w:pPr>
-      <w:r>
-        <w:t xml:space="preserve">Reproducibilidad con </w:t>
-      </w:r>
-      <w:proofErr w:type="spellStart"/>
-      <w:r>
-        <w:t>random_state</w:t>
-      </w:r>
-      <w:proofErr w:type="spellEnd"/>
-      <w:r>
-        <w:t>.</w:t>
-      </w:r>
-      <w:r>
-        <w:br/>
-        <w:t>• Se guarda:</w:t>
-      </w:r>
-    </w:p>
-    <w:p>
-      <w:pPr>
-        <w:numPr>
-          <w:ilvl w:val="0"/>
-          <w:numId w:val="59"/>
-        </w:numPr>
-      </w:pPr>
-      <w:r>
-        <w:t>score: nivel de anomalía (inverso del score interno del modelo).</w:t>
-      </w:r>
-    </w:p>
-    <w:p>
-      <w:pPr>
-        <w:numPr>
-          <w:ilvl w:val="0"/>
-          <w:numId w:val="59"/>
-        </w:numPr>
-      </w:pPr>
-      <w:proofErr w:type="spellStart"/>
-      <w:r>
-        <w:t>is_outlier</w:t>
-      </w:r>
-      <w:proofErr w:type="spellEnd"/>
-      <w:r>
-        <w:t>: indicador booleano.</w:t>
-      </w:r>
-    </w:p>
-    <w:p/>
-    <w:p/>
-    <w:p>
-      <w:pPr>
-        <w:rPr>
-          <w:b/>
-          <w:bCs/>
-        </w:rPr>
-      </w:pPr>
-      <w:r>
-        <w:rPr>
-          <w:b/>
-          <w:bCs/>
-        </w:rPr>
-        <w:t>Salida de la función de detección</w:t>
-      </w:r>
-    </w:p>
-    <w:p>
-      <w:r>
-        <w:t xml:space="preserve">• Se devuelven dos </w:t>
-      </w:r>
-      <w:proofErr w:type="spellStart"/>
-      <w:r>
-        <w:t>DataFrames</w:t>
-      </w:r>
-      <w:proofErr w:type="spellEnd"/>
-      <w:r>
-        <w:t>:</w:t>
-      </w:r>
-    </w:p>
-    <w:p>
-      <w:pPr>
-        <w:numPr>
-          <w:ilvl w:val="0"/>
-          <w:numId w:val="60"/>
-        </w:numPr>
-        <w:rPr>
-          <w:lang w:val="en-GB"/>
-        </w:rPr>
-      </w:pPr>
-      <w:proofErr w:type="spellStart"/>
-      <w:r>
-        <w:rPr>
-          <w:lang w:val="en-GB"/>
-        </w:rPr>
-        <w:t>df_out</w:t>
-      </w:r>
-      <w:proofErr w:type="spellEnd"/>
-      <w:r>
-        <w:rPr>
-          <w:lang w:val="en-GB"/>
-        </w:rPr>
-        <w:t xml:space="preserve">: </w:t>
-      </w:r>
-      <w:proofErr w:type="spellStart"/>
-      <w:r>
-        <w:rPr>
-          <w:lang w:val="en-GB"/>
-        </w:rPr>
-        <w:t>DataFrame</w:t>
-      </w:r>
-      <w:proofErr w:type="spellEnd"/>
-      <w:r>
-        <w:rPr>
-          <w:lang w:val="en-GB"/>
-        </w:rPr>
-        <w:t xml:space="preserve"> original con columnas </w:t>
-      </w:r>
-      <w:proofErr w:type="spellStart"/>
-      <w:r>
-        <w:rPr>
-          <w:lang w:val="en-GB"/>
-        </w:rPr>
-        <w:t>adicionales</w:t>
-      </w:r>
-      <w:proofErr w:type="spellEnd"/>
-      <w:r>
-        <w:rPr>
-          <w:lang w:val="en-GB"/>
-        </w:rPr>
-        <w:t xml:space="preserve"> score e </w:t>
-      </w:r>
-      <w:proofErr w:type="spellStart"/>
-      <w:r>
-        <w:rPr>
-          <w:lang w:val="en-GB"/>
-        </w:rPr>
-        <w:t>is_outlier</w:t>
-      </w:r>
-      <w:proofErr w:type="spellEnd"/>
-      <w:r>
-        <w:rPr>
-          <w:lang w:val="en-GB"/>
-        </w:rPr>
-        <w:t>.</w:t>
-      </w:r>
-    </w:p>
-    <w:p>
-      <w:pPr>
-        <w:numPr>
-          <w:ilvl w:val="0"/>
-          <w:numId w:val="60"/>
-        </w:numPr>
-      </w:pPr>
-      <w:proofErr w:type="spellStart"/>
-      <w:r>
-        <w:t>df_outliers</w:t>
-      </w:r>
-      <w:proofErr w:type="spellEnd"/>
-      <w:r>
-        <w:t xml:space="preserve">: subconjunto del </w:t>
-      </w:r>
-      <w:proofErr w:type="spellStart"/>
-      <w:r>
-        <w:t>DataFrame</w:t>
-      </w:r>
-      <w:proofErr w:type="spellEnd"/>
-      <w:r>
-        <w:t xml:space="preserve"> original que contiene solo los </w:t>
-      </w:r>
-      <w:proofErr w:type="spellStart"/>
-      <w:r>
-        <w:t>outliers</w:t>
-      </w:r>
-      <w:proofErr w:type="spellEnd"/>
-      <w:r>
-        <w:t xml:space="preserve"> detectados.</w:t>
-      </w:r>
-      <w:r>
-        <w:br/>
-        <w:t xml:space="preserve">• El </w:t>
-      </w:r>
-      <w:proofErr w:type="spellStart"/>
-      <w:r>
-        <w:t>DataFrame</w:t>
-      </w:r>
-      <w:proofErr w:type="spellEnd"/>
-      <w:r>
-        <w:t xml:space="preserve"> de </w:t>
-      </w:r>
-      <w:proofErr w:type="spellStart"/>
-      <w:r>
-        <w:t>outliers</w:t>
-      </w:r>
-      <w:proofErr w:type="spellEnd"/>
-      <w:r>
-        <w:t xml:space="preserve"> conserva únicamente las columnas originales para facilitar su análisis posterior.</w:t>
-      </w:r>
-    </w:p>
-    <w:p/>
-    <w:p/>
-    <w:p>
-      <w:pPr>
-        <w:rPr>
-          <w:b/>
-          <w:bCs/>
-        </w:rPr>
-      </w:pPr>
-      <w:r>
-        <w:rPr>
-          <w:b/>
-          <w:bCs/>
-        </w:rPr>
-        <w:t xml:space="preserve">Visualización de </w:t>
-      </w:r>
-      <w:proofErr w:type="spellStart"/>
-      <w:r>
-        <w:rPr>
-          <w:b/>
-          <w:bCs/>
-        </w:rPr>
-        <w:t>outliers</w:t>
-      </w:r>
-      <w:proofErr w:type="spellEnd"/>
-    </w:p>
-    <w:p>
-      <w:pPr>
-        <w:rPr>
-          <w:b/>
-          <w:bCs/>
-        </w:rPr>
-      </w:pPr>
-      <w:r>
-        <w:rPr>
-          <w:b/>
-          <w:bCs/>
-        </w:rPr>
-        <w:t>Gráfico de dispersión 2D</w:t>
-      </w:r>
-    </w:p>
-    <w:p>
-      <w:r>
-        <w:t xml:space="preserve">• Se genera un </w:t>
-      </w:r>
-      <w:proofErr w:type="spellStart"/>
-      <w:r>
-        <w:t>scatter</w:t>
-      </w:r>
-      <w:proofErr w:type="spellEnd"/>
-      <w:r>
-        <w:t xml:space="preserve"> </w:t>
-      </w:r>
-      <w:proofErr w:type="spellStart"/>
-      <w:r>
-        <w:t>plot</w:t>
-      </w:r>
-      <w:proofErr w:type="spellEnd"/>
-      <w:r>
-        <w:t xml:space="preserve"> con las variables </w:t>
-      </w:r>
-      <w:proofErr w:type="spellStart"/>
-      <w:r>
-        <w:t>x_col</w:t>
-      </w:r>
-      <w:proofErr w:type="spellEnd"/>
-      <w:r>
-        <w:t xml:space="preserve"> y </w:t>
-      </w:r>
-      <w:proofErr w:type="spellStart"/>
-      <w:r>
-        <w:t>y_col</w:t>
-      </w:r>
-      <w:proofErr w:type="spellEnd"/>
-      <w:r>
-        <w:t>.</w:t>
-      </w:r>
-      <w:r>
-        <w:br/>
-        <w:t>• Todos los puntos se muestran con baja opacidad para dar contexto global.</w:t>
-      </w:r>
-    </w:p>
-    <w:p/>
-    <w:p/>
-    <w:p>
-      <w:pPr>
-        <w:rPr>
-          <w:b/>
-          <w:bCs/>
-        </w:rPr>
-      </w:pPr>
-      <w:r>
-        <w:rPr>
-          <w:b/>
-          <w:bCs/>
-        </w:rPr>
-        <w:t xml:space="preserve">Resaltado de </w:t>
-      </w:r>
-      <w:proofErr w:type="spellStart"/>
-      <w:r>
-        <w:rPr>
-          <w:b/>
-          <w:bCs/>
-        </w:rPr>
-        <w:t>outliers</w:t>
-      </w:r>
-      <w:proofErr w:type="spellEnd"/>
-    </w:p>
-    <w:p>
-      <w:r>
-        <w:lastRenderedPageBreak/>
+      <w:r>
         <w:t xml:space="preserve">• Los puntos identificados como </w:t>
       </w:r>
       <w:proofErr w:type="spellStart"/>
@@ -9931,6 +8721,7 @@
         <w:t>• Se añade leyenda, grilla y etiquetas de ejes para facilitar la interpretación.</w:t>
       </w:r>
     </w:p>
+    <w:bookmarkEnd w:id="0"/>
     <w:p/>
     <w:p/>
     <w:p/>
@@ -11567,6 +10358,155 @@
     </w:lvl>
   </w:abstractNum>
   <w:abstractNum w:abstractNumId="10" w15:restartNumberingAfterBreak="0">
+    <w:nsid w:val="14867CE2"/>
+    <w:multiLevelType w:val="multilevel"/>
+    <w:tmpl w:val="5E66F8B2"/>
+    <w:lvl w:ilvl="0">
+      <w:start w:val="1"/>
+      <w:numFmt w:val="bullet"/>
+      <w:lvlText w:val=""/>
+      <w:lvlJc w:val="left"/>
+      <w:pPr>
+        <w:tabs>
+          <w:tab w:val="num" w:pos="720"/>
+        </w:tabs>
+        <w:ind w:left="720" w:hanging="360"/>
+      </w:pPr>
+      <w:rPr>
+        <w:rFonts w:ascii="Symbol" w:hAnsi="Symbol" w:hint="default"/>
+        <w:sz w:val="20"/>
+      </w:rPr>
+    </w:lvl>
+    <w:lvl w:ilvl="1" w:tentative="1">
+      <w:start w:val="1"/>
+      <w:numFmt w:val="bullet"/>
+      <w:lvlText w:val="o"/>
+      <w:lvlJc w:val="left"/>
+      <w:pPr>
+        <w:tabs>
+          <w:tab w:val="num" w:pos="1440"/>
+        </w:tabs>
+        <w:ind w:left="1440" w:hanging="360"/>
+      </w:pPr>
+      <w:rPr>
+        <w:rFonts w:ascii="Courier New" w:hAnsi="Courier New" w:hint="default"/>
+        <w:sz w:val="20"/>
+      </w:rPr>
+    </w:lvl>
+    <w:lvl w:ilvl="2" w:tentative="1">
+      <w:start w:val="1"/>
+      <w:numFmt w:val="bullet"/>
+      <w:lvlText w:val=""/>
+      <w:lvlJc w:val="left"/>
+      <w:pPr>
+        <w:tabs>
+          <w:tab w:val="num" w:pos="2160"/>
+        </w:tabs>
+        <w:ind w:left="2160" w:hanging="360"/>
+      </w:pPr>
+      <w:rPr>
+        <w:rFonts w:ascii="Wingdings" w:hAnsi="Wingdings" w:hint="default"/>
+        <w:sz w:val="20"/>
+      </w:rPr>
+    </w:lvl>
+    <w:lvl w:ilvl="3" w:tentative="1">
+      <w:start w:val="1"/>
+      <w:numFmt w:val="bullet"/>
+      <w:lvlText w:val=""/>
+      <w:lvlJc w:val="left"/>
+      <w:pPr>
+        <w:tabs>
+          <w:tab w:val="num" w:pos="2880"/>
+        </w:tabs>
+        <w:ind w:left="2880" w:hanging="360"/>
+      </w:pPr>
+      <w:rPr>
+        <w:rFonts w:ascii="Wingdings" w:hAnsi="Wingdings" w:hint="default"/>
+        <w:sz w:val="20"/>
+      </w:rPr>
+    </w:lvl>
+    <w:lvl w:ilvl="4" w:tentative="1">
+      <w:start w:val="1"/>
+      <w:numFmt w:val="bullet"/>
+      <w:lvlText w:val=""/>
+      <w:lvlJc w:val="left"/>
+      <w:pPr>
+        <w:tabs>
+          <w:tab w:val="num" w:pos="3600"/>
+        </w:tabs>
+        <w:ind w:left="3600" w:hanging="360"/>
+      </w:pPr>
+      <w:rPr>
+        <w:rFonts w:ascii="Wingdings" w:hAnsi="Wingdings" w:hint="default"/>
+        <w:sz w:val="20"/>
+      </w:rPr>
+    </w:lvl>
+    <w:lvl w:ilvl="5" w:tentative="1">
+      <w:start w:val="1"/>
+      <w:numFmt w:val="bullet"/>
+      <w:lvlText w:val=""/>
+      <w:lvlJc w:val="left"/>
+      <w:pPr>
+        <w:tabs>
+          <w:tab w:val="num" w:pos="4320"/>
+        </w:tabs>
+        <w:ind w:left="4320" w:hanging="360"/>
+      </w:pPr>
+      <w:rPr>
+        <w:rFonts w:ascii="Wingdings" w:hAnsi="Wingdings" w:hint="default"/>
+        <w:sz w:val="20"/>
+      </w:rPr>
+    </w:lvl>
+    <w:lvl w:ilvl="6" w:tentative="1">
+      <w:start w:val="1"/>
+      <w:numFmt w:val="bullet"/>
+      <w:lvlText w:val=""/>
+      <w:lvlJc w:val="left"/>
+      <w:pPr>
+        <w:tabs>
+          <w:tab w:val="num" w:pos="5040"/>
+        </w:tabs>
+        <w:ind w:left="5040" w:hanging="360"/>
+      </w:pPr>
+      <w:rPr>
+        <w:rFonts w:ascii="Wingdings" w:hAnsi="Wingdings" w:hint="default"/>
+        <w:sz w:val="20"/>
+      </w:rPr>
+    </w:lvl>
+    <w:lvl w:ilvl="7" w:tentative="1">
+      <w:start w:val="1"/>
+      <w:numFmt w:val="bullet"/>
+      <w:lvlText w:val=""/>
+      <w:lvlJc w:val="left"/>
+      <w:pPr>
+        <w:tabs>
+          <w:tab w:val="num" w:pos="5760"/>
+        </w:tabs>
+        <w:ind w:left="5760" w:hanging="360"/>
+      </w:pPr>
+      <w:rPr>
+        <w:rFonts w:ascii="Wingdings" w:hAnsi="Wingdings" w:hint="default"/>
+        <w:sz w:val="20"/>
+      </w:rPr>
+    </w:lvl>
+    <w:lvl w:ilvl="8" w:tentative="1">
+      <w:start w:val="1"/>
+      <w:numFmt w:val="bullet"/>
+      <w:lvlText w:val=""/>
+      <w:lvlJc w:val="left"/>
+      <w:pPr>
+        <w:tabs>
+          <w:tab w:val="num" w:pos="6480"/>
+        </w:tabs>
+        <w:ind w:left="6480" w:hanging="360"/>
+      </w:pPr>
+      <w:rPr>
+        <w:rFonts w:ascii="Wingdings" w:hAnsi="Wingdings" w:hint="default"/>
+        <w:sz w:val="20"/>
+      </w:rPr>
+    </w:lvl>
+  </w:abstractNum>
+  <w:abstractNum w:abstractNumId="11" w15:restartNumberingAfterBreak="0">
     <w:nsid w:val="18676547"/>
     <w:multiLevelType w:val="multilevel"/>
     <w:tmpl w:val="53C8A4EC"/>
@@ -11715,7 +10655,7 @@
       </w:rPr>
     </w:lvl>
   </w:abstractNum>
-  <w:abstractNum w:abstractNumId="11" w15:restartNumberingAfterBreak="0">
+  <w:abstractNum w:abstractNumId="12" w15:restartNumberingAfterBreak="0">
     <w:nsid w:val="18CD20EF"/>
     <w:multiLevelType w:val="multilevel"/>
     <w:tmpl w:val="569026AE"/>
@@ -11864,7 +10804,7 @@
       </w:rPr>
     </w:lvl>
   </w:abstractNum>
-  <w:abstractNum w:abstractNumId="12" w15:restartNumberingAfterBreak="0">
+  <w:abstractNum w:abstractNumId="13" w15:restartNumberingAfterBreak="0">
     <w:nsid w:val="19E632BB"/>
     <w:multiLevelType w:val="multilevel"/>
     <w:tmpl w:val="C35E6312"/>
@@ -11977,7 +10917,7 @@
       </w:pPr>
     </w:lvl>
   </w:abstractNum>
-  <w:abstractNum w:abstractNumId="13" w15:restartNumberingAfterBreak="0">
+  <w:abstractNum w:abstractNumId="14" w15:restartNumberingAfterBreak="0">
     <w:nsid w:val="1BC57BB4"/>
     <w:multiLevelType w:val="multilevel"/>
     <w:tmpl w:val="D64E1EEC"/>
@@ -12126,7 +11066,7 @@
       </w:rPr>
     </w:lvl>
   </w:abstractNum>
-  <w:abstractNum w:abstractNumId="14" w15:restartNumberingAfterBreak="0">
+  <w:abstractNum w:abstractNumId="15" w15:restartNumberingAfterBreak="0">
     <w:nsid w:val="1CF47500"/>
     <w:multiLevelType w:val="multilevel"/>
     <w:tmpl w:val="8E32BFE2"/>
@@ -12275,7 +11215,7 @@
       </w:rPr>
     </w:lvl>
   </w:abstractNum>
-  <w:abstractNum w:abstractNumId="15" w15:restartNumberingAfterBreak="0">
+  <w:abstractNum w:abstractNumId="16" w15:restartNumberingAfterBreak="0">
     <w:nsid w:val="229268C4"/>
     <w:multiLevelType w:val="multilevel"/>
     <w:tmpl w:val="0B92304C"/>
@@ -12424,7 +11364,7 @@
       </w:rPr>
     </w:lvl>
   </w:abstractNum>
-  <w:abstractNum w:abstractNumId="16" w15:restartNumberingAfterBreak="0">
+  <w:abstractNum w:abstractNumId="17" w15:restartNumberingAfterBreak="0">
     <w:nsid w:val="232B5F00"/>
     <w:multiLevelType w:val="multilevel"/>
     <w:tmpl w:val="8E8C190A"/>
@@ -12573,7 +11513,7 @@
       </w:rPr>
     </w:lvl>
   </w:abstractNum>
-  <w:abstractNum w:abstractNumId="17" w15:restartNumberingAfterBreak="0">
+  <w:abstractNum w:abstractNumId="18" w15:restartNumberingAfterBreak="0">
     <w:nsid w:val="25270AC1"/>
     <w:multiLevelType w:val="multilevel"/>
     <w:tmpl w:val="712E85C8"/>
@@ -12722,7 +11662,7 @@
       </w:rPr>
     </w:lvl>
   </w:abstractNum>
-  <w:abstractNum w:abstractNumId="18" w15:restartNumberingAfterBreak="0">
+  <w:abstractNum w:abstractNumId="19" w15:restartNumberingAfterBreak="0">
     <w:nsid w:val="25EA2909"/>
     <w:multiLevelType w:val="multilevel"/>
     <w:tmpl w:val="0F5CAC16"/>
@@ -12871,7 +11811,7 @@
       </w:rPr>
     </w:lvl>
   </w:abstractNum>
-  <w:abstractNum w:abstractNumId="19" w15:restartNumberingAfterBreak="0">
+  <w:abstractNum w:abstractNumId="20" w15:restartNumberingAfterBreak="0">
     <w:nsid w:val="271F7B50"/>
     <w:multiLevelType w:val="multilevel"/>
     <w:tmpl w:val="11683146"/>
@@ -13020,7 +11960,156 @@
       </w:rPr>
     </w:lvl>
   </w:abstractNum>
-  <w:abstractNum w:abstractNumId="20" w15:restartNumberingAfterBreak="0">
+  <w:abstractNum w:abstractNumId="21" w15:restartNumberingAfterBreak="0">
+    <w:nsid w:val="2D9E3831"/>
+    <w:multiLevelType w:val="multilevel"/>
+    <w:tmpl w:val="E7DA2424"/>
+    <w:lvl w:ilvl="0">
+      <w:start w:val="1"/>
+      <w:numFmt w:val="bullet"/>
+      <w:lvlText w:val=""/>
+      <w:lvlJc w:val="left"/>
+      <w:pPr>
+        <w:tabs>
+          <w:tab w:val="num" w:pos="720"/>
+        </w:tabs>
+        <w:ind w:left="720" w:hanging="360"/>
+      </w:pPr>
+      <w:rPr>
+        <w:rFonts w:ascii="Symbol" w:hAnsi="Symbol" w:hint="default"/>
+        <w:sz w:val="20"/>
+      </w:rPr>
+    </w:lvl>
+    <w:lvl w:ilvl="1">
+      <w:start w:val="1"/>
+      <w:numFmt w:val="bullet"/>
+      <w:lvlText w:val="o"/>
+      <w:lvlJc w:val="left"/>
+      <w:pPr>
+        <w:tabs>
+          <w:tab w:val="num" w:pos="1440"/>
+        </w:tabs>
+        <w:ind w:left="1440" w:hanging="360"/>
+      </w:pPr>
+      <w:rPr>
+        <w:rFonts w:ascii="Courier New" w:hAnsi="Courier New" w:hint="default"/>
+        <w:sz w:val="20"/>
+      </w:rPr>
+    </w:lvl>
+    <w:lvl w:ilvl="2" w:tentative="1">
+      <w:start w:val="1"/>
+      <w:numFmt w:val="bullet"/>
+      <w:lvlText w:val=""/>
+      <w:lvlJc w:val="left"/>
+      <w:pPr>
+        <w:tabs>
+          <w:tab w:val="num" w:pos="2160"/>
+        </w:tabs>
+        <w:ind w:left="2160" w:hanging="360"/>
+      </w:pPr>
+      <w:rPr>
+        <w:rFonts w:ascii="Wingdings" w:hAnsi="Wingdings" w:hint="default"/>
+        <w:sz w:val="20"/>
+      </w:rPr>
+    </w:lvl>
+    <w:lvl w:ilvl="3" w:tentative="1">
+      <w:start w:val="1"/>
+      <w:numFmt w:val="bullet"/>
+      <w:lvlText w:val=""/>
+      <w:lvlJc w:val="left"/>
+      <w:pPr>
+        <w:tabs>
+          <w:tab w:val="num" w:pos="2880"/>
+        </w:tabs>
+        <w:ind w:left="2880" w:hanging="360"/>
+      </w:pPr>
+      <w:rPr>
+        <w:rFonts w:ascii="Wingdings" w:hAnsi="Wingdings" w:hint="default"/>
+        <w:sz w:val="20"/>
+      </w:rPr>
+    </w:lvl>
+    <w:lvl w:ilvl="4" w:tentative="1">
+      <w:start w:val="1"/>
+      <w:numFmt w:val="bullet"/>
+      <w:lvlText w:val=""/>
+      <w:lvlJc w:val="left"/>
+      <w:pPr>
+        <w:tabs>
+          <w:tab w:val="num" w:pos="3600"/>
+        </w:tabs>
+        <w:ind w:left="3600" w:hanging="360"/>
+      </w:pPr>
+      <w:rPr>
+        <w:rFonts w:ascii="Wingdings" w:hAnsi="Wingdings" w:hint="default"/>
+        <w:sz w:val="20"/>
+      </w:rPr>
+    </w:lvl>
+    <w:lvl w:ilvl="5" w:tentative="1">
+      <w:start w:val="1"/>
+      <w:numFmt w:val="bullet"/>
+      <w:lvlText w:val=""/>
+      <w:lvlJc w:val="left"/>
+      <w:pPr>
+        <w:tabs>
+          <w:tab w:val="num" w:pos="4320"/>
+        </w:tabs>
+        <w:ind w:left="4320" w:hanging="360"/>
+      </w:pPr>
+      <w:rPr>
+        <w:rFonts w:ascii="Wingdings" w:hAnsi="Wingdings" w:hint="default"/>
+        <w:sz w:val="20"/>
+      </w:rPr>
+    </w:lvl>
+    <w:lvl w:ilvl="6" w:tentative="1">
+      <w:start w:val="1"/>
+      <w:numFmt w:val="bullet"/>
+      <w:lvlText w:val=""/>
+      <w:lvlJc w:val="left"/>
+      <w:pPr>
+        <w:tabs>
+          <w:tab w:val="num" w:pos="5040"/>
+        </w:tabs>
+        <w:ind w:left="5040" w:hanging="360"/>
+      </w:pPr>
+      <w:rPr>
+        <w:rFonts w:ascii="Wingdings" w:hAnsi="Wingdings" w:hint="default"/>
+        <w:sz w:val="20"/>
+      </w:rPr>
+    </w:lvl>
+    <w:lvl w:ilvl="7" w:tentative="1">
+      <w:start w:val="1"/>
+      <w:numFmt w:val="bullet"/>
+      <w:lvlText w:val=""/>
+      <w:lvlJc w:val="left"/>
+      <w:pPr>
+        <w:tabs>
+          <w:tab w:val="num" w:pos="5760"/>
+        </w:tabs>
+        <w:ind w:left="5760" w:hanging="360"/>
+      </w:pPr>
+      <w:rPr>
+        <w:rFonts w:ascii="Wingdings" w:hAnsi="Wingdings" w:hint="default"/>
+        <w:sz w:val="20"/>
+      </w:rPr>
+    </w:lvl>
+    <w:lvl w:ilvl="8" w:tentative="1">
+      <w:start w:val="1"/>
+      <w:numFmt w:val="bullet"/>
+      <w:lvlText w:val=""/>
+      <w:lvlJc w:val="left"/>
+      <w:pPr>
+        <w:tabs>
+          <w:tab w:val="num" w:pos="6480"/>
+        </w:tabs>
+        <w:ind w:left="6480" w:hanging="360"/>
+      </w:pPr>
+      <w:rPr>
+        <w:rFonts w:ascii="Wingdings" w:hAnsi="Wingdings" w:hint="default"/>
+        <w:sz w:val="20"/>
+      </w:rPr>
+    </w:lvl>
+  </w:abstractNum>
+  <w:abstractNum w:abstractNumId="22" w15:restartNumberingAfterBreak="0">
     <w:nsid w:val="2E424ED8"/>
     <w:multiLevelType w:val="hybridMultilevel"/>
     <w:tmpl w:val="4A5ADB24"/>
@@ -13132,7 +12221,7 @@
       </w:rPr>
     </w:lvl>
   </w:abstractNum>
-  <w:abstractNum w:abstractNumId="21" w15:restartNumberingAfterBreak="0">
+  <w:abstractNum w:abstractNumId="23" w15:restartNumberingAfterBreak="0">
     <w:nsid w:val="31C1681D"/>
     <w:multiLevelType w:val="multilevel"/>
     <w:tmpl w:val="024EC2F2"/>
@@ -13281,7 +12370,7 @@
       </w:rPr>
     </w:lvl>
   </w:abstractNum>
-  <w:abstractNum w:abstractNumId="22" w15:restartNumberingAfterBreak="0">
+  <w:abstractNum w:abstractNumId="24" w15:restartNumberingAfterBreak="0">
     <w:nsid w:val="32577862"/>
     <w:multiLevelType w:val="multilevel"/>
     <w:tmpl w:val="0FFCADEC"/>
@@ -13430,7 +12519,7 @@
       </w:rPr>
     </w:lvl>
   </w:abstractNum>
-  <w:abstractNum w:abstractNumId="23" w15:restartNumberingAfterBreak="0">
+  <w:abstractNum w:abstractNumId="25" w15:restartNumberingAfterBreak="0">
     <w:nsid w:val="3297755C"/>
     <w:multiLevelType w:val="multilevel"/>
     <w:tmpl w:val="142A02FC"/>
@@ -13579,7 +12668,7 @@
       </w:rPr>
     </w:lvl>
   </w:abstractNum>
-  <w:abstractNum w:abstractNumId="24" w15:restartNumberingAfterBreak="0">
+  <w:abstractNum w:abstractNumId="26" w15:restartNumberingAfterBreak="0">
     <w:nsid w:val="35FC42F7"/>
     <w:multiLevelType w:val="multilevel"/>
     <w:tmpl w:val="59E4FC6C"/>
@@ -13728,7 +12817,7 @@
       </w:rPr>
     </w:lvl>
   </w:abstractNum>
-  <w:abstractNum w:abstractNumId="25" w15:restartNumberingAfterBreak="0">
+  <w:abstractNum w:abstractNumId="27" w15:restartNumberingAfterBreak="0">
     <w:nsid w:val="36A4636A"/>
     <w:multiLevelType w:val="multilevel"/>
     <w:tmpl w:val="4F889D3A"/>
@@ -13877,7 +12966,7 @@
       </w:rPr>
     </w:lvl>
   </w:abstractNum>
-  <w:abstractNum w:abstractNumId="26" w15:restartNumberingAfterBreak="0">
+  <w:abstractNum w:abstractNumId="28" w15:restartNumberingAfterBreak="0">
     <w:nsid w:val="375F74D5"/>
     <w:multiLevelType w:val="multilevel"/>
     <w:tmpl w:val="C1902B5A"/>
@@ -14026,7 +13115,7 @@
       </w:rPr>
     </w:lvl>
   </w:abstractNum>
-  <w:abstractNum w:abstractNumId="27" w15:restartNumberingAfterBreak="0">
+  <w:abstractNum w:abstractNumId="29" w15:restartNumberingAfterBreak="0">
     <w:nsid w:val="37E05916"/>
     <w:multiLevelType w:val="multilevel"/>
     <w:tmpl w:val="AF0AA2BA"/>
@@ -14175,7 +13264,7 @@
       </w:rPr>
     </w:lvl>
   </w:abstractNum>
-  <w:abstractNum w:abstractNumId="28" w15:restartNumberingAfterBreak="0">
+  <w:abstractNum w:abstractNumId="30" w15:restartNumberingAfterBreak="0">
     <w:nsid w:val="38927842"/>
     <w:multiLevelType w:val="multilevel"/>
     <w:tmpl w:val="901E54E0"/>
@@ -14324,7 +13413,7 @@
       </w:rPr>
     </w:lvl>
   </w:abstractNum>
-  <w:abstractNum w:abstractNumId="29" w15:restartNumberingAfterBreak="0">
+  <w:abstractNum w:abstractNumId="31" w15:restartNumberingAfterBreak="0">
     <w:nsid w:val="38FF4952"/>
     <w:multiLevelType w:val="multilevel"/>
     <w:tmpl w:val="483A492A"/>
@@ -14473,7 +13562,7 @@
       </w:rPr>
     </w:lvl>
   </w:abstractNum>
-  <w:abstractNum w:abstractNumId="30" w15:restartNumberingAfterBreak="0">
+  <w:abstractNum w:abstractNumId="32" w15:restartNumberingAfterBreak="0">
     <w:nsid w:val="3A982569"/>
     <w:multiLevelType w:val="multilevel"/>
     <w:tmpl w:val="CB68D8AE"/>
@@ -14622,7 +13711,7 @@
       </w:rPr>
     </w:lvl>
   </w:abstractNum>
-  <w:abstractNum w:abstractNumId="31" w15:restartNumberingAfterBreak="0">
+  <w:abstractNum w:abstractNumId="33" w15:restartNumberingAfterBreak="0">
     <w:nsid w:val="3A9B152E"/>
     <w:multiLevelType w:val="multilevel"/>
     <w:tmpl w:val="669CC97A"/>
@@ -14771,7 +13860,7 @@
       </w:rPr>
     </w:lvl>
   </w:abstractNum>
-  <w:abstractNum w:abstractNumId="32" w15:restartNumberingAfterBreak="0">
+  <w:abstractNum w:abstractNumId="34" w15:restartNumberingAfterBreak="0">
     <w:nsid w:val="3BD5295A"/>
     <w:multiLevelType w:val="multilevel"/>
     <w:tmpl w:val="3C747B64"/>
@@ -14920,7 +14009,7 @@
       </w:rPr>
     </w:lvl>
   </w:abstractNum>
-  <w:abstractNum w:abstractNumId="33" w15:restartNumberingAfterBreak="0">
+  <w:abstractNum w:abstractNumId="35" w15:restartNumberingAfterBreak="0">
     <w:nsid w:val="3C27584D"/>
     <w:multiLevelType w:val="multilevel"/>
     <w:tmpl w:val="72963F08"/>
@@ -15069,7 +14158,7 @@
       </w:rPr>
     </w:lvl>
   </w:abstractNum>
-  <w:abstractNum w:abstractNumId="34" w15:restartNumberingAfterBreak="0">
+  <w:abstractNum w:abstractNumId="36" w15:restartNumberingAfterBreak="0">
     <w:nsid w:val="3FF54D9E"/>
     <w:multiLevelType w:val="multilevel"/>
     <w:tmpl w:val="C4B4BF76"/>
@@ -15218,7 +14307,7 @@
       </w:rPr>
     </w:lvl>
   </w:abstractNum>
-  <w:abstractNum w:abstractNumId="35" w15:restartNumberingAfterBreak="0">
+  <w:abstractNum w:abstractNumId="37" w15:restartNumberingAfterBreak="0">
     <w:nsid w:val="43251BF9"/>
     <w:multiLevelType w:val="multilevel"/>
     <w:tmpl w:val="C89EE4EC"/>
@@ -15367,7 +14456,7 @@
       </w:rPr>
     </w:lvl>
   </w:abstractNum>
-  <w:abstractNum w:abstractNumId="36" w15:restartNumberingAfterBreak="0">
+  <w:abstractNum w:abstractNumId="38" w15:restartNumberingAfterBreak="0">
     <w:nsid w:val="4386270D"/>
     <w:multiLevelType w:val="multilevel"/>
     <w:tmpl w:val="A9104268"/>
@@ -15516,7 +14605,7 @@
       </w:rPr>
     </w:lvl>
   </w:abstractNum>
-  <w:abstractNum w:abstractNumId="37" w15:restartNumberingAfterBreak="0">
+  <w:abstractNum w:abstractNumId="39" w15:restartNumberingAfterBreak="0">
     <w:nsid w:val="44F70043"/>
     <w:multiLevelType w:val="multilevel"/>
     <w:tmpl w:val="5DE21094"/>
@@ -15665,7 +14754,7 @@
       </w:rPr>
     </w:lvl>
   </w:abstractNum>
-  <w:abstractNum w:abstractNumId="38" w15:restartNumberingAfterBreak="0">
+  <w:abstractNum w:abstractNumId="40" w15:restartNumberingAfterBreak="0">
     <w:nsid w:val="45394E0A"/>
     <w:multiLevelType w:val="multilevel"/>
     <w:tmpl w:val="30162E4E"/>
@@ -15814,7 +14903,7 @@
       </w:rPr>
     </w:lvl>
   </w:abstractNum>
-  <w:abstractNum w:abstractNumId="39" w15:restartNumberingAfterBreak="0">
+  <w:abstractNum w:abstractNumId="41" w15:restartNumberingAfterBreak="0">
     <w:nsid w:val="45661986"/>
     <w:multiLevelType w:val="multilevel"/>
     <w:tmpl w:val="9FCA8D96"/>
@@ -15963,7 +15052,7 @@
       </w:rPr>
     </w:lvl>
   </w:abstractNum>
-  <w:abstractNum w:abstractNumId="40" w15:restartNumberingAfterBreak="0">
+  <w:abstractNum w:abstractNumId="42" w15:restartNumberingAfterBreak="0">
     <w:nsid w:val="45E7613E"/>
     <w:multiLevelType w:val="multilevel"/>
     <w:tmpl w:val="9788B7E4"/>
@@ -16112,7 +15201,7 @@
       </w:rPr>
     </w:lvl>
   </w:abstractNum>
-  <w:abstractNum w:abstractNumId="41" w15:restartNumberingAfterBreak="0">
+  <w:abstractNum w:abstractNumId="43" w15:restartNumberingAfterBreak="0">
     <w:nsid w:val="46C70928"/>
     <w:multiLevelType w:val="multilevel"/>
     <w:tmpl w:val="F5E60DAA"/>
@@ -16261,7 +15350,7 @@
       </w:rPr>
     </w:lvl>
   </w:abstractNum>
-  <w:abstractNum w:abstractNumId="42" w15:restartNumberingAfterBreak="0">
+  <w:abstractNum w:abstractNumId="44" w15:restartNumberingAfterBreak="0">
     <w:nsid w:val="49CE2775"/>
     <w:multiLevelType w:val="multilevel"/>
     <w:tmpl w:val="D3BA0EE6"/>
@@ -16410,7 +15499,7 @@
       </w:rPr>
     </w:lvl>
   </w:abstractNum>
-  <w:abstractNum w:abstractNumId="43" w15:restartNumberingAfterBreak="0">
+  <w:abstractNum w:abstractNumId="45" w15:restartNumberingAfterBreak="0">
     <w:nsid w:val="4A10139F"/>
     <w:multiLevelType w:val="multilevel"/>
     <w:tmpl w:val="F294D580"/>
@@ -16559,7 +15648,7 @@
       </w:rPr>
     </w:lvl>
   </w:abstractNum>
-  <w:abstractNum w:abstractNumId="44" w15:restartNumberingAfterBreak="0">
+  <w:abstractNum w:abstractNumId="46" w15:restartNumberingAfterBreak="0">
     <w:nsid w:val="4B5D6209"/>
     <w:multiLevelType w:val="multilevel"/>
     <w:tmpl w:val="948A11B0"/>
@@ -16708,7 +15797,7 @@
       </w:rPr>
     </w:lvl>
   </w:abstractNum>
-  <w:abstractNum w:abstractNumId="45" w15:restartNumberingAfterBreak="0">
+  <w:abstractNum w:abstractNumId="47" w15:restartNumberingAfterBreak="0">
     <w:nsid w:val="4C98245A"/>
     <w:multiLevelType w:val="multilevel"/>
     <w:tmpl w:val="869810F6"/>
@@ -16857,7 +15946,7 @@
       </w:rPr>
     </w:lvl>
   </w:abstractNum>
-  <w:abstractNum w:abstractNumId="46" w15:restartNumberingAfterBreak="0">
+  <w:abstractNum w:abstractNumId="48" w15:restartNumberingAfterBreak="0">
     <w:nsid w:val="4CF06AD6"/>
     <w:multiLevelType w:val="multilevel"/>
     <w:tmpl w:val="D736E640"/>
@@ -17006,7 +16095,7 @@
       </w:rPr>
     </w:lvl>
   </w:abstractNum>
-  <w:abstractNum w:abstractNumId="47" w15:restartNumberingAfterBreak="0">
+  <w:abstractNum w:abstractNumId="49" w15:restartNumberingAfterBreak="0">
     <w:nsid w:val="4E5E1F61"/>
     <w:multiLevelType w:val="multilevel"/>
     <w:tmpl w:val="ED30EB08"/>
@@ -17155,7 +16244,7 @@
       </w:rPr>
     </w:lvl>
   </w:abstractNum>
-  <w:abstractNum w:abstractNumId="48" w15:restartNumberingAfterBreak="0">
+  <w:abstractNum w:abstractNumId="50" w15:restartNumberingAfterBreak="0">
     <w:nsid w:val="4FBF1C54"/>
     <w:multiLevelType w:val="multilevel"/>
     <w:tmpl w:val="D0CCB412"/>
@@ -17304,7 +16393,7 @@
       </w:rPr>
     </w:lvl>
   </w:abstractNum>
-  <w:abstractNum w:abstractNumId="49" w15:restartNumberingAfterBreak="0">
+  <w:abstractNum w:abstractNumId="51" w15:restartNumberingAfterBreak="0">
     <w:nsid w:val="527C2FF9"/>
     <w:multiLevelType w:val="multilevel"/>
     <w:tmpl w:val="45F887C6"/>
@@ -17453,7 +16542,7 @@
       </w:rPr>
     </w:lvl>
   </w:abstractNum>
-  <w:abstractNum w:abstractNumId="50" w15:restartNumberingAfterBreak="0">
+  <w:abstractNum w:abstractNumId="52" w15:restartNumberingAfterBreak="0">
     <w:nsid w:val="54BF5DBE"/>
     <w:multiLevelType w:val="multilevel"/>
     <w:tmpl w:val="39942BA6"/>
@@ -17602,7 +16691,7 @@
       </w:rPr>
     </w:lvl>
   </w:abstractNum>
-  <w:abstractNum w:abstractNumId="51" w15:restartNumberingAfterBreak="0">
+  <w:abstractNum w:abstractNumId="53" w15:restartNumberingAfterBreak="0">
     <w:nsid w:val="562E7589"/>
     <w:multiLevelType w:val="multilevel"/>
     <w:tmpl w:val="BC185C90"/>
@@ -17751,7 +16840,7 @@
       </w:rPr>
     </w:lvl>
   </w:abstractNum>
-  <w:abstractNum w:abstractNumId="52" w15:restartNumberingAfterBreak="0">
+  <w:abstractNum w:abstractNumId="54" w15:restartNumberingAfterBreak="0">
     <w:nsid w:val="57BF7EC4"/>
     <w:multiLevelType w:val="multilevel"/>
     <w:tmpl w:val="E9AAB234"/>
@@ -17900,7 +16989,7 @@
       </w:rPr>
     </w:lvl>
   </w:abstractNum>
-  <w:abstractNum w:abstractNumId="53" w15:restartNumberingAfterBreak="0">
+  <w:abstractNum w:abstractNumId="55" w15:restartNumberingAfterBreak="0">
     <w:nsid w:val="587C640A"/>
     <w:multiLevelType w:val="multilevel"/>
     <w:tmpl w:val="1EE6CC76"/>
@@ -18049,7 +17138,156 @@
       </w:rPr>
     </w:lvl>
   </w:abstractNum>
-  <w:abstractNum w:abstractNumId="54" w15:restartNumberingAfterBreak="0">
+  <w:abstractNum w:abstractNumId="56" w15:restartNumberingAfterBreak="0">
+    <w:nsid w:val="5A8D0E80"/>
+    <w:multiLevelType w:val="multilevel"/>
+    <w:tmpl w:val="09AC6F88"/>
+    <w:lvl w:ilvl="0">
+      <w:start w:val="1"/>
+      <w:numFmt w:val="bullet"/>
+      <w:lvlText w:val=""/>
+      <w:lvlJc w:val="left"/>
+      <w:pPr>
+        <w:tabs>
+          <w:tab w:val="num" w:pos="720"/>
+        </w:tabs>
+        <w:ind w:left="720" w:hanging="360"/>
+      </w:pPr>
+      <w:rPr>
+        <w:rFonts w:ascii="Symbol" w:hAnsi="Symbol" w:hint="default"/>
+        <w:sz w:val="20"/>
+      </w:rPr>
+    </w:lvl>
+    <w:lvl w:ilvl="1" w:tentative="1">
+      <w:start w:val="1"/>
+      <w:numFmt w:val="bullet"/>
+      <w:lvlText w:val="o"/>
+      <w:lvlJc w:val="left"/>
+      <w:pPr>
+        <w:tabs>
+          <w:tab w:val="num" w:pos="1440"/>
+        </w:tabs>
+        <w:ind w:left="1440" w:hanging="360"/>
+      </w:pPr>
+      <w:rPr>
+        <w:rFonts w:ascii="Courier New" w:hAnsi="Courier New" w:hint="default"/>
+        <w:sz w:val="20"/>
+      </w:rPr>
+    </w:lvl>
+    <w:lvl w:ilvl="2" w:tentative="1">
+      <w:start w:val="1"/>
+      <w:numFmt w:val="bullet"/>
+      <w:lvlText w:val=""/>
+      <w:lvlJc w:val="left"/>
+      <w:pPr>
+        <w:tabs>
+          <w:tab w:val="num" w:pos="2160"/>
+        </w:tabs>
+        <w:ind w:left="2160" w:hanging="360"/>
+      </w:pPr>
+      <w:rPr>
+        <w:rFonts w:ascii="Wingdings" w:hAnsi="Wingdings" w:hint="default"/>
+        <w:sz w:val="20"/>
+      </w:rPr>
+    </w:lvl>
+    <w:lvl w:ilvl="3" w:tentative="1">
+      <w:start w:val="1"/>
+      <w:numFmt w:val="bullet"/>
+      <w:lvlText w:val=""/>
+      <w:lvlJc w:val="left"/>
+      <w:pPr>
+        <w:tabs>
+          <w:tab w:val="num" w:pos="2880"/>
+        </w:tabs>
+        <w:ind w:left="2880" w:hanging="360"/>
+      </w:pPr>
+      <w:rPr>
+        <w:rFonts w:ascii="Wingdings" w:hAnsi="Wingdings" w:hint="default"/>
+        <w:sz w:val="20"/>
+      </w:rPr>
+    </w:lvl>
+    <w:lvl w:ilvl="4" w:tentative="1">
+      <w:start w:val="1"/>
+      <w:numFmt w:val="bullet"/>
+      <w:lvlText w:val=""/>
+      <w:lvlJc w:val="left"/>
+      <w:pPr>
+        <w:tabs>
+          <w:tab w:val="num" w:pos="3600"/>
+        </w:tabs>
+        <w:ind w:left="3600" w:hanging="360"/>
+      </w:pPr>
+      <w:rPr>
+        <w:rFonts w:ascii="Wingdings" w:hAnsi="Wingdings" w:hint="default"/>
+        <w:sz w:val="20"/>
+      </w:rPr>
+    </w:lvl>
+    <w:lvl w:ilvl="5" w:tentative="1">
+      <w:start w:val="1"/>
+      <w:numFmt w:val="bullet"/>
+      <w:lvlText w:val=""/>
+      <w:lvlJc w:val="left"/>
+      <w:pPr>
+        <w:tabs>
+          <w:tab w:val="num" w:pos="4320"/>
+        </w:tabs>
+        <w:ind w:left="4320" w:hanging="360"/>
+      </w:pPr>
+      <w:rPr>
+        <w:rFonts w:ascii="Wingdings" w:hAnsi="Wingdings" w:hint="default"/>
+        <w:sz w:val="20"/>
+      </w:rPr>
+    </w:lvl>
+    <w:lvl w:ilvl="6" w:tentative="1">
+      <w:start w:val="1"/>
+      <w:numFmt w:val="bullet"/>
+      <w:lvlText w:val=""/>
+      <w:lvlJc w:val="left"/>
+      <w:pPr>
+        <w:tabs>
+          <w:tab w:val="num" w:pos="5040"/>
+        </w:tabs>
+        <w:ind w:left="5040" w:hanging="360"/>
+      </w:pPr>
+      <w:rPr>
+        <w:rFonts w:ascii="Wingdings" w:hAnsi="Wingdings" w:hint="default"/>
+        <w:sz w:val="20"/>
+      </w:rPr>
+    </w:lvl>
+    <w:lvl w:ilvl="7" w:tentative="1">
+      <w:start w:val="1"/>
+      <w:numFmt w:val="bullet"/>
+      <w:lvlText w:val=""/>
+      <w:lvlJc w:val="left"/>
+      <w:pPr>
+        <w:tabs>
+          <w:tab w:val="num" w:pos="5760"/>
+        </w:tabs>
+        <w:ind w:left="5760" w:hanging="360"/>
+      </w:pPr>
+      <w:rPr>
+        <w:rFonts w:ascii="Wingdings" w:hAnsi="Wingdings" w:hint="default"/>
+        <w:sz w:val="20"/>
+      </w:rPr>
+    </w:lvl>
+    <w:lvl w:ilvl="8" w:tentative="1">
+      <w:start w:val="1"/>
+      <w:numFmt w:val="bullet"/>
+      <w:lvlText w:val=""/>
+      <w:lvlJc w:val="left"/>
+      <w:pPr>
+        <w:tabs>
+          <w:tab w:val="num" w:pos="6480"/>
+        </w:tabs>
+        <w:ind w:left="6480" w:hanging="360"/>
+      </w:pPr>
+      <w:rPr>
+        <w:rFonts w:ascii="Wingdings" w:hAnsi="Wingdings" w:hint="default"/>
+        <w:sz w:val="20"/>
+      </w:rPr>
+    </w:lvl>
+  </w:abstractNum>
+  <w:abstractNum w:abstractNumId="57" w15:restartNumberingAfterBreak="0">
     <w:nsid w:val="5C434319"/>
     <w:multiLevelType w:val="multilevel"/>
     <w:tmpl w:val="B246D93A"/>
@@ -18198,7 +17436,7 @@
       </w:rPr>
     </w:lvl>
   </w:abstractNum>
-  <w:abstractNum w:abstractNumId="55" w15:restartNumberingAfterBreak="0">
+  <w:abstractNum w:abstractNumId="58" w15:restartNumberingAfterBreak="0">
     <w:nsid w:val="5C4F7B74"/>
     <w:multiLevelType w:val="multilevel"/>
     <w:tmpl w:val="C20028E8"/>
@@ -18347,7 +17585,7 @@
       </w:rPr>
     </w:lvl>
   </w:abstractNum>
-  <w:abstractNum w:abstractNumId="56" w15:restartNumberingAfterBreak="0">
+  <w:abstractNum w:abstractNumId="59" w15:restartNumberingAfterBreak="0">
     <w:nsid w:val="5D240167"/>
     <w:multiLevelType w:val="multilevel"/>
     <w:tmpl w:val="0D804542"/>
@@ -18496,7 +17734,7 @@
       </w:rPr>
     </w:lvl>
   </w:abstractNum>
-  <w:abstractNum w:abstractNumId="57" w15:restartNumberingAfterBreak="0">
+  <w:abstractNum w:abstractNumId="60" w15:restartNumberingAfterBreak="0">
     <w:nsid w:val="61861CA5"/>
     <w:multiLevelType w:val="multilevel"/>
     <w:tmpl w:val="5B16B1B0"/>
@@ -18645,7 +17883,7 @@
       </w:rPr>
     </w:lvl>
   </w:abstractNum>
-  <w:abstractNum w:abstractNumId="58" w15:restartNumberingAfterBreak="0">
+  <w:abstractNum w:abstractNumId="61" w15:restartNumberingAfterBreak="0">
     <w:nsid w:val="62E66358"/>
     <w:multiLevelType w:val="multilevel"/>
     <w:tmpl w:val="CCBE4640"/>
@@ -18794,7 +18032,7 @@
       </w:rPr>
     </w:lvl>
   </w:abstractNum>
-  <w:abstractNum w:abstractNumId="59" w15:restartNumberingAfterBreak="0">
+  <w:abstractNum w:abstractNumId="62" w15:restartNumberingAfterBreak="0">
     <w:nsid w:val="62FD410A"/>
     <w:multiLevelType w:val="multilevel"/>
     <w:tmpl w:val="DBC84164"/>
@@ -18943,7 +18181,7 @@
       </w:rPr>
     </w:lvl>
   </w:abstractNum>
-  <w:abstractNum w:abstractNumId="60" w15:restartNumberingAfterBreak="0">
+  <w:abstractNum w:abstractNumId="63" w15:restartNumberingAfterBreak="0">
     <w:nsid w:val="634D46A6"/>
     <w:multiLevelType w:val="multilevel"/>
     <w:tmpl w:val="0826EABC"/>
@@ -19092,7 +18330,7 @@
       </w:rPr>
     </w:lvl>
   </w:abstractNum>
-  <w:abstractNum w:abstractNumId="61" w15:restartNumberingAfterBreak="0">
+  <w:abstractNum w:abstractNumId="64" w15:restartNumberingAfterBreak="0">
     <w:nsid w:val="63712F31"/>
     <w:multiLevelType w:val="multilevel"/>
     <w:tmpl w:val="6C3826D6"/>
@@ -19241,7 +18479,7 @@
       </w:rPr>
     </w:lvl>
   </w:abstractNum>
-  <w:abstractNum w:abstractNumId="62" w15:restartNumberingAfterBreak="0">
+  <w:abstractNum w:abstractNumId="65" w15:restartNumberingAfterBreak="0">
     <w:nsid w:val="66D37A7E"/>
     <w:multiLevelType w:val="multilevel"/>
     <w:tmpl w:val="169261F8"/>
@@ -19390,7 +18628,7 @@
       </w:rPr>
     </w:lvl>
   </w:abstractNum>
-  <w:abstractNum w:abstractNumId="63" w15:restartNumberingAfterBreak="0">
+  <w:abstractNum w:abstractNumId="66" w15:restartNumberingAfterBreak="0">
     <w:nsid w:val="67B4245D"/>
     <w:multiLevelType w:val="multilevel"/>
     <w:tmpl w:val="7EB44570"/>
@@ -19539,7 +18777,7 @@
       </w:rPr>
     </w:lvl>
   </w:abstractNum>
-  <w:abstractNum w:abstractNumId="64" w15:restartNumberingAfterBreak="0">
+  <w:abstractNum w:abstractNumId="67" w15:restartNumberingAfterBreak="0">
     <w:nsid w:val="67C254D3"/>
     <w:multiLevelType w:val="multilevel"/>
     <w:tmpl w:val="C620605C"/>
@@ -19688,7 +18926,7 @@
       </w:rPr>
     </w:lvl>
   </w:abstractNum>
-  <w:abstractNum w:abstractNumId="65" w15:restartNumberingAfterBreak="0">
+  <w:abstractNum w:abstractNumId="68" w15:restartNumberingAfterBreak="0">
     <w:nsid w:val="67FF6270"/>
     <w:multiLevelType w:val="multilevel"/>
     <w:tmpl w:val="515232EE"/>
@@ -19837,7 +19075,7 @@
       </w:rPr>
     </w:lvl>
   </w:abstractNum>
-  <w:abstractNum w:abstractNumId="66" w15:restartNumberingAfterBreak="0">
+  <w:abstractNum w:abstractNumId="69" w15:restartNumberingAfterBreak="0">
     <w:nsid w:val="6B224794"/>
     <w:multiLevelType w:val="multilevel"/>
     <w:tmpl w:val="4A02A918"/>
@@ -19981,7 +19219,7 @@
       </w:rPr>
     </w:lvl>
   </w:abstractNum>
-  <w:abstractNum w:abstractNumId="67" w15:restartNumberingAfterBreak="0">
+  <w:abstractNum w:abstractNumId="70" w15:restartNumberingAfterBreak="0">
     <w:nsid w:val="6C3451AC"/>
     <w:multiLevelType w:val="multilevel"/>
     <w:tmpl w:val="F4F4F6B6"/>
@@ -20130,7 +19368,7 @@
       </w:rPr>
     </w:lvl>
   </w:abstractNum>
-  <w:abstractNum w:abstractNumId="68" w15:restartNumberingAfterBreak="0">
+  <w:abstractNum w:abstractNumId="71" w15:restartNumberingAfterBreak="0">
     <w:nsid w:val="6DA24061"/>
     <w:multiLevelType w:val="multilevel"/>
     <w:tmpl w:val="F6665280"/>
@@ -20279,7 +19517,7 @@
       </w:rPr>
     </w:lvl>
   </w:abstractNum>
-  <w:abstractNum w:abstractNumId="69" w15:restartNumberingAfterBreak="0">
+  <w:abstractNum w:abstractNumId="72" w15:restartNumberingAfterBreak="0">
     <w:nsid w:val="6E9F2C1F"/>
     <w:multiLevelType w:val="multilevel"/>
     <w:tmpl w:val="97D2B8B6"/>
@@ -20428,7 +19666,7 @@
       </w:rPr>
     </w:lvl>
   </w:abstractNum>
-  <w:abstractNum w:abstractNumId="70" w15:restartNumberingAfterBreak="0">
+  <w:abstractNum w:abstractNumId="73" w15:restartNumberingAfterBreak="0">
     <w:nsid w:val="708C7751"/>
     <w:multiLevelType w:val="multilevel"/>
     <w:tmpl w:val="63727B32"/>
@@ -20577,7 +19815,7 @@
       </w:rPr>
     </w:lvl>
   </w:abstractNum>
-  <w:abstractNum w:abstractNumId="71" w15:restartNumberingAfterBreak="0">
+  <w:abstractNum w:abstractNumId="74" w15:restartNumberingAfterBreak="0">
     <w:nsid w:val="71B91B35"/>
     <w:multiLevelType w:val="multilevel"/>
     <w:tmpl w:val="D4E27B48"/>
@@ -20726,7 +19964,7 @@
       </w:rPr>
     </w:lvl>
   </w:abstractNum>
-  <w:abstractNum w:abstractNumId="72" w15:restartNumberingAfterBreak="0">
+  <w:abstractNum w:abstractNumId="75" w15:restartNumberingAfterBreak="0">
     <w:nsid w:val="725E518B"/>
     <w:multiLevelType w:val="multilevel"/>
     <w:tmpl w:val="0DB8C7F4"/>
@@ -20875,7 +20113,305 @@
       </w:rPr>
     </w:lvl>
   </w:abstractNum>
-  <w:abstractNum w:abstractNumId="73" w15:restartNumberingAfterBreak="0">
+  <w:abstractNum w:abstractNumId="76" w15:restartNumberingAfterBreak="0">
+    <w:nsid w:val="73641DC7"/>
+    <w:multiLevelType w:val="multilevel"/>
+    <w:tmpl w:val="3738BE4A"/>
+    <w:lvl w:ilvl="0">
+      <w:start w:val="1"/>
+      <w:numFmt w:val="bullet"/>
+      <w:lvlText w:val=""/>
+      <w:lvlJc w:val="left"/>
+      <w:pPr>
+        <w:tabs>
+          <w:tab w:val="num" w:pos="720"/>
+        </w:tabs>
+        <w:ind w:left="720" w:hanging="360"/>
+      </w:pPr>
+      <w:rPr>
+        <w:rFonts w:ascii="Symbol" w:hAnsi="Symbol" w:hint="default"/>
+        <w:sz w:val="20"/>
+      </w:rPr>
+    </w:lvl>
+    <w:lvl w:ilvl="1" w:tentative="1">
+      <w:start w:val="1"/>
+      <w:numFmt w:val="bullet"/>
+      <w:lvlText w:val="o"/>
+      <w:lvlJc w:val="left"/>
+      <w:pPr>
+        <w:tabs>
+          <w:tab w:val="num" w:pos="1440"/>
+        </w:tabs>
+        <w:ind w:left="1440" w:hanging="360"/>
+      </w:pPr>
+      <w:rPr>
+        <w:rFonts w:ascii="Courier New" w:hAnsi="Courier New" w:hint="default"/>
+        <w:sz w:val="20"/>
+      </w:rPr>
+    </w:lvl>
+    <w:lvl w:ilvl="2" w:tentative="1">
+      <w:start w:val="1"/>
+      <w:numFmt w:val="bullet"/>
+      <w:lvlText w:val=""/>
+      <w:lvlJc w:val="left"/>
+      <w:pPr>
+        <w:tabs>
+          <w:tab w:val="num" w:pos="2160"/>
+        </w:tabs>
+        <w:ind w:left="2160" w:hanging="360"/>
+      </w:pPr>
+      <w:rPr>
+        <w:rFonts w:ascii="Wingdings" w:hAnsi="Wingdings" w:hint="default"/>
+        <w:sz w:val="20"/>
+      </w:rPr>
+    </w:lvl>
+    <w:lvl w:ilvl="3" w:tentative="1">
+      <w:start w:val="1"/>
+      <w:numFmt w:val="bullet"/>
+      <w:lvlText w:val=""/>
+      <w:lvlJc w:val="left"/>
+      <w:pPr>
+        <w:tabs>
+          <w:tab w:val="num" w:pos="2880"/>
+        </w:tabs>
+        <w:ind w:left="2880" w:hanging="360"/>
+      </w:pPr>
+      <w:rPr>
+        <w:rFonts w:ascii="Wingdings" w:hAnsi="Wingdings" w:hint="default"/>
+        <w:sz w:val="20"/>
+      </w:rPr>
+    </w:lvl>
+    <w:lvl w:ilvl="4" w:tentative="1">
+      <w:start w:val="1"/>
+      <w:numFmt w:val="bullet"/>
+      <w:lvlText w:val=""/>
+      <w:lvlJc w:val="left"/>
+      <w:pPr>
+        <w:tabs>
+          <w:tab w:val="num" w:pos="3600"/>
+        </w:tabs>
+        <w:ind w:left="3600" w:hanging="360"/>
+      </w:pPr>
+      <w:rPr>
+        <w:rFonts w:ascii="Wingdings" w:hAnsi="Wingdings" w:hint="default"/>
+        <w:sz w:val="20"/>
+      </w:rPr>
+    </w:lvl>
+    <w:lvl w:ilvl="5" w:tentative="1">
+      <w:start w:val="1"/>
+      <w:numFmt w:val="bullet"/>
+      <w:lvlText w:val=""/>
+      <w:lvlJc w:val="left"/>
+      <w:pPr>
+        <w:tabs>
+          <w:tab w:val="num" w:pos="4320"/>
+        </w:tabs>
+        <w:ind w:left="4320" w:hanging="360"/>
+      </w:pPr>
+      <w:rPr>
+        <w:rFonts w:ascii="Wingdings" w:hAnsi="Wingdings" w:hint="default"/>
+        <w:sz w:val="20"/>
+      </w:rPr>
+    </w:lvl>
+    <w:lvl w:ilvl="6" w:tentative="1">
+      <w:start w:val="1"/>
+      <w:numFmt w:val="bullet"/>
+      <w:lvlText w:val=""/>
+      <w:lvlJc w:val="left"/>
+      <w:pPr>
+        <w:tabs>
+          <w:tab w:val="num" w:pos="5040"/>
+        </w:tabs>
+        <w:ind w:left="5040" w:hanging="360"/>
+      </w:pPr>
+      <w:rPr>
+        <w:rFonts w:ascii="Wingdings" w:hAnsi="Wingdings" w:hint="default"/>
+        <w:sz w:val="20"/>
+      </w:rPr>
+    </w:lvl>
+    <w:lvl w:ilvl="7" w:tentative="1">
+      <w:start w:val="1"/>
+      <w:numFmt w:val="bullet"/>
+      <w:lvlText w:val=""/>
+      <w:lvlJc w:val="left"/>
+      <w:pPr>
+        <w:tabs>
+          <w:tab w:val="num" w:pos="5760"/>
+        </w:tabs>
+        <w:ind w:left="5760" w:hanging="360"/>
+      </w:pPr>
+      <w:rPr>
+        <w:rFonts w:ascii="Wingdings" w:hAnsi="Wingdings" w:hint="default"/>
+        <w:sz w:val="20"/>
+      </w:rPr>
+    </w:lvl>
+    <w:lvl w:ilvl="8" w:tentative="1">
+      <w:start w:val="1"/>
+      <w:numFmt w:val="bullet"/>
+      <w:lvlText w:val=""/>
+      <w:lvlJc w:val="left"/>
+      <w:pPr>
+        <w:tabs>
+          <w:tab w:val="num" w:pos="6480"/>
+        </w:tabs>
+        <w:ind w:left="6480" w:hanging="360"/>
+      </w:pPr>
+      <w:rPr>
+        <w:rFonts w:ascii="Wingdings" w:hAnsi="Wingdings" w:hint="default"/>
+        <w:sz w:val="20"/>
+      </w:rPr>
+    </w:lvl>
+  </w:abstractNum>
+  <w:abstractNum w:abstractNumId="77" w15:restartNumberingAfterBreak="0">
+    <w:nsid w:val="75981319"/>
+    <w:multiLevelType w:val="multilevel"/>
+    <w:tmpl w:val="C270DF08"/>
+    <w:lvl w:ilvl="0">
+      <w:start w:val="1"/>
+      <w:numFmt w:val="bullet"/>
+      <w:lvlText w:val=""/>
+      <w:lvlJc w:val="left"/>
+      <w:pPr>
+        <w:tabs>
+          <w:tab w:val="num" w:pos="720"/>
+        </w:tabs>
+        <w:ind w:left="720" w:hanging="360"/>
+      </w:pPr>
+      <w:rPr>
+        <w:rFonts w:ascii="Symbol" w:hAnsi="Symbol" w:hint="default"/>
+        <w:sz w:val="20"/>
+      </w:rPr>
+    </w:lvl>
+    <w:lvl w:ilvl="1" w:tentative="1">
+      <w:start w:val="1"/>
+      <w:numFmt w:val="bullet"/>
+      <w:lvlText w:val="o"/>
+      <w:lvlJc w:val="left"/>
+      <w:pPr>
+        <w:tabs>
+          <w:tab w:val="num" w:pos="1440"/>
+        </w:tabs>
+        <w:ind w:left="1440" w:hanging="360"/>
+      </w:pPr>
+      <w:rPr>
+        <w:rFonts w:ascii="Courier New" w:hAnsi="Courier New" w:hint="default"/>
+        <w:sz w:val="20"/>
+      </w:rPr>
+    </w:lvl>
+    <w:lvl w:ilvl="2" w:tentative="1">
+      <w:start w:val="1"/>
+      <w:numFmt w:val="bullet"/>
+      <w:lvlText w:val=""/>
+      <w:lvlJc w:val="left"/>
+      <w:pPr>
+        <w:tabs>
+          <w:tab w:val="num" w:pos="2160"/>
+        </w:tabs>
+        <w:ind w:left="2160" w:hanging="360"/>
+      </w:pPr>
+      <w:rPr>
+        <w:rFonts w:ascii="Wingdings" w:hAnsi="Wingdings" w:hint="default"/>
+        <w:sz w:val="20"/>
+      </w:rPr>
+    </w:lvl>
+    <w:lvl w:ilvl="3" w:tentative="1">
+      <w:start w:val="1"/>
+      <w:numFmt w:val="bullet"/>
+      <w:lvlText w:val=""/>
+      <w:lvlJc w:val="left"/>
+      <w:pPr>
+        <w:tabs>
+          <w:tab w:val="num" w:pos="2880"/>
+        </w:tabs>
+        <w:ind w:left="2880" w:hanging="360"/>
+      </w:pPr>
+      <w:rPr>
+        <w:rFonts w:ascii="Wingdings" w:hAnsi="Wingdings" w:hint="default"/>
+        <w:sz w:val="20"/>
+      </w:rPr>
+    </w:lvl>
+    <w:lvl w:ilvl="4" w:tentative="1">
+      <w:start w:val="1"/>
+      <w:numFmt w:val="bullet"/>
+      <w:lvlText w:val=""/>
+      <w:lvlJc w:val="left"/>
+      <w:pPr>
+        <w:tabs>
+          <w:tab w:val="num" w:pos="3600"/>
+        </w:tabs>
+        <w:ind w:left="3600" w:hanging="360"/>
+      </w:pPr>
+      <w:rPr>
+        <w:rFonts w:ascii="Wingdings" w:hAnsi="Wingdings" w:hint="default"/>
+        <w:sz w:val="20"/>
+      </w:rPr>
+    </w:lvl>
+    <w:lvl w:ilvl="5" w:tentative="1">
+      <w:start w:val="1"/>
+      <w:numFmt w:val="bullet"/>
+      <w:lvlText w:val=""/>
+      <w:lvlJc w:val="left"/>
+      <w:pPr>
+        <w:tabs>
+          <w:tab w:val="num" w:pos="4320"/>
+        </w:tabs>
+        <w:ind w:left="4320" w:hanging="360"/>
+      </w:pPr>
+      <w:rPr>
+        <w:rFonts w:ascii="Wingdings" w:hAnsi="Wingdings" w:hint="default"/>
+        <w:sz w:val="20"/>
+      </w:rPr>
+    </w:lvl>
+    <w:lvl w:ilvl="6" w:tentative="1">
+      <w:start w:val="1"/>
+      <w:numFmt w:val="bullet"/>
+      <w:lvlText w:val=""/>
+      <w:lvlJc w:val="left"/>
+      <w:pPr>
+        <w:tabs>
+          <w:tab w:val="num" w:pos="5040"/>
+        </w:tabs>
+        <w:ind w:left="5040" w:hanging="360"/>
+      </w:pPr>
+      <w:rPr>
+        <w:rFonts w:ascii="Wingdings" w:hAnsi="Wingdings" w:hint="default"/>
+        <w:sz w:val="20"/>
+      </w:rPr>
+    </w:lvl>
+    <w:lvl w:ilvl="7" w:tentative="1">
+      <w:start w:val="1"/>
+      <w:numFmt w:val="bullet"/>
+      <w:lvlText w:val=""/>
+      <w:lvlJc w:val="left"/>
+      <w:pPr>
+        <w:tabs>
+          <w:tab w:val="num" w:pos="5760"/>
+        </w:tabs>
+        <w:ind w:left="5760" w:hanging="360"/>
+      </w:pPr>
+      <w:rPr>
+        <w:rFonts w:ascii="Wingdings" w:hAnsi="Wingdings" w:hint="default"/>
+        <w:sz w:val="20"/>
+      </w:rPr>
+    </w:lvl>
+    <w:lvl w:ilvl="8" w:tentative="1">
+      <w:start w:val="1"/>
+      <w:numFmt w:val="bullet"/>
+      <w:lvlText w:val=""/>
+      <w:lvlJc w:val="left"/>
+      <w:pPr>
+        <w:tabs>
+          <w:tab w:val="num" w:pos="6480"/>
+        </w:tabs>
+        <w:ind w:left="6480" w:hanging="360"/>
+      </w:pPr>
+      <w:rPr>
+        <w:rFonts w:ascii="Wingdings" w:hAnsi="Wingdings" w:hint="default"/>
+        <w:sz w:val="20"/>
+      </w:rPr>
+    </w:lvl>
+  </w:abstractNum>
+  <w:abstractNum w:abstractNumId="78" w15:restartNumberingAfterBreak="0">
     <w:nsid w:val="771415CE"/>
     <w:multiLevelType w:val="multilevel"/>
     <w:tmpl w:val="476EC0EA"/>
@@ -21024,7 +20560,7 @@
       </w:rPr>
     </w:lvl>
   </w:abstractNum>
-  <w:abstractNum w:abstractNumId="74" w15:restartNumberingAfterBreak="0">
+  <w:abstractNum w:abstractNumId="79" w15:restartNumberingAfterBreak="0">
     <w:nsid w:val="776D5A4D"/>
     <w:multiLevelType w:val="multilevel"/>
     <w:tmpl w:val="21AAF5C0"/>
@@ -21173,7 +20709,7 @@
       </w:rPr>
     </w:lvl>
   </w:abstractNum>
-  <w:abstractNum w:abstractNumId="75" w15:restartNumberingAfterBreak="0">
+  <w:abstractNum w:abstractNumId="80" w15:restartNumberingAfterBreak="0">
     <w:nsid w:val="79382815"/>
     <w:multiLevelType w:val="multilevel"/>
     <w:tmpl w:val="BDD0606A"/>
@@ -21322,7 +20858,7 @@
       </w:rPr>
     </w:lvl>
   </w:abstractNum>
-  <w:abstractNum w:abstractNumId="76" w15:restartNumberingAfterBreak="0">
+  <w:abstractNum w:abstractNumId="81" w15:restartNumberingAfterBreak="0">
     <w:nsid w:val="7AD641DD"/>
     <w:multiLevelType w:val="multilevel"/>
     <w:tmpl w:val="E5CECB48"/>
@@ -21471,7 +21007,7 @@
       </w:rPr>
     </w:lvl>
   </w:abstractNum>
-  <w:abstractNum w:abstractNumId="77" w15:restartNumberingAfterBreak="0">
+  <w:abstractNum w:abstractNumId="82" w15:restartNumberingAfterBreak="0">
     <w:nsid w:val="7F7F06AF"/>
     <w:multiLevelType w:val="multilevel"/>
     <w:tmpl w:val="1C00A0D8"/>
@@ -21621,79 +21157,79 @@
     </w:lvl>
   </w:abstractNum>
   <w:num w:numId="1" w16cid:durableId="519705655">
-    <w:abstractNumId w:val="20"/>
+    <w:abstractNumId w:val="22"/>
   </w:num>
   <w:num w:numId="2" w16cid:durableId="2145199025">
-    <w:abstractNumId w:val="12"/>
+    <w:abstractNumId w:val="13"/>
   </w:num>
   <w:num w:numId="3" w16cid:durableId="1855461048">
-    <w:abstractNumId w:val="66"/>
+    <w:abstractNumId w:val="69"/>
   </w:num>
   <w:num w:numId="4" w16cid:durableId="1124925693">
-    <w:abstractNumId w:val="24"/>
+    <w:abstractNumId w:val="26"/>
   </w:num>
   <w:num w:numId="5" w16cid:durableId="1674990108">
-    <w:abstractNumId w:val="13"/>
+    <w:abstractNumId w:val="14"/>
   </w:num>
   <w:num w:numId="6" w16cid:durableId="346057904">
-    <w:abstractNumId w:val="47"/>
+    <w:abstractNumId w:val="49"/>
   </w:num>
   <w:num w:numId="7" w16cid:durableId="554464889">
-    <w:abstractNumId w:val="64"/>
+    <w:abstractNumId w:val="67"/>
   </w:num>
   <w:num w:numId="8" w16cid:durableId="682782688">
-    <w:abstractNumId w:val="43"/>
+    <w:abstractNumId w:val="45"/>
   </w:num>
   <w:num w:numId="9" w16cid:durableId="1659571766">
+    <w:abstractNumId w:val="37"/>
+  </w:num>
+  <w:num w:numId="10" w16cid:durableId="64182140">
+    <w:abstractNumId w:val="74"/>
+  </w:num>
+  <w:num w:numId="11" w16cid:durableId="920062596">
+    <w:abstractNumId w:val="78"/>
+  </w:num>
+  <w:num w:numId="12" w16cid:durableId="178935150">
+    <w:abstractNumId w:val="57"/>
+  </w:num>
+  <w:num w:numId="13" w16cid:durableId="1984433110">
+    <w:abstractNumId w:val="18"/>
+  </w:num>
+  <w:num w:numId="14" w16cid:durableId="92366515">
+    <w:abstractNumId w:val="17"/>
+  </w:num>
+  <w:num w:numId="15" w16cid:durableId="759181354">
+    <w:abstractNumId w:val="23"/>
+  </w:num>
+  <w:num w:numId="16" w16cid:durableId="249968522">
+    <w:abstractNumId w:val="51"/>
+  </w:num>
+  <w:num w:numId="17" w16cid:durableId="1997297250">
+    <w:abstractNumId w:val="65"/>
+  </w:num>
+  <w:num w:numId="18" w16cid:durableId="1063256419">
+    <w:abstractNumId w:val="28"/>
+  </w:num>
+  <w:num w:numId="19" w16cid:durableId="1464276527">
+    <w:abstractNumId w:val="73"/>
+  </w:num>
+  <w:num w:numId="20" w16cid:durableId="611134718">
+    <w:abstractNumId w:val="39"/>
+  </w:num>
+  <w:num w:numId="21" w16cid:durableId="384913153">
+    <w:abstractNumId w:val="27"/>
+  </w:num>
+  <w:num w:numId="22" w16cid:durableId="1670210821">
+    <w:abstractNumId w:val="52"/>
+  </w:num>
+  <w:num w:numId="23" w16cid:durableId="2039155851">
+    <w:abstractNumId w:val="40"/>
+  </w:num>
+  <w:num w:numId="24" w16cid:durableId="1371224142">
     <w:abstractNumId w:val="35"/>
   </w:num>
-  <w:num w:numId="10" w16cid:durableId="64182140">
-    <w:abstractNumId w:val="71"/>
-  </w:num>
-  <w:num w:numId="11" w16cid:durableId="920062596">
-    <w:abstractNumId w:val="73"/>
-  </w:num>
-  <w:num w:numId="12" w16cid:durableId="178935150">
-    <w:abstractNumId w:val="54"/>
-  </w:num>
-  <w:num w:numId="13" w16cid:durableId="1984433110">
-    <w:abstractNumId w:val="17"/>
-  </w:num>
-  <w:num w:numId="14" w16cid:durableId="92366515">
-    <w:abstractNumId w:val="16"/>
-  </w:num>
-  <w:num w:numId="15" w16cid:durableId="759181354">
-    <w:abstractNumId w:val="21"/>
-  </w:num>
-  <w:num w:numId="16" w16cid:durableId="249968522">
-    <w:abstractNumId w:val="49"/>
-  </w:num>
-  <w:num w:numId="17" w16cid:durableId="1997297250">
-    <w:abstractNumId w:val="62"/>
-  </w:num>
-  <w:num w:numId="18" w16cid:durableId="1063256419">
-    <w:abstractNumId w:val="26"/>
-  </w:num>
-  <w:num w:numId="19" w16cid:durableId="1464276527">
-    <w:abstractNumId w:val="70"/>
-  </w:num>
-  <w:num w:numId="20" w16cid:durableId="611134718">
-    <w:abstractNumId w:val="37"/>
-  </w:num>
-  <w:num w:numId="21" w16cid:durableId="384913153">
-    <w:abstractNumId w:val="25"/>
-  </w:num>
-  <w:num w:numId="22" w16cid:durableId="1670210821">
-    <w:abstractNumId w:val="50"/>
-  </w:num>
-  <w:num w:numId="23" w16cid:durableId="2039155851">
-    <w:abstractNumId w:val="38"/>
-  </w:num>
-  <w:num w:numId="24" w16cid:durableId="1371224142">
-    <w:abstractNumId w:val="33"/>
-  </w:num>
   <w:num w:numId="25" w16cid:durableId="142158290">
-    <w:abstractNumId w:val="44"/>
+    <w:abstractNumId w:val="46"/>
   </w:num>
   <w:num w:numId="26" w16cid:durableId="329136811">
     <w:abstractNumId w:val="1"/>
@@ -21702,157 +21238,172 @@
     <w:abstractNumId w:val="3"/>
   </w:num>
   <w:num w:numId="28" w16cid:durableId="1634867298">
-    <w:abstractNumId w:val="23"/>
+    <w:abstractNumId w:val="25"/>
   </w:num>
   <w:num w:numId="29" w16cid:durableId="338197837">
-    <w:abstractNumId w:val="57"/>
+    <w:abstractNumId w:val="60"/>
   </w:num>
   <w:num w:numId="30" w16cid:durableId="788008701">
-    <w:abstractNumId w:val="27"/>
+    <w:abstractNumId w:val="29"/>
   </w:num>
   <w:num w:numId="31" w16cid:durableId="1438524445">
-    <w:abstractNumId w:val="48"/>
+    <w:abstractNumId w:val="50"/>
   </w:num>
   <w:num w:numId="32" w16cid:durableId="939682179">
-    <w:abstractNumId w:val="63"/>
+    <w:abstractNumId w:val="66"/>
   </w:num>
   <w:num w:numId="33" w16cid:durableId="804591327">
-    <w:abstractNumId w:val="67"/>
+    <w:abstractNumId w:val="70"/>
   </w:num>
   <w:num w:numId="34" w16cid:durableId="1420518405">
+    <w:abstractNumId w:val="20"/>
+  </w:num>
+  <w:num w:numId="35" w16cid:durableId="731545199">
+    <w:abstractNumId w:val="59"/>
+  </w:num>
+  <w:num w:numId="36" w16cid:durableId="1853494660">
+    <w:abstractNumId w:val="44"/>
+  </w:num>
+  <w:num w:numId="37" w16cid:durableId="920677054">
     <w:abstractNumId w:val="19"/>
   </w:num>
-  <w:num w:numId="35" w16cid:durableId="731545199">
-    <w:abstractNumId w:val="56"/>
+  <w:num w:numId="38" w16cid:durableId="737940168">
+    <w:abstractNumId w:val="41"/>
   </w:num>
-  <w:num w:numId="36" w16cid:durableId="1853494660">
+  <w:num w:numId="39" w16cid:durableId="457720565">
     <w:abstractNumId w:val="42"/>
   </w:num>
-  <w:num w:numId="37" w16cid:durableId="920677054">
-    <w:abstractNumId w:val="18"/>
-  </w:num>
-  <w:num w:numId="38" w16cid:durableId="737940168">
-    <w:abstractNumId w:val="39"/>
-  </w:num>
-  <w:num w:numId="39" w16cid:durableId="457720565">
-    <w:abstractNumId w:val="40"/>
-  </w:num>
   <w:num w:numId="40" w16cid:durableId="433862319">
-    <w:abstractNumId w:val="75"/>
+    <w:abstractNumId w:val="80"/>
   </w:num>
   <w:num w:numId="41" w16cid:durableId="789787274">
     <w:abstractNumId w:val="8"/>
   </w:num>
   <w:num w:numId="42" w16cid:durableId="1004406156">
-    <w:abstractNumId w:val="10"/>
+    <w:abstractNumId w:val="11"/>
   </w:num>
   <w:num w:numId="43" w16cid:durableId="398865734">
-    <w:abstractNumId w:val="77"/>
+    <w:abstractNumId w:val="82"/>
   </w:num>
   <w:num w:numId="44" w16cid:durableId="2118865131">
     <w:abstractNumId w:val="2"/>
   </w:num>
   <w:num w:numId="45" w16cid:durableId="281695167">
-    <w:abstractNumId w:val="32"/>
+    <w:abstractNumId w:val="34"/>
   </w:num>
   <w:num w:numId="46" w16cid:durableId="523445517">
-    <w:abstractNumId w:val="65"/>
+    <w:abstractNumId w:val="68"/>
   </w:num>
   <w:num w:numId="47" w16cid:durableId="1205869759">
     <w:abstractNumId w:val="9"/>
   </w:num>
   <w:num w:numId="48" w16cid:durableId="667948574">
-    <w:abstractNumId w:val="72"/>
+    <w:abstractNumId w:val="75"/>
   </w:num>
   <w:num w:numId="49" w16cid:durableId="639070866">
-    <w:abstractNumId w:val="29"/>
+    <w:abstractNumId w:val="31"/>
   </w:num>
   <w:num w:numId="50" w16cid:durableId="1910311150">
-    <w:abstractNumId w:val="59"/>
+    <w:abstractNumId w:val="62"/>
   </w:num>
   <w:num w:numId="51" w16cid:durableId="1720470833">
-    <w:abstractNumId w:val="34"/>
+    <w:abstractNumId w:val="36"/>
   </w:num>
   <w:num w:numId="52" w16cid:durableId="1576083122">
     <w:abstractNumId w:val="5"/>
   </w:num>
   <w:num w:numId="53" w16cid:durableId="1227381207">
-    <w:abstractNumId w:val="51"/>
+    <w:abstractNumId w:val="53"/>
   </w:num>
   <w:num w:numId="54" w16cid:durableId="1440951124">
-    <w:abstractNumId w:val="55"/>
+    <w:abstractNumId w:val="58"/>
   </w:num>
   <w:num w:numId="55" w16cid:durableId="2017490470">
-    <w:abstractNumId w:val="60"/>
+    <w:abstractNumId w:val="63"/>
   </w:num>
   <w:num w:numId="56" w16cid:durableId="1041247984">
-    <w:abstractNumId w:val="68"/>
+    <w:abstractNumId w:val="71"/>
   </w:num>
   <w:num w:numId="57" w16cid:durableId="574702536">
-    <w:abstractNumId w:val="61"/>
+    <w:abstractNumId w:val="64"/>
   </w:num>
   <w:num w:numId="58" w16cid:durableId="926382268">
     <w:abstractNumId w:val="7"/>
   </w:num>
   <w:num w:numId="59" w16cid:durableId="1723362886">
-    <w:abstractNumId w:val="14"/>
+    <w:abstractNumId w:val="15"/>
   </w:num>
   <w:num w:numId="60" w16cid:durableId="1544168105">
-    <w:abstractNumId w:val="22"/>
+    <w:abstractNumId w:val="24"/>
   </w:num>
   <w:num w:numId="61" w16cid:durableId="851922070">
-    <w:abstractNumId w:val="53"/>
+    <w:abstractNumId w:val="55"/>
   </w:num>
   <w:num w:numId="62" w16cid:durableId="1888713505">
-    <w:abstractNumId w:val="46"/>
+    <w:abstractNumId w:val="48"/>
   </w:num>
   <w:num w:numId="63" w16cid:durableId="524825880">
-    <w:abstractNumId w:val="76"/>
+    <w:abstractNumId w:val="81"/>
   </w:num>
   <w:num w:numId="64" w16cid:durableId="472062100">
-    <w:abstractNumId w:val="11"/>
+    <w:abstractNumId w:val="12"/>
   </w:num>
   <w:num w:numId="65" w16cid:durableId="162166973">
-    <w:abstractNumId w:val="30"/>
+    <w:abstractNumId w:val="32"/>
   </w:num>
   <w:num w:numId="66" w16cid:durableId="34551845">
-    <w:abstractNumId w:val="45"/>
+    <w:abstractNumId w:val="47"/>
   </w:num>
   <w:num w:numId="67" w16cid:durableId="1194997002">
-    <w:abstractNumId w:val="28"/>
+    <w:abstractNumId w:val="30"/>
   </w:num>
   <w:num w:numId="68" w16cid:durableId="734937212">
     <w:abstractNumId w:val="4"/>
   </w:num>
   <w:num w:numId="69" w16cid:durableId="726730303">
-    <w:abstractNumId w:val="58"/>
+    <w:abstractNumId w:val="61"/>
   </w:num>
   <w:num w:numId="70" w16cid:durableId="1898736446">
-    <w:abstractNumId w:val="31"/>
+    <w:abstractNumId w:val="33"/>
   </w:num>
   <w:num w:numId="71" w16cid:durableId="596794012">
-    <w:abstractNumId w:val="74"/>
+    <w:abstractNumId w:val="79"/>
   </w:num>
   <w:num w:numId="72" w16cid:durableId="85929771">
-    <w:abstractNumId w:val="52"/>
+    <w:abstractNumId w:val="54"/>
   </w:num>
   <w:num w:numId="73" w16cid:durableId="2121219130">
-    <w:abstractNumId w:val="36"/>
+    <w:abstractNumId w:val="38"/>
   </w:num>
   <w:num w:numId="74" w16cid:durableId="1248535641">
     <w:abstractNumId w:val="6"/>
   </w:num>
   <w:num w:numId="75" w16cid:durableId="333997349">
-    <w:abstractNumId w:val="15"/>
+    <w:abstractNumId w:val="16"/>
   </w:num>
   <w:num w:numId="76" w16cid:durableId="358356658">
     <w:abstractNumId w:val="0"/>
   </w:num>
   <w:num w:numId="77" w16cid:durableId="1284969631">
-    <w:abstractNumId w:val="69"/>
+    <w:abstractNumId w:val="72"/>
   </w:num>
   <w:num w:numId="78" w16cid:durableId="1392852140">
-    <w:abstractNumId w:val="41"/>
+    <w:abstractNumId w:val="43"/>
+  </w:num>
+  <w:num w:numId="79" w16cid:durableId="1789205543">
+    <w:abstractNumId w:val="76"/>
+  </w:num>
+  <w:num w:numId="80" w16cid:durableId="2142575322">
+    <w:abstractNumId w:val="21"/>
+  </w:num>
+  <w:num w:numId="81" w16cid:durableId="594482247">
+    <w:abstractNumId w:val="56"/>
+  </w:num>
+  <w:num w:numId="82" w16cid:durableId="998770734">
+    <w:abstractNumId w:val="10"/>
+  </w:num>
+  <w:num w:numId="83" w16cid:durableId="2023975099">
+    <w:abstractNumId w:val="77"/>
   </w:num>
   <w:numIdMacAtCleanup w:val="78"/>
 </w:numbering>
@@ -22459,7 +22010,6 @@
   <w:style w:type="character" w:default="1" w:styleId="DefaultParagraphFont">
     <w:name w:val="Default Paragraph Font"/>
     <w:uiPriority w:val="1"/>
-    <w:semiHidden/>
     <w:unhideWhenUsed/>
   </w:style>
   <w:style w:type="table" w:default="1" w:styleId="TableNormal">
